--- a/MODELO_TCC2025.docx
+++ b/MODELO_TCC2025.docx
@@ -2204,7 +2204,7 @@
               <w:bCs/>
             </w:rPr>
           </w:r>
-          <w:hyperlink w:tooltip="#_Toc1" w:anchor="_Toc1" w:history="1">
+          <w:hyperlink w:tooltip="#_Toc9" w:anchor="_Toc9" w:history="1">
             <w:r>
               <w:rPr>
                 <w:rFonts w:ascii="Arial" w:hAnsi="Arial" w:eastAsia="Arial" w:cs="Arial"/>
@@ -2240,7 +2240,7 @@
             </w:r>
             <w:r>
               <w:fldChar w:fldCharType="begin"/>
-              <w:instrText xml:space="preserve">PAGEREF _Toc1 \h</w:instrText>
+              <w:instrText xml:space="preserve">PAGEREF _Toc9 \h</w:instrText>
               <w:fldChar w:fldCharType="separate"/>
               <w:t xml:space="preserve">4</w:t>
               <w:fldChar w:fldCharType="end"/>
@@ -2276,7 +2276,7 @@
             </w:rPr>
           </w:pPr>
           <w:r/>
-          <w:hyperlink w:tooltip="#_Toc2" w:anchor="_Toc2" w:history="1">
+          <w:hyperlink w:tooltip="#_Toc10" w:anchor="_Toc10" w:history="1">
             <w:r>
               <w:rPr>
                 <w:rFonts w:ascii="Arial" w:hAnsi="Arial" w:eastAsia="Arial" w:cs="Arial"/>
@@ -2316,7 +2316,7 @@
             </w:r>
             <w:r>
               <w:fldChar w:fldCharType="begin"/>
-              <w:instrText xml:space="preserve">PAGEREF _Toc2 \h</w:instrText>
+              <w:instrText xml:space="preserve">PAGEREF _Toc10 \h</w:instrText>
               <w:fldChar w:fldCharType="separate"/>
               <w:t xml:space="preserve">4</w:t>
               <w:fldChar w:fldCharType="end"/>
@@ -2348,7 +2348,7 @@
             </w:rPr>
           </w:pPr>
           <w:r/>
-          <w:hyperlink w:tooltip="#_Toc3" w:anchor="_Toc3" w:history="1">
+          <w:hyperlink w:tooltip="#_Toc11" w:anchor="_Toc11" w:history="1">
             <w:r>
               <w:rPr>
                 <w:rFonts w:ascii="Arial" w:hAnsi="Arial" w:eastAsia="Arial" w:cs="Arial"/>
@@ -2381,7 +2381,7 @@
             </w:r>
             <w:r>
               <w:fldChar w:fldCharType="begin"/>
-              <w:instrText xml:space="preserve">PAGEREF _Toc3 \h</w:instrText>
+              <w:instrText xml:space="preserve">PAGEREF _Toc11 \h</w:instrText>
               <w:fldChar w:fldCharType="separate"/>
               <w:t xml:space="preserve">5</w:t>
               <w:fldChar w:fldCharType="end"/>
@@ -2413,7 +2413,7 @@
             </w:rPr>
           </w:pPr>
           <w:r/>
-          <w:hyperlink w:tooltip="#_Toc4" w:anchor="_Toc4" w:history="1">
+          <w:hyperlink w:tooltip="#_Toc12" w:anchor="_Toc12" w:history="1">
             <w:r>
               <w:rPr>
                 <w:rFonts w:ascii="Arial" w:hAnsi="Arial" w:eastAsia="Arial" w:cs="Arial"/>
@@ -2433,7 +2433,7 @@
                 <w:rStyle w:val="920"/>
                 <w:b/>
               </w:rPr>
-              <w:t xml:space="preserve">Hipóteses</w:t>
+              <w:t xml:space="preserve">Metodologia</w:t>
             </w:r>
             <w:r>
               <w:rPr>
@@ -2446,9 +2446,9 @@
             </w:r>
             <w:r>
               <w:fldChar w:fldCharType="begin"/>
-              <w:instrText xml:space="preserve">PAGEREF _Toc4 \h</w:instrText>
+              <w:instrText xml:space="preserve">PAGEREF _Toc12 \h</w:instrText>
               <w:fldChar w:fldCharType="separate"/>
-              <w:t xml:space="preserve">5</w:t>
+              <w:t xml:space="preserve">6</w:t>
               <w:fldChar w:fldCharType="end"/>
             </w:r>
           </w:hyperlink>
@@ -2478,7 +2478,7 @@
             </w:rPr>
           </w:pPr>
           <w:r/>
-          <w:hyperlink w:tooltip="#_Toc5" w:anchor="_Toc5" w:history="1">
+          <w:hyperlink w:tooltip="#_Toc13" w:anchor="_Toc13" w:history="1">
             <w:r>
               <w:rPr>
                 <w:rFonts w:ascii="Arial" w:hAnsi="Arial" w:eastAsia="Arial" w:cs="Arial"/>
@@ -2518,9 +2518,9 @@
             </w:r>
             <w:r>
               <w:fldChar w:fldCharType="begin"/>
-              <w:instrText xml:space="preserve">PAGEREF _Toc5 \h</w:instrText>
+              <w:instrText xml:space="preserve">PAGEREF _Toc13 \h</w:instrText>
               <w:fldChar w:fldCharType="separate"/>
-              <w:t xml:space="preserve">5</w:t>
+              <w:t xml:space="preserve">6</w:t>
               <w:fldChar w:fldCharType="end"/>
             </w:r>
           </w:hyperlink>
@@ -2550,7 +2550,7 @@
             </w:rPr>
           </w:pPr>
           <w:r/>
-          <w:hyperlink w:tooltip="#_Toc6" w:anchor="_Toc6" w:history="1">
+          <w:hyperlink w:tooltip="#_Toc14" w:anchor="_Toc14" w:history="1">
             <w:r>
               <w:rPr>
                 <w:rFonts w:ascii="Arial" w:hAnsi="Arial" w:eastAsia="Arial" w:cs="Arial"/>
@@ -2590,9 +2590,9 @@
             </w:r>
             <w:r>
               <w:fldChar w:fldCharType="begin"/>
-              <w:instrText xml:space="preserve">PAGEREF _Toc6 \h</w:instrText>
+              <w:instrText xml:space="preserve">PAGEREF _Toc14 \h</w:instrText>
               <w:fldChar w:fldCharType="separate"/>
-              <w:t xml:space="preserve">5</w:t>
+              <w:t xml:space="preserve">6</w:t>
               <w:fldChar w:fldCharType="end"/>
             </w:r>
           </w:hyperlink>
@@ -2622,7 +2622,7 @@
             </w:rPr>
           </w:pPr>
           <w:r/>
-          <w:hyperlink w:tooltip="#_Toc7" w:anchor="_Toc7" w:history="1">
+          <w:hyperlink w:tooltip="#_Toc15" w:anchor="_Toc15" w:history="1">
             <w:r>
               <w:rPr>
                 <w:rFonts w:ascii="Arial" w:hAnsi="Arial" w:eastAsia="Arial" w:cs="Arial"/>
@@ -2662,9 +2662,9 @@
             </w:r>
             <w:r>
               <w:fldChar w:fldCharType="begin"/>
-              <w:instrText xml:space="preserve">PAGEREF _Toc7 \h</w:instrText>
+              <w:instrText xml:space="preserve">PAGEREF _Toc15 \h</w:instrText>
               <w:fldChar w:fldCharType="separate"/>
-              <w:t xml:space="preserve">5</w:t>
+              <w:t xml:space="preserve">6</w:t>
               <w:fldChar w:fldCharType="end"/>
             </w:r>
           </w:hyperlink>
@@ -2695,7 +2695,7 @@
             </w:rPr>
           </w:pPr>
           <w:r/>
-          <w:hyperlink w:tooltip="#_Toc8" w:anchor="_Toc8" w:history="1">
+          <w:hyperlink w:tooltip="#_Toc16" w:anchor="_Toc16" w:history="1">
             <w:r>
               <w:rPr>
                 <w:rFonts w:ascii="Arial" w:hAnsi="Arial" w:eastAsia="Arial" w:cs="Arial"/>
@@ -2715,7 +2715,7 @@
                 <w:rStyle w:val="920"/>
                 <w:b/>
               </w:rPr>
-              <w:t xml:space="preserve">Metodologia</w:t>
+              <w:t xml:space="preserve">Hipóteses</w:t>
             </w:r>
             <w:r>
               <w:rPr>
@@ -2729,9 +2729,9 @@
             </w:r>
             <w:r>
               <w:fldChar w:fldCharType="begin"/>
-              <w:instrText xml:space="preserve">PAGEREF _Toc8 \h</w:instrText>
+              <w:instrText xml:space="preserve">PAGEREF _Toc16 \h</w:instrText>
               <w:fldChar w:fldCharType="separate"/>
-              <w:t xml:space="preserve">5</w:t>
+              <w:t xml:space="preserve">6</w:t>
               <w:fldChar w:fldCharType="end"/>
             </w:r>
           </w:hyperlink>
@@ -2764,7 +2764,7 @@
             </w:rPr>
           </w:pPr>
           <w:r/>
-          <w:hyperlink w:tooltip="#_Toc9" w:anchor="_Toc9" w:history="1">
+          <w:hyperlink w:tooltip="#_Toc17" w:anchor="_Toc17" w:history="1">
             <w:r>
               <w:rPr>
                 <w:rFonts w:ascii="Arial" w:hAnsi="Arial" w:eastAsia="Arial" w:cs="Arial"/>
@@ -2797,9 +2797,9 @@
             </w:r>
             <w:r>
               <w:fldChar w:fldCharType="begin"/>
-              <w:instrText xml:space="preserve">PAGEREF _Toc9 \h</w:instrText>
+              <w:instrText xml:space="preserve">PAGEREF _Toc17 \h</w:instrText>
               <w:fldChar w:fldCharType="separate"/>
-              <w:t xml:space="preserve">6</w:t>
+              <w:t xml:space="preserve">7</w:t>
               <w:fldChar w:fldCharType="end"/>
             </w:r>
           </w:hyperlink>
@@ -2831,7 +2831,7 @@
             </w:rPr>
           </w:pPr>
           <w:r/>
-          <w:hyperlink w:tooltip="#_Toc10" w:anchor="_Toc10" w:history="1">
+          <w:hyperlink w:tooltip="#_Toc18" w:anchor="_Toc18" w:history="1">
             <w:r>
               <w:rPr>
                 <w:rFonts w:ascii="Arial" w:hAnsi="Arial" w:eastAsia="Arial" w:cs="Arial"/>
@@ -2865,9 +2865,9 @@
             </w:r>
             <w:r>
               <w:fldChar w:fldCharType="begin"/>
-              <w:instrText xml:space="preserve">PAGEREF _Toc10 \h</w:instrText>
+              <w:instrText xml:space="preserve">PAGEREF _Toc18 \h</w:instrText>
               <w:fldChar w:fldCharType="separate"/>
-              <w:t xml:space="preserve">7</w:t>
+              <w:t xml:space="preserve">8</w:t>
               <w:fldChar w:fldCharType="end"/>
             </w:r>
           </w:hyperlink>
@@ -2898,7 +2898,7 @@
             </w:rPr>
           </w:pPr>
           <w:r/>
-          <w:hyperlink w:tooltip="#_Toc11" w:anchor="_Toc11" w:history="1">
+          <w:hyperlink w:tooltip="#_Toc19" w:anchor="_Toc19" w:history="1">
             <w:r>
               <w:rPr>
                 <w:rStyle w:val="920"/>
@@ -2922,9 +2922,9 @@
             </w:r>
             <w:r>
               <w:fldChar w:fldCharType="begin"/>
-              <w:instrText xml:space="preserve">PAGEREF _Toc11 \h</w:instrText>
+              <w:instrText xml:space="preserve">PAGEREF _Toc19 \h</w:instrText>
               <w:fldChar w:fldCharType="separate"/>
-              <w:t xml:space="preserve">8</w:t>
+              <w:t xml:space="preserve">9</w:t>
               <w:fldChar w:fldCharType="end"/>
             </w:r>
           </w:hyperlink>
@@ -3834,7 +3834,7 @@
         </w:rPr>
       </w:pPr>
       <w:r/>
-      <w:bookmarkStart w:id="1" w:name="_Toc1"/>
+      <w:bookmarkStart w:id="9" w:name="_Toc9"/>
       <w:r>
         <w:rPr>
           <w:b/>
@@ -3855,7 +3855,7 @@
           <w14:ligatures w14:val="none"/>
         </w:rPr>
       </w:r>
-      <w:bookmarkEnd w:id="1"/>
+      <w:bookmarkEnd w:id="9"/>
       <w:r>
         <w:rPr>
           <w:b/>
@@ -3947,7 +3947,7 @@
         </w:rPr>
       </w:pPr>
       <w:r/>
-      <w:bookmarkStart w:id="2" w:name="_Toc2"/>
+      <w:bookmarkStart w:id="10" w:name="_Toc10"/>
       <w:r>
         <w:rPr>
           <w:b/>
@@ -3974,7 +3974,7 @@
           <w:szCs w:val="24"/>
         </w:rPr>
       </w:r>
-      <w:bookmarkEnd w:id="2"/>
+      <w:bookmarkEnd w:id="10"/>
       <w:r>
         <w:rPr>
           <w:b/>
@@ -4427,7 +4427,7 @@
         </w:rPr>
       </w:pPr>
       <w:r/>
-      <w:bookmarkStart w:id="3" w:name="_Toc3"/>
+      <w:bookmarkStart w:id="11" w:name="_Toc11"/>
       <w:r>
         <w:rPr>
           <w:b/>
@@ -4445,7 +4445,7 @@
           <w:szCs w:val="24"/>
         </w:rPr>
       </w:r>
-      <w:bookmarkEnd w:id="3"/>
+      <w:bookmarkEnd w:id="11"/>
       <w:r>
         <w:rPr>
           <w:b/>
@@ -4478,27 +4478,75 @@
         <w:pBdr/>
         <w:spacing w:line="360" w:lineRule="auto"/>
         <w:ind/>
-        <w:rPr>
-          <w:highlight w:val="none"/>
-        </w:rPr>
+        <w:rPr/>
       </w:pPr>
       <w:r>
         <w:tab/>
       </w:r>
       <w:r>
-        <w:t xml:space="preserve">C</w:t>
+        <w:t xml:space="preserve">Com as crescentes taxas do quadro de depressão e su</w:t>
       </w:r>
       <w:r>
-        <w:t xml:space="preserve">om as crescentes taxas do quadro de depressão e suas consequências na sociedade, esta passa a se tornar um motivo de discussão cada vez mais ocorrente em relação a saúde mental. Entretanto, apesar da maior visibilidade do tema nos últimos anos, como ressal</w:t>
+        <w:t xml:space="preserve">a</w:t>
       </w:r>
       <w:r>
-        <w:t xml:space="preserve">t</w:t>
+        <w:t xml:space="preserve">s consequências na sociedade, esta passa a se tornar um motivo de discussão cada vez mais recorrente em relação a saúde mental. Entretanto, apesar da maior visibilidade do tema nos últimos anos, como ressaltado anteriormente, ainda há dificuldades relacion</w:t>
       </w:r>
       <w:r>
-        <w:t xml:space="preserve">ado anteriormente, ainda há dificuldades relacionadas à conscientização, como a ignorância e a banalização acerca do assunto. Dessa forma, torna-se cada vez mais necessário uma abordagem atrativa, de modo que busque conscientizar e informar as pessoas sobr</w:t>
+        <w:t xml:space="preserve">adas à conscientização, como a ignorância e a banalização acerca do assunto. Dessa forma, torna-se cada vez mais necessária uma abordagem atrativa, de modo que busque conscientizar e informar as pessoas sobre esse transtorno psicológico</w:t>
+      </w:r>
+      <w:r/>
+    </w:p>
+    <w:p>
+      <w:pPr>
+        <w:pBdr/>
+        <w:spacing w:line="360" w:lineRule="auto"/>
+        <w:ind/>
+        <w:rPr>
+          <w:highlight w:val="none"/>
+        </w:rPr>
+      </w:pPr>
+      <w:r>
+        <w:tab/>
+        <w:t xml:space="preserve">Nesse contexto, os jogos eletrônic</w:t>
       </w:r>
       <w:r>
-        <w:t xml:space="preserve">e essa doença</w:t>
+        <w:t xml:space="preserve">os surgem como uma alternativa relevante como ferramenta de ensino. Um estudo realizado </w:t>
+      </w:r>
+      <w:r>
+        <w:t xml:space="preserve">em 2025 pela Pesquisa Game Brasil </w:t>
+      </w:r>
+      <w:r>
+        <w:t xml:space="preserve">revelou que</w:t>
+      </w:r>
+      <w:r>
+        <w:t xml:space="preserve">, entre 6282 pessoas, 82,8% dos entrevistados apresentaram o costume de jogar algum tipo de jogo virtual</w:t>
+      </w:r>
+      <w:r>
+        <w:t xml:space="preserve"> e</w:t>
+      </w:r>
+      <w:r>
+        <w:t xml:space="preserve">,</w:t>
+      </w:r>
+      <w:r>
+        <w:t xml:space="preserve"> </w:t>
+      </w:r>
+      <w:r>
+        <w:t xml:space="preserve">dentre eles,</w:t>
+      </w:r>
+      <w:r>
+        <w:t xml:space="preserve"> 86,7% dos entrevistados que são pertencentes à geração Z</w:t>
+      </w:r>
+      <w:r>
+        <w:t xml:space="preserve">, faixa etária que abrange dos 15 aos 29 anos, </w:t>
+      </w:r>
+      <w:r>
+        <w:t xml:space="preserve">afirmaram que jogam algum tipo de jogo virtual </w:t>
+      </w:r>
+      <w:r>
+        <w:rPr>
+          <w:highlight w:val="none"/>
+        </w:rPr>
       </w:r>
       <w:r>
         <w:rPr>
@@ -4520,7 +4568,36 @@
           <w:highlight w:val="none"/>
         </w:rPr>
         <w:tab/>
-        <w:t xml:space="preserve">Nesse contexto, os jogos eletrônicos surgem como uma alternativa viável. Um estudo realizado pela Pesquisa Game Brasil </w:t>
+        <w:t xml:space="preserve">Com o crescente interesse das gerações mais novas por videogames, a implementação de jogos virtuais tem sido debatida por diversos professores e pesquisadores. A </w:t>
+      </w:r>
+      <w:r>
+        <w:rPr>
+          <w:highlight w:val="none"/>
+        </w:rPr>
+        <w:t xml:space="preserve">mestranda do </w:t>
+      </w:r>
+      <w:r>
+        <w:rPr>
+          <w:highlight w:val="none"/>
+        </w:rPr>
+        <w:t xml:space="preserve">Programa de Pós-graduação em Ensino de Ciências e Matemática da FURB</w:t>
+      </w:r>
+      <w:r>
+        <w:rPr>
+          <w:highlight w:val="none"/>
+        </w:rPr>
+        <w:t xml:space="preserve"> Priscila Baumgartel </w:t>
+      </w:r>
+      <w:r>
+        <w:rPr>
+          <w:highlight w:val="none"/>
+        </w:rPr>
+        <w:t xml:space="preserve">realizou uma pesquisa acerca das vantagens do uso de jogos como metodologia de ensino da Matemática e concluiu: </w:t>
+      </w:r>
+      <w:r>
+        <w:rPr>
+          <w:highlight w:val="none"/>
+        </w:rPr>
       </w:r>
       <w:r>
         <w:rPr>
@@ -4533,21 +4610,199 @@
         <w:pBdr/>
         <w:spacing w:line="360" w:lineRule="auto"/>
         <w:ind/>
-        <w:rPr/>
+        <w:rPr>
+          <w:highlight w:val="none"/>
+        </w:rPr>
       </w:pPr>
       <w:r>
         <w:rPr>
           <w:highlight w:val="none"/>
         </w:rPr>
-        <w:tab/>
-        <w:t xml:space="preserve">Escrever sobre pq fazer um jogo (relacionar faixa etária q joga com que tem depressão + pq escolher fazer um rpg)</w:t>
       </w:r>
       <w:r>
         <w:rPr>
           <w:highlight w:val="none"/>
         </w:rPr>
       </w:r>
+      <w:r>
+        <w:rPr>
+          <w:highlight w:val="none"/>
+        </w:rPr>
+      </w:r>
+    </w:p>
+    <w:p>
+      <w:pPr>
+        <w:pBdr/>
+        <w:spacing w:line="240" w:lineRule="auto"/>
+        <w:ind w:right="0" w:firstLine="0" w:left="2160"/>
+        <w:jc w:val="both"/>
+        <w:rPr>
+          <w:sz w:val="20"/>
+          <w:szCs w:val="20"/>
+          <w:highlight w:val="none"/>
+        </w:rPr>
+      </w:pPr>
+      <w:r>
+        <w:rPr>
+          <w:sz w:val="20"/>
+          <w:szCs w:val="16"/>
+          <w:highlight w:val="none"/>
+        </w:rPr>
+        <w:t xml:space="preserve">“</w:t>
+      </w:r>
+      <w:r>
+        <w:rPr>
+          <w:sz w:val="20"/>
+          <w:szCs w:val="16"/>
+        </w:rPr>
+        <w:t xml:space="preserve">Os jogos inseridos no contexto escolar propiciam o desenvolvimento de habilidades, bem como auxiliam no processo de aprendizagem de conceitos matemáticos, permitindo um caminho de construção do conhecimento que vai da imaginação à abstração de ideias, medi</w:t>
+      </w:r>
+      <w:r>
+        <w:rPr>
+          <w:sz w:val="20"/>
+          <w:szCs w:val="16"/>
+        </w:rPr>
+        <w:t xml:space="preserve">adas pela resolução de problemas. Dessa forma, vislumbra-se a contribuição dos jogos, enquanto metodologia de ensino, para modificação do cenário atual, em que a Matemática ainda é motivo de aversão por parte dos estudantes.” </w:t>
+      </w:r>
+      <w:r>
+        <w:rPr>
+          <w:sz w:val="20"/>
+          <w:szCs w:val="16"/>
+          <w:highlight w:val="none"/>
+        </w:rPr>
+        <w:t xml:space="preserve">(BAUMGARTEL, 2016, p. 7)</w:t>
+      </w:r>
+      <w:r>
+        <w:rPr>
+          <w:sz w:val="20"/>
+          <w:szCs w:val="20"/>
+          <w:highlight w:val="none"/>
+        </w:rPr>
+      </w:r>
+      <w:r>
+        <w:rPr>
+          <w:sz w:val="20"/>
+          <w:szCs w:val="20"/>
+          <w:highlight w:val="none"/>
+        </w:rPr>
+      </w:r>
+    </w:p>
+    <w:p>
+      <w:pPr>
+        <w:pBdr/>
+        <w:spacing w:line="360" w:lineRule="auto"/>
+        <w:ind/>
+        <w:jc w:val="both"/>
+        <w:rPr>
+          <w:sz w:val="24"/>
+          <w:szCs w:val="24"/>
+          <w:highlight w:val="none"/>
+        </w:rPr>
+      </w:pPr>
+      <w:r>
+        <w:rPr>
+          <w:sz w:val="24"/>
+          <w:szCs w:val="20"/>
+          <w:highlight w:val="none"/>
+        </w:rPr>
+      </w:r>
+      <w:r>
+        <w:rPr>
+          <w:sz w:val="24"/>
+          <w:szCs w:val="24"/>
+          <w:highlight w:val="none"/>
+        </w:rPr>
+      </w:r>
+      <w:r>
+        <w:rPr>
+          <w:sz w:val="24"/>
+          <w:szCs w:val="24"/>
+          <w:highlight w:val="none"/>
+        </w:rPr>
+      </w:r>
+    </w:p>
+    <w:p>
+      <w:pPr>
+        <w:pBdr/>
+        <w:spacing w:line="360" w:lineRule="auto"/>
+        <w:ind w:firstLine="708"/>
+        <w:rPr/>
+      </w:pPr>
+      <w:r>
+        <w:rPr>
+          <w:highlight w:val="none"/>
+        </w:rPr>
+        <w:t xml:space="preserve">Embora o estudo de Baumgartel seja voltado ao ensino matemático, seus resultados demonstram a capacidade dos jogos virtuais enquanto ferramentas de ensino, auxiliando no</w:t>
+      </w:r>
+      <w:r>
+        <w:rPr>
+          <w:highlight w:val="none"/>
+        </w:rPr>
+        <w:t xml:space="preserve"> engajamento, estimulando a resolução de problemas e a construção do conhecimento, características que podem ser aplicadas a outras áreas do conhecimento e à conscientização sobre temas sociais</w:t>
+      </w:r>
+      <w:r>
+        <w:rPr>
+          <w:highlight w:val="none"/>
+        </w:rPr>
+      </w:r>
       <w:r/>
+    </w:p>
+    <w:p>
+      <w:pPr>
+        <w:pBdr/>
+        <w:spacing w:line="360" w:lineRule="auto"/>
+        <w:ind w:firstLine="708"/>
+        <w:rPr>
+          <w:highlight w:val="none"/>
+        </w:rPr>
+      </w:pPr>
+      <w:r>
+        <w:t xml:space="preserve">Dentre os diversos gêneros d</w:t>
+      </w:r>
+      <w:r>
+        <w:t xml:space="preserve">e jogos</w:t>
+      </w:r>
+      <w:r>
+        <w:t xml:space="preserve">, </w:t>
+      </w:r>
+      <w:r>
+        <w:t xml:space="preserve">o RPG, sigla para </w:t>
+      </w:r>
+      <w:r>
+        <w:rPr>
+          <w:i/>
+        </w:rPr>
+        <w:t xml:space="preserve">Role-</w:t>
+      </w:r>
+      <w:r>
+        <w:rPr>
+          <w:i/>
+        </w:rPr>
+        <w:t xml:space="preserve">Playing</w:t>
+      </w:r>
+      <w:r>
+        <w:rPr>
+          <w:i/>
+        </w:rPr>
+        <w:t xml:space="preserve"> Game</w:t>
+      </w:r>
+      <w:r>
+        <w:t xml:space="preserve">, destaca-se por sua habilidade de combinar uma narrativa não linear com mecânicas de jogo, de maneira a contribuir para a imersão do jogo. Dessa forma, o desenvolvimento de </w:t>
+      </w:r>
+      <w:r>
+        <w:t xml:space="preserve">um jogo de RPG com foco </w:t>
+      </w:r>
+      <w:r>
+        <w:t xml:space="preserve">na abordagem de transtornos e questões relacionadas à saúde mental</w:t>
+      </w:r>
+      <w:r>
+        <w:t xml:space="preserve"> apresenta-se como uma possível alternativa para conscientizar os jogadores e fazê-los refletir sobre o assunto de forma envolvente, contribuindo para o debate sobre saúde mental</w:t>
+      </w:r>
+      <w:r>
+        <w:rPr>
+          <w:highlight w:val="none"/>
+        </w:rPr>
+      </w:r>
     </w:p>
     <w:p>
       <w:pPr>
@@ -4577,7 +4832,8 @@
         </w:rPr>
       </w:pPr>
       <w:r/>
-      <w:bookmarkStart w:id="4" w:name="_Toc4"/>
+      <w:bookmarkStart w:id="12" w:name="_Toc12"/>
+      <w:r/>
       <w:r>
         <w:rPr>
           <w:b/>
@@ -4585,8 +4841,9 @@
           <w:sz w:val="24"/>
           <w:szCs w:val="24"/>
         </w:rPr>
-        <w:t xml:space="preserve">Hipóteses</w:t>
+        <w:t xml:space="preserve">Metodologia</w:t>
       </w:r>
+      <w:bookmarkEnd w:id="12"/>
       <w:r>
         <w:rPr>
           <w:b/>
@@ -4595,7 +4852,6 @@
           <w:szCs w:val="24"/>
         </w:rPr>
       </w:r>
-      <w:bookmarkEnd w:id="4"/>
       <w:r>
         <w:rPr>
           <w:b/>
@@ -4604,26 +4860,48 @@
           <w:szCs w:val="24"/>
         </w:rPr>
       </w:r>
+    </w:p>
+    <w:p>
+      <w:pPr>
+        <w:pBdr/>
+        <w:spacing w:line="360" w:lineRule="auto"/>
+        <w:ind/>
+        <w:rPr/>
+      </w:pPr>
+      <w:r/>
+      <w:r/>
+    </w:p>
+    <w:p>
+      <w:pPr>
+        <w:pBdr/>
+        <w:spacing w:line="360" w:lineRule="auto"/>
+        <w:ind/>
+        <w:rPr/>
+      </w:pPr>
       <w:r>
-        <w:rPr>
-          <w:b/>
-          <w:color w:val="000000" w:themeColor="text1"/>
-          <w:sz w:val="24"/>
-          <w:szCs w:val="24"/>
+        <w:tab/>
+        <w:t xml:space="preserve">Pesquisa </w:t>
+      </w:r>
+      <w:r>
+        <w:rPr>
+          <w:highlight w:val="none"/>
         </w:rPr>
       </w:r>
     </w:p>
     <w:p>
       <w:pPr>
-        <w:pBdr/>
-        <w:spacing/>
-        <w:ind/>
-        <w:rPr>
-          <w:highlight w:val="none"/>
-        </w:rPr>
+        <w:pStyle w:val="940"/>
+        <w:numPr>
+          <w:ilvl w:val="0"/>
+          <w:numId w:val="11"/>
+        </w:numPr>
+        <w:pBdr/>
+        <w:spacing w:line="360" w:lineRule="auto"/>
+        <w:ind/>
+        <w:rPr/>
       </w:pPr>
       <w:r>
-        <w:tab/>
+        <w:t xml:space="preserve">exploratória (?)</w:t>
       </w:r>
       <w:r>
         <w:rPr>
@@ -4633,8 +4911,36 @@
     </w:p>
     <w:p>
       <w:pPr>
-        <w:pBdr/>
-        <w:spacing/>
+        <w:pStyle w:val="940"/>
+        <w:numPr>
+          <w:ilvl w:val="0"/>
+          <w:numId w:val="11"/>
+        </w:numPr>
+        <w:pBdr/>
+        <w:spacing w:line="360" w:lineRule="auto"/>
+        <w:ind/>
+        <w:rPr>
+          <w:highlight w:val="none"/>
+        </w:rPr>
+      </w:pPr>
+      <w:r>
+        <w:t xml:space="preserve"> quali-quantitativa </w:t>
+      </w:r>
+      <w:r>
+        <w:rPr>
+          <w:highlight w:val="none"/>
+        </w:rPr>
+      </w:r>
+    </w:p>
+    <w:p>
+      <w:pPr>
+        <w:pStyle w:val="940"/>
+        <w:numPr>
+          <w:ilvl w:val="0"/>
+          <w:numId w:val="11"/>
+        </w:numPr>
+        <w:pBdr/>
+        <w:spacing w:line="360" w:lineRule="auto"/>
         <w:ind/>
         <w:rPr/>
       </w:pPr>
@@ -4642,8 +4948,97 @@
         <w:rPr>
           <w:highlight w:val="none"/>
         </w:rPr>
+        <w:t xml:space="preserve">aplicada</w:t>
+      </w:r>
+      <w:r>
+        <w:rPr>
+          <w:highlight w:val="none"/>
+        </w:rPr>
+      </w:r>
+    </w:p>
+    <w:p>
+      <w:pPr>
+        <w:pStyle w:val="940"/>
+        <w:numPr>
+          <w:ilvl w:val="0"/>
+          <w:numId w:val="11"/>
+        </w:numPr>
+        <w:pBdr/>
+        <w:spacing w:line="360" w:lineRule="auto"/>
+        <w:ind/>
+        <w:rPr/>
+      </w:pPr>
+      <w:r>
+        <w:t xml:space="preserve">bibliográfica </w:t>
+      </w:r>
+      <w:r>
+        <w:rPr>
+          <w:highlight w:val="none"/>
+        </w:rPr>
+      </w:r>
+    </w:p>
+    <w:p>
+      <w:pPr>
+        <w:pStyle w:val="940"/>
+        <w:numPr>
+          <w:ilvl w:val="0"/>
+          <w:numId w:val="11"/>
+        </w:numPr>
+        <w:pBdr/>
+        <w:spacing w:line="360" w:lineRule="auto"/>
+        <w:ind/>
+        <w:rPr>
+          <w:highlight w:val="none"/>
+        </w:rPr>
+      </w:pPr>
+      <w:r/>
+      <w:r>
+        <w:rPr>
+          <w:highlight w:val="none"/>
+        </w:rPr>
+        <w:t xml:space="preserve">de campo</w:t>
+      </w:r>
+      <w:r/>
+      <w:r/>
+    </w:p>
+    <w:p>
+      <w:pPr>
+        <w:pStyle w:val="940"/>
+        <w:numPr>
+          <w:ilvl w:val="0"/>
+          <w:numId w:val="11"/>
+        </w:numPr>
+        <w:pBdr/>
+        <w:spacing w:line="360" w:lineRule="auto"/>
+        <w:ind/>
+        <w:rPr>
+          <w:highlight w:val="none"/>
+        </w:rPr>
+      </w:pPr>
+      <w:r>
+        <w:rPr>
+          <w:highlight w:val="none"/>
+        </w:rPr>
+        <w:t xml:space="preserve">levantamento</w:t>
+      </w:r>
+      <w:r>
+        <w:rPr>
+          <w:highlight w:val="none"/>
+        </w:rPr>
+      </w:r>
+    </w:p>
+    <w:p>
+      <w:pPr>
+        <w:pBdr/>
+        <w:spacing w:line="360" w:lineRule="auto"/>
+        <w:ind/>
+        <w:rPr/>
+      </w:pPr>
+      <w:r>
+        <w:rPr>
+          <w:highlight w:val="none"/>
+        </w:rPr>
         <w:tab/>
-        <w:t xml:space="preserve">Ao menos conscientizar sobre o assunto, de forma a ressaltar a gravidade dele</w:t>
       </w:r>
       <w:r>
         <w:rPr>
@@ -4680,7 +5075,7 @@
         </w:rPr>
       </w:pPr>
       <w:r/>
-      <w:bookmarkStart w:id="5" w:name="_Toc5"/>
+      <w:bookmarkStart w:id="13" w:name="_Toc13"/>
       <w:r>
         <w:rPr>
           <w:b/>
@@ -4707,7 +5102,7 @@
           <w:szCs w:val="24"/>
         </w:rPr>
       </w:r>
-      <w:bookmarkEnd w:id="5"/>
+      <w:bookmarkEnd w:id="13"/>
       <w:r>
         <w:rPr>
           <w:b/>
@@ -4753,7 +5148,7 @@
         </w:rPr>
       </w:pPr>
       <w:r/>
-      <w:bookmarkStart w:id="6" w:name="_Toc6"/>
+      <w:bookmarkStart w:id="14" w:name="_Toc14"/>
       <w:r>
         <w:rPr>
           <w:b/>
@@ -4780,7 +5175,7 @@
           <w:szCs w:val="24"/>
         </w:rPr>
       </w:r>
-      <w:bookmarkEnd w:id="6"/>
+      <w:bookmarkEnd w:id="14"/>
       <w:r>
         <w:rPr>
           <w:b/>
@@ -4826,6 +5221,11 @@
           <w:highlight w:val="none"/>
         </w:rPr>
       </w:r>
+      <w:r>
+        <w:rPr>
+          <w:highlight w:val="none"/>
+        </w:rPr>
+      </w:r>
     </w:p>
     <w:p>
       <w:pPr>
@@ -4864,7 +5264,7 @@
         </w:rPr>
       </w:pPr>
       <w:r/>
-      <w:bookmarkStart w:id="7" w:name="_Toc7"/>
+      <w:bookmarkStart w:id="15" w:name="_Toc15"/>
       <w:r>
         <w:rPr>
           <w:b/>
@@ -4891,7 +5291,7 @@
           <w:szCs w:val="24"/>
         </w:rPr>
       </w:r>
-      <w:bookmarkEnd w:id="7"/>
+      <w:bookmarkEnd w:id="15"/>
       <w:r>
         <w:rPr>
           <w:b/>
@@ -4912,7 +5312,17 @@
     <w:p>
       <w:pPr>
         <w:pBdr/>
-        <w:spacing/>
+        <w:spacing w:line="360" w:lineRule="auto"/>
+        <w:ind/>
+        <w:rPr/>
+      </w:pPr>
+      <w:r/>
+      <w:r/>
+    </w:p>
+    <w:p>
+      <w:pPr>
+        <w:pBdr/>
+        <w:spacing w:line="360" w:lineRule="auto"/>
         <w:ind/>
         <w:rPr/>
       </w:pPr>
@@ -4951,7 +5361,8 @@
         </w:rPr>
       </w:pPr>
       <w:r/>
-      <w:bookmarkStart w:id="8" w:name="_Toc8"/>
+      <w:bookmarkStart w:id="16" w:name="_Toc16"/>
+      <w:r/>
       <w:r>
         <w:rPr>
           <w:b/>
@@ -4959,8 +5370,9 @@
           <w:sz w:val="24"/>
           <w:szCs w:val="24"/>
         </w:rPr>
-        <w:t xml:space="preserve">Metodologia</w:t>
+        <w:t xml:space="preserve">Hipóteses</w:t>
       </w:r>
+      <w:bookmarkEnd w:id="16"/>
       <w:r>
         <w:rPr>
           <w:b/>
@@ -4970,7 +5382,6 @@
           <w:szCs w:val="24"/>
         </w:rPr>
       </w:r>
-      <w:bookmarkEnd w:id="8"/>
       <w:r>
         <w:rPr>
           <w:b/>
@@ -4980,15 +5391,6 @@
           <w:szCs w:val="24"/>
         </w:rPr>
       </w:r>
-      <w:r>
-        <w:rPr>
-          <w:b/>
-          <w:bCs/>
-          <w:color w:val="000000" w:themeColor="text1"/>
-          <w:sz w:val="24"/>
-          <w:szCs w:val="24"/>
-        </w:rPr>
-      </w:r>
     </w:p>
     <w:p>
       <w:pPr>
@@ -5030,7 +5432,12 @@
           <w:bCs/>
         </w:rPr>
         <w:tab/>
-        <w:t xml:space="preserve">Oq caralhos é metodologia?</w:t>
+      </w:r>
+      <w:r>
+        <w:rPr>
+          <w:highlight w:val="none"/>
+        </w:rPr>
+        <w:t xml:space="preserve">Ao menos conscientizar sobre o assunto, de forma a ressaltar a gravidade dele</w:t>
       </w:r>
       <w:r>
         <w:rPr>
@@ -5267,7 +5674,7 @@
         </w:rPr>
       </w:pPr>
       <w:r/>
-      <w:bookmarkStart w:id="9" w:name="_Toc9"/>
+      <w:bookmarkStart w:id="17" w:name="_Toc17"/>
       <w:r>
         <w:rPr>
           <w:b/>
@@ -5285,7 +5692,7 @@
           <w:szCs w:val="24"/>
         </w:rPr>
       </w:r>
-      <w:bookmarkEnd w:id="9"/>
+      <w:bookmarkEnd w:id="17"/>
       <w:r>
         <w:rPr>
           <w:b/>
@@ -5336,7 +5743,7 @@
         <w:spacing w:after="0" w:line="360" w:lineRule="auto"/>
         <w:ind/>
         <w:rPr>
-          <w:bCs/>
+          <w:highlight w:val="none"/>
         </w:rPr>
       </w:pPr>
       <w:r>
@@ -5359,6 +5766,52 @@
       <w:r>
         <w:rPr>
           <w:bCs/>
+        </w:rPr>
+      </w:r>
+    </w:p>
+    <w:p>
+      <w:pPr>
+        <w:pStyle w:val="945"/>
+        <w:pBdr/>
+        <w:spacing w:after="0" w:line="360" w:lineRule="auto"/>
+        <w:ind/>
+        <w:rPr>
+          <w:highlight w:val="none"/>
+        </w:rPr>
+      </w:pPr>
+      <w:r>
+        <w:rPr>
+          <w:bCs/>
+          <w:highlight w:val="none"/>
+        </w:rPr>
+      </w:r>
+      <w:r>
+        <w:rPr>
+          <w:bCs/>
+          <w:highlight w:val="none"/>
+        </w:rPr>
+      </w:r>
+    </w:p>
+    <w:p>
+      <w:pPr>
+        <w:pStyle w:val="945"/>
+        <w:pBdr/>
+        <w:spacing w:after="0" w:line="360" w:lineRule="auto"/>
+        <w:ind/>
+        <w:rPr/>
+      </w:pPr>
+      <w:r>
+        <w:rPr>
+          <w:bCs/>
+          <w:highlight w:val="none"/>
+        </w:rPr>
+        <w:tab/>
+        <w:t xml:space="preserve">Sério, o que a gente tem que colocar no desenvolvimento?</w:t>
+      </w:r>
+      <w:r>
+        <w:rPr>
+          <w:bCs/>
+          <w:highlight w:val="none"/>
         </w:rPr>
       </w:r>
     </w:p>
@@ -5405,7 +5858,7 @@
         </w:rPr>
       </w:pPr>
       <w:r/>
-      <w:bookmarkStart w:id="10" w:name="_Toc10"/>
+      <w:bookmarkStart w:id="18" w:name="_Toc18"/>
       <w:r>
         <w:rPr>
           <w:b/>
@@ -5424,7 +5877,7 @@
           <w:szCs w:val="24"/>
         </w:rPr>
       </w:r>
-      <w:bookmarkEnd w:id="10"/>
+      <w:bookmarkEnd w:id="18"/>
       <w:r>
         <w:rPr>
           <w:b/>
@@ -5786,7 +6239,7 @@
         </w:rPr>
       </w:pPr>
       <w:r/>
-      <w:bookmarkStart w:id="11" w:name="_Toc11"/>
+      <w:bookmarkStart w:id="19" w:name="_Toc19"/>
       <w:r>
         <w:rPr>
           <w:b/>
@@ -5804,7 +6257,7 @@
           <w:szCs w:val="24"/>
         </w:rPr>
       </w:r>
-      <w:bookmarkEnd w:id="11"/>
+      <w:bookmarkEnd w:id="19"/>
       <w:r>
         <w:rPr>
           <w:b/>
@@ -5829,9 +6282,7 @@
         <w:spacing w:after="0" w:line="360" w:lineRule="auto"/>
         <w:ind/>
         <w:jc w:val="left"/>
-        <w:rPr>
-          <w:bCs/>
-        </w:rPr>
+        <w:rPr/>
       </w:pPr>
       <w:r>
         <w:rPr>
@@ -5843,8 +6294,41 @@
           <w:bCs/>
         </w:rPr>
       </w:r>
+      <w:r/>
+    </w:p>
+    <w:p>
+      <w:pPr>
+        <w:pStyle w:val="945"/>
+        <w:pBdr/>
+        <w:spacing w:after="0" w:line="360" w:lineRule="auto"/>
+        <w:ind/>
+        <w:jc w:val="left"/>
+        <w:rPr>
+          <w:b/>
+          <w:bCs/>
+        </w:rPr>
+      </w:pPr>
       <w:r>
         <w:rPr>
+          <w:bCs/>
+        </w:rPr>
+      </w:r>
+      <w:r>
+        <w:rPr>
+          <w:b/>
+          <w:bCs/>
+        </w:rPr>
+        <w:t xml:space="preserve">REVISAR AS FONTES, PORQUE EU TENHO QUASE CERTEZA QUE COLOQUEI ELAS ERRADO</w:t>
+      </w:r>
+      <w:r>
+        <w:rPr>
+          <w:b/>
+          <w:bCs/>
+        </w:rPr>
+      </w:r>
+      <w:r>
+        <w:rPr>
+          <w:b/>
           <w:bCs/>
         </w:rPr>
       </w:r>
@@ -6080,6 +6564,13 @@
           <w:sz w:val="22"/>
           <w:szCs w:val="22"/>
         </w:rPr>
+      </w:r>
+      <w:commentRangeStart w:id="0"/>
+      <w:r>
+        <w:rPr>
+          <w:sz w:val="22"/>
+          <w:szCs w:val="22"/>
+        </w:rPr>
         <w:t xml:space="preserve">BRASIL. Ministério da Saúde.</w:t>
       </w:r>
       <w:r>
@@ -6144,6 +6635,10 @@
           <w:highlight w:val="none"/>
         </w:rPr>
       </w:r>
+      <w:commentRangeEnd w:id="0"/>
+      <w:r>
+        <w:commentReference w:id="0"/>
+      </w:r>
       <w:r>
         <w:rPr>
           <w:b/>
@@ -6153,6 +6648,15 @@
           <w:highlight w:val="none"/>
         </w:rPr>
       </w:r>
+      <w:r>
+        <w:rPr>
+          <w:b/>
+          <w:bCs/>
+          <w:sz w:val="22"/>
+          <w:szCs w:val="22"/>
+          <w:highlight w:val="none"/>
+        </w:rPr>
+      </w:r>
     </w:p>
     <w:p>
       <w:pPr>
@@ -6711,6 +7215,7 @@
         <w:rPr>
           <w:b w:val="0"/>
           <w:bCs w:val="0"/>
+          <w:i w:val="0"/>
           <w:sz w:val="22"/>
           <w:szCs w:val="22"/>
           <w:highlight w:val="none"/>
@@ -6725,6 +7230,7 @@
           <w:highlight w:val="none"/>
         </w:rPr>
       </w:r>
+      <w:commentRangeStart w:id="1"/>
       <w:r>
         <w:rPr>
           <w:b w:val="0"/>
@@ -6733,74 +7239,8 @@
           <w:szCs w:val="22"/>
           <w:highlight w:val="none"/>
         </w:rPr>
+        <w:t xml:space="preserve">BAUMGARTEL, Priscila. </w:t>
       </w:r>
-      <w:r>
-        <w:rPr>
-          <w:b w:val="0"/>
-          <w:bCs w:val="0"/>
-          <w:sz w:val="22"/>
-          <w:szCs w:val="22"/>
-          <w:highlight w:val="none"/>
-        </w:rPr>
-      </w:r>
-    </w:p>
-    <w:p>
-      <w:pPr>
-        <w:pStyle w:val="948"/>
-        <w:pBdr/>
-        <w:spacing w:after="0" w:line="360" w:lineRule="auto"/>
-        <w:ind/>
-        <w:jc w:val="left"/>
-        <w:rPr>
-          <w:b w:val="0"/>
-          <w:bCs w:val="0"/>
-          <w:sz w:val="22"/>
-          <w:szCs w:val="22"/>
-          <w:highlight w:val="none"/>
-        </w:rPr>
-      </w:pPr>
-      <w:r>
-        <w:rPr>
-          <w:b w:val="0"/>
-          <w:bCs w:val="0"/>
-          <w:sz w:val="22"/>
-          <w:szCs w:val="22"/>
-          <w:highlight w:val="none"/>
-        </w:rPr>
-      </w:r>
-      <w:r>
-        <w:rPr>
-          <w:b w:val="0"/>
-          <w:bCs w:val="0"/>
-          <w:sz w:val="22"/>
-          <w:szCs w:val="22"/>
-          <w:highlight w:val="none"/>
-        </w:rPr>
-      </w:r>
-      <w:r>
-        <w:rPr>
-          <w:b w:val="0"/>
-          <w:bCs w:val="0"/>
-          <w:sz w:val="22"/>
-          <w:szCs w:val="22"/>
-          <w:highlight w:val="none"/>
-        </w:rPr>
-      </w:r>
-    </w:p>
-    <w:p>
-      <w:pPr>
-        <w:pStyle w:val="948"/>
-        <w:pBdr/>
-        <w:spacing w:after="0" w:line="360" w:lineRule="auto"/>
-        <w:ind/>
-        <w:jc w:val="left"/>
-        <w:rPr>
-          <w:b/>
-          <w:bCs/>
-          <w:sz w:val="22"/>
-          <w:szCs w:val="22"/>
-        </w:rPr>
-      </w:pPr>
       <w:r>
         <w:rPr>
           <w:b/>
@@ -6809,6 +7249,7 @@
           <w:szCs w:val="22"/>
           <w:highlight w:val="none"/>
         </w:rPr>
+        <w:t xml:space="preserve">O uso de jogos como metodologia de ensino da Matemática</w:t>
       </w:r>
       <w:r>
         <w:rPr>
@@ -6816,182 +7257,100 @@
           <w:bCs/>
           <w:sz w:val="22"/>
           <w:szCs w:val="22"/>
-        </w:rPr>
+          <w:highlight w:val="none"/>
+        </w:rPr>
+        <w:t xml:space="preserve">. </w:t>
       </w:r>
       <w:r>
         <w:rPr>
-          <w:b/>
-          <w:bCs/>
-          <w:sz w:val="22"/>
-          <w:szCs w:val="22"/>
-        </w:rPr>
-      </w:r>
-    </w:p>
-    <w:p>
-      <w:pPr>
-        <w:pStyle w:val="948"/>
-        <w:pBdr/>
-        <w:spacing w:after="0" w:line="360" w:lineRule="auto"/>
-        <w:ind/>
-        <w:jc w:val="left"/>
-        <w:rPr>
-          <w:sz w:val="22"/>
-          <w:szCs w:val="22"/>
-        </w:rPr>
-      </w:pPr>
-      <w:r>
-        <w:rPr>
+          <w:b w:val="0"/>
+          <w:bCs w:val="0"/>
+          <w:i/>
+          <w:iCs/>
           <w:sz w:val="22"/>
           <w:szCs w:val="22"/>
           <w:highlight w:val="none"/>
         </w:rPr>
+        <w:t xml:space="preserve">In: </w:t>
       </w:r>
       <w:r>
         <w:rPr>
-          <w:sz w:val="22"/>
-          <w:szCs w:val="22"/>
-        </w:rPr>
-      </w:r>
-      <w:r>
-        <w:rPr>
-          <w:sz w:val="22"/>
-          <w:szCs w:val="22"/>
-        </w:rPr>
-      </w:r>
-    </w:p>
-    <w:p>
-      <w:pPr>
-        <w:pStyle w:val="948"/>
-        <w:pBdr/>
-        <w:spacing w:after="0" w:line="360" w:lineRule="auto"/>
-        <w:ind/>
-        <w:jc w:val="left"/>
-        <w:rPr>
-          <w:sz w:val="22"/>
-          <w:szCs w:val="22"/>
-        </w:rPr>
-      </w:pPr>
-      <w:r>
-        <w:rPr>
+          <w:b w:val="0"/>
+          <w:bCs w:val="0"/>
+          <w:i w:val="0"/>
+          <w:iCs w:val="0"/>
           <w:sz w:val="22"/>
           <w:szCs w:val="22"/>
           <w:highlight w:val="none"/>
         </w:rPr>
+        <w:t xml:space="preserve">Encontro Brasileiro de Estudantes de Pós-Graduação em Educação Matemática, 20., 2016, Curitiba. </w:t>
       </w:r>
       <w:r>
         <w:rPr>
+          <w:b/>
+          <w:bCs/>
+          <w:i w:val="0"/>
+          <w:iCs w:val="0"/>
           <w:sz w:val="22"/>
           <w:szCs w:val="22"/>
-        </w:rPr>
+          <w:highlight w:val="none"/>
+        </w:rPr>
+        <w:t xml:space="preserve">Anais</w:t>
       </w:r>
       <w:r>
         <w:rPr>
+          <w:b/>
+          <w:bCs/>
+          <w:i w:val="0"/>
           <w:sz w:val="22"/>
           <w:szCs w:val="22"/>
-        </w:rPr>
+          <w:highlight w:val="none"/>
+        </w:rPr>
+        <w:t xml:space="preserve"> [...]. </w:t>
       </w:r>
-    </w:p>
-    <w:p>
-      <w:pPr>
-        <w:pStyle w:val="948"/>
-        <w:pBdr/>
-        <w:spacing w:after="0" w:line="360" w:lineRule="auto"/>
-        <w:ind/>
-        <w:jc w:val="left"/>
-        <w:rPr>
+      <w:r>
+        <w:rPr>
+          <w:b w:val="0"/>
+          <w:bCs w:val="0"/>
+          <w:i w:val="0"/>
           <w:sz w:val="22"/>
           <w:szCs w:val="22"/>
-        </w:rPr>
-      </w:pPr>
+          <w:highlight w:val="none"/>
+        </w:rPr>
+        <w:t xml:space="preserve">Curitiba: EBRAPEM, 2016</w:t>
+      </w:r>
       <w:r>
         <w:rPr>
+          <w:b w:val="0"/>
+          <w:bCs w:val="0"/>
+          <w:i w:val="0"/>
           <w:sz w:val="22"/>
           <w:szCs w:val="22"/>
-        </w:rPr>
+          <w:highlight w:val="none"/>
+        </w:rPr>
+      </w:r>
+      <w:commentRangeEnd w:id="1"/>
+      <w:r>
+        <w:commentReference w:id="1"/>
       </w:r>
       <w:r>
         <w:rPr>
+          <w:b w:val="0"/>
+          <w:bCs w:val="0"/>
+          <w:i w:val="0"/>
           <w:sz w:val="22"/>
           <w:szCs w:val="22"/>
+          <w:highlight w:val="none"/>
         </w:rPr>
       </w:r>
       <w:r>
         <w:rPr>
+          <w:b w:val="0"/>
+          <w:bCs w:val="0"/>
+          <w:i w:val="0"/>
           <w:sz w:val="22"/>
           <w:szCs w:val="22"/>
-        </w:rPr>
-      </w:r>
-    </w:p>
-    <w:p>
-      <w:pPr>
-        <w:pStyle w:val="945"/>
-        <w:pBdr/>
-        <w:spacing w:after="0" w:line="360" w:lineRule="auto"/>
-        <w:ind/>
-        <w:jc w:val="left"/>
-        <w:rPr>
-          <w:bCs/>
-          <w:sz w:val="22"/>
-          <w:szCs w:val="22"/>
-        </w:rPr>
-      </w:pPr>
-      <w:r>
-        <w:rPr>
-          <w:bCs/>
-          <w:sz w:val="22"/>
-          <w:szCs w:val="22"/>
-        </w:rPr>
-      </w:r>
-      <w:r>
-        <w:rPr>
-          <w:bCs/>
-          <w:sz w:val="22"/>
-          <w:szCs w:val="22"/>
-        </w:rPr>
-      </w:r>
-      <w:r>
-        <w:rPr>
-          <w:bCs/>
-          <w:sz w:val="22"/>
-          <w:szCs w:val="22"/>
-        </w:rPr>
-      </w:r>
-    </w:p>
-    <w:p>
-      <w:pPr>
-        <w:pBdr/>
-        <w:spacing w:line="360" w:lineRule="auto"/>
-        <w:ind/>
-        <w:jc w:val="left"/>
-        <w:rPr>
-          <w:rFonts w:cs="Arial"/>
-          <w:bCs/>
-          <w:sz w:val="22"/>
-          <w:szCs w:val="22"/>
-        </w:rPr>
-      </w:pPr>
-      <w:r>
-        <w:rPr>
-          <w:rFonts w:cs="Arial"/>
-          <w:bCs/>
-          <w:sz w:val="22"/>
-          <w:szCs w:val="22"/>
-        </w:rPr>
-      </w:r>
-      <w:r>
-        <w:rPr>
-          <w:rFonts w:cs="Arial"/>
-          <w:bCs/>
-          <w:sz w:val="22"/>
-          <w:szCs w:val="22"/>
-        </w:rPr>
-      </w:r>
-      <w:r>
-        <w:rPr>
-          <w:rFonts w:cs="Arial"/>
-          <w:bCs/>
-          <w:sz w:val="22"/>
-          <w:szCs w:val="22"/>
+          <w:highlight w:val="none"/>
         </w:rPr>
       </w:r>
     </w:p>
@@ -7007,6 +7366,64 @@
     </w:sectPr>
   </w:body>
 </w:document>
+</file>
+
+<file path=word/comments.xml><?xml version="1.0" encoding="utf-8"?>
+<w:comments xmlns:wpc="http://schemas.microsoft.com/office/word/2010/wordprocessingCanvas" xmlns:mc="http://schemas.openxmlformats.org/markup-compatibility/2006" xmlns:o="urn:schemas-microsoft-com:office:office" xmlns:r="http://schemas.openxmlformats.org/officeDocument/2006/relationships" xmlns:m="http://schemas.openxmlformats.org/officeDocument/2006/math" xmlns:v="urn:schemas-microsoft-com:vml" xmlns:wp14="http://schemas.microsoft.com/office/word/2010/wordprocessingDrawing" xmlns:wp="http://schemas.openxmlformats.org/drawingml/2006/wordprocessingDrawing" xmlns:w10="urn:schemas-microsoft-com:office:word" xmlns:w="http://schemas.openxmlformats.org/wordprocessingml/2006/main" xmlns:w14="http://schemas.microsoft.com/office/word/2010/wordml" xmlns:w15="http://schemas.microsoft.com/office/word/2012/wordml" xmlns:wpg="http://schemas.microsoft.com/office/word/2010/wordprocessingGroup" xmlns:wpi="http://schemas.microsoft.com/office/word/2010/wordprocessingInk" xmlns:wne="http://schemas.microsoft.com/office/word/2006/wordml" xmlns:wps="http://schemas.microsoft.com/office/word/2010/wordprocessingShape" mc:Ignorable="w14 w15 wp14">
+  <w:comment w:id="1" w:author="Gabriel" w:date="2026-06-02T00:14:25Z" w:initials="G">
+    <w:p>
+      <w:pPr>
+        <w:spacing w:line="240" w:after="0" w:lineRule="auto" w:before="0"/>
+        <w:ind w:firstLine="0" w:left="0" w:right="0"/>
+        <w:jc w:val="left"/>
+      </w:pPr>
+      <w:r>
+        <w:rPr>
+          <w:rFonts w:eastAsia="Arial" w:ascii="Arial" w:hAnsi="Arial" w:cs="Arial"/>
+          <w:sz w:val="22"/>
+        </w:rPr>
+        <w:t xml:space="preserve">eu não sei oque diabos é esse trabalho. Na real, eu não sei nada sobre nenhum desses trabalhos. Eu odeio fazer tcc</w:t>
+      </w:r>
+    </w:p>
+  </w:comment>
+  <w:comment w:id="0" w:author="Gabriel" w:date="2026-06-02T00:14:43Z" w:initials="G">
+    <w:p>
+      <w:pPr>
+        <w:spacing w:line="240" w:after="0" w:lineRule="auto" w:before="0"/>
+        <w:ind w:firstLine="0" w:left="0" w:right="0"/>
+        <w:jc w:val="left"/>
+      </w:pPr>
+      <w:r>
+        <w:rPr>
+          <w:rFonts w:eastAsia="Arial" w:ascii="Arial" w:hAnsi="Arial" w:cs="Arial"/>
+          <w:sz w:val="22"/>
+        </w:rPr>
+        <w:t xml:space="preserve">perguntar depois</w:t>
+      </w:r>
+    </w:p>
+  </w:comment>
+</w:comments>
+</file>
+
+<file path=word/commentsExtended.xml><?xml version="1.0" encoding="utf-8"?>
+<w15:commentsEx xmlns:wpc="http://schemas.microsoft.com/office/word/2010/wordprocessingCanvas" xmlns:mc="http://schemas.openxmlformats.org/markup-compatibility/2006" xmlns:o="urn:schemas-microsoft-com:office:office" xmlns:r="http://schemas.openxmlformats.org/officeDocument/2006/relationships" xmlns:m="http://schemas.openxmlformats.org/officeDocument/2006/math" xmlns:v="urn:schemas-microsoft-com:vml" xmlns:wp14="http://schemas.microsoft.com/office/word/2010/wordprocessingDrawing" xmlns:wp="http://schemas.openxmlformats.org/drawingml/2006/wordprocessingDrawing" xmlns:w10="urn:schemas-microsoft-com:office:word" xmlns:w="http://schemas.openxmlformats.org/wordprocessingml/2006/main" xmlns:w14="http://schemas.microsoft.com/office/word/2010/wordml" xmlns:w15="http://schemas.microsoft.com/office/word/2012/wordml" xmlns:wpg="http://schemas.microsoft.com/office/word/2010/wordprocessingGroup" xmlns:wpi="http://schemas.microsoft.com/office/word/2010/wordprocessingInk" xmlns:wne="http://schemas.microsoft.com/office/word/2006/wordml" xmlns:wps="http://schemas.microsoft.com/office/word/2010/wordprocessingShape" mc:Ignorable="w14 w15 wp14">
+  <w15:commentEx w15:paraId="00000001" w15:done="0"/>
+  <w15:commentEx w15:paraId="00000002" w15:done="0"/>
+</w15:commentsEx>
+</file>
+
+<file path=word/commentsExtensible.xml><?xml version="1.0" encoding="utf-8"?>
+<w16cex:commentsExtensible xmlns:wpc="http://schemas.microsoft.com/office/word/2010/wordprocessingCanvas" xmlns:cx="http://schemas.microsoft.com/office/drawing/2014/chartex" xmlns:cx1="http://schemas.microsoft.com/office/drawing/2015/9/8/chartex" xmlns:cx2="http://schemas.microsoft.com/office/drawing/2015/10/21/chartex" xmlns:cx3="http://schemas.microsoft.com/office/drawing/2016/5/9/chartex" xmlns:cx4="http://schemas.microsoft.com/office/drawing/2016/5/10/chartex" xmlns:cx5="http://schemas.microsoft.com/office/drawing/2016/5/11/chartex" xmlns:cx6="http://schemas.microsoft.com/office/drawing/2016/5/12/chartex" xmlns:cx7="http://schemas.microsoft.com/office/drawing/2016/5/13/chartex" xmlns:cx8="http://schemas.microsoft.com/office/drawing/2016/5/14/chartex" xmlns:mc="http://schemas.openxmlformats.org/markup-compatibility/2006" xmlns:aink="http://schemas.microsoft.com/office/drawing/2016/ink" xmlns:am3d="http://schemas.microsoft.com/office/drawing/2017/model3d" xmlns:o="urn:schemas-microsoft-com:office:office" xmlns:r="http://schemas.openxmlformats.org/officeDocument/2006/relationships" xmlns:m="http://schemas.openxmlformats.org/officeDocument/2006/math" xmlns:v="urn:schemas-microsoft-com:vml" xmlns:wp14="http://schemas.microsoft.com/office/word/2010/wordprocessingDrawing" xmlns:wp="http://schemas.openxmlformats.org/drawingml/2006/wordprocessingDrawing" xmlns:w10="urn:schemas-microsoft-com:office:word" xmlns:w="http://schemas.openxmlformats.org/wordprocessingml/2006/main" xmlns:w14="http://schemas.microsoft.com/office/word/2010/wordml" xmlns:w15="http://schemas.microsoft.com/office/word/2012/wordml" xmlns:w16cex="http://schemas.microsoft.com/office/word/2018/wordml/cex" xmlns:w16cid="http://schemas.microsoft.com/office/word/2016/wordml/cid" xmlns:w16="http://schemas.microsoft.com/office/word/2018/wordml" xmlns:w16se="http://schemas.microsoft.com/office/word/2015/wordml/symex" xmlns:wpg="http://schemas.microsoft.com/office/word/2010/wordprocessingGroup" xmlns:wpi="http://schemas.microsoft.com/office/word/2010/wordprocessingInk" xmlns:wne="http://schemas.microsoft.com/office/word/2006/wordml" xmlns:wps="http://schemas.microsoft.com/office/word/2010/wordprocessingShape" mc:Ignorable="w14 w15 w16se w16cid w16 w16cex wp14">
+  <w16cex:commentExtensible w16cex:durableId="38976F18" w16cex:dateUtc="2026-06-02T03:14:25Z"/>
+  <w16cex:commentExtensible w16cex:durableId="08FDA455" w16cex:dateUtc="2026-06-02T03:14:43Z"/>
+</w16cex:commentsExtensible>
+</file>
+
+<file path=word/commentsIds.xml><?xml version="1.0" encoding="utf-8"?>
+<w16cid:commentsIds xmlns:mc="http://schemas.openxmlformats.org/markup-compatibility/2006" xmlns:w16cid="http://schemas.microsoft.com/office/word/2016/wordml/cid" mc:Ignorable="w16cid">
+  <w16cid:commentId w16cid:paraId="00000001" w16cid:durableId="38976F18"/>
+  <w16cid:commentId w16cid:paraId="00000002" w16cid:durableId="08FDA455"/>
+</w16cid:commentsIds>
 </file>
 
 <file path=word/endnotes.xml><?xml version="1.0" encoding="utf-8"?>
@@ -7966,6 +8383,736 @@
       <w:suff w:val="tab"/>
     </w:lvl>
   </w:abstractNum>
+  <w:abstractNum w:abstractNumId="6">
+    <w:lvl w:ilvl="0">
+      <w:isLgl w:val="false"/>
+      <w:lvlJc w:val="left"/>
+      <w:lvlText w:val="·"/>
+      <w:numFmt w:val="bullet"/>
+      <w:pPr>
+        <w:pBdr/>
+        <w:spacing/>
+        <w:ind w:hanging="360" w:left="720"/>
+      </w:pPr>
+      <w:rPr>
+        <w:rFonts w:hint="default" w:ascii="Symbol" w:hAnsi="Symbol" w:eastAsia="Symbol" w:cs="Symbol"/>
+      </w:rPr>
+      <w:start w:val="1"/>
+      <w:suff w:val="tab"/>
+    </w:lvl>
+    <w:lvl w:ilvl="1">
+      <w:isLgl w:val="false"/>
+      <w:lvlJc w:val="left"/>
+      <w:lvlText w:val="o"/>
+      <w:numFmt w:val="bullet"/>
+      <w:pPr>
+        <w:pBdr/>
+        <w:spacing/>
+        <w:ind w:hanging="360" w:left="1440"/>
+      </w:pPr>
+      <w:rPr>
+        <w:rFonts w:hint="default" w:ascii="Courier New" w:hAnsi="Courier New" w:eastAsia="Courier New" w:cs="Courier New"/>
+      </w:rPr>
+      <w:start w:val="1"/>
+      <w:suff w:val="tab"/>
+    </w:lvl>
+    <w:lvl w:ilvl="2">
+      <w:isLgl w:val="false"/>
+      <w:lvlJc w:val="left"/>
+      <w:lvlText w:val="§"/>
+      <w:numFmt w:val="bullet"/>
+      <w:pPr>
+        <w:pBdr/>
+        <w:spacing/>
+        <w:ind w:hanging="360" w:left="2160"/>
+      </w:pPr>
+      <w:rPr>
+        <w:rFonts w:hint="default" w:ascii="Wingdings" w:hAnsi="Wingdings" w:eastAsia="Wingdings" w:cs="Wingdings"/>
+      </w:rPr>
+      <w:start w:val="1"/>
+      <w:suff w:val="tab"/>
+    </w:lvl>
+    <w:lvl w:ilvl="3">
+      <w:isLgl w:val="false"/>
+      <w:lvlJc w:val="left"/>
+      <w:lvlText w:val="·"/>
+      <w:numFmt w:val="bullet"/>
+      <w:pPr>
+        <w:pBdr/>
+        <w:spacing/>
+        <w:ind w:hanging="360" w:left="2880"/>
+      </w:pPr>
+      <w:rPr>
+        <w:rFonts w:hint="default" w:ascii="Symbol" w:hAnsi="Symbol" w:eastAsia="Symbol" w:cs="Symbol"/>
+      </w:rPr>
+      <w:start w:val="1"/>
+      <w:suff w:val="tab"/>
+    </w:lvl>
+    <w:lvl w:ilvl="4">
+      <w:isLgl w:val="false"/>
+      <w:lvlJc w:val="left"/>
+      <w:lvlText w:val="o"/>
+      <w:numFmt w:val="bullet"/>
+      <w:pPr>
+        <w:pBdr/>
+        <w:spacing/>
+        <w:ind w:hanging="360" w:left="3600"/>
+      </w:pPr>
+      <w:rPr>
+        <w:rFonts w:hint="default" w:ascii="Courier New" w:hAnsi="Courier New" w:eastAsia="Courier New" w:cs="Courier New"/>
+      </w:rPr>
+      <w:start w:val="1"/>
+      <w:suff w:val="tab"/>
+    </w:lvl>
+    <w:lvl w:ilvl="5">
+      <w:isLgl w:val="false"/>
+      <w:lvlJc w:val="left"/>
+      <w:lvlText w:val="§"/>
+      <w:numFmt w:val="bullet"/>
+      <w:pPr>
+        <w:pBdr/>
+        <w:spacing/>
+        <w:ind w:hanging="360" w:left="4320"/>
+      </w:pPr>
+      <w:rPr>
+        <w:rFonts w:hint="default" w:ascii="Wingdings" w:hAnsi="Wingdings" w:eastAsia="Wingdings" w:cs="Wingdings"/>
+      </w:rPr>
+      <w:start w:val="1"/>
+      <w:suff w:val="tab"/>
+    </w:lvl>
+    <w:lvl w:ilvl="6">
+      <w:isLgl w:val="false"/>
+      <w:lvlJc w:val="left"/>
+      <w:lvlText w:val="·"/>
+      <w:numFmt w:val="bullet"/>
+      <w:pPr>
+        <w:pBdr/>
+        <w:spacing/>
+        <w:ind w:hanging="360" w:left="5040"/>
+      </w:pPr>
+      <w:rPr>
+        <w:rFonts w:hint="default" w:ascii="Symbol" w:hAnsi="Symbol" w:eastAsia="Symbol" w:cs="Symbol"/>
+      </w:rPr>
+      <w:start w:val="1"/>
+      <w:suff w:val="tab"/>
+    </w:lvl>
+    <w:lvl w:ilvl="7">
+      <w:isLgl w:val="false"/>
+      <w:lvlJc w:val="left"/>
+      <w:lvlText w:val="o"/>
+      <w:numFmt w:val="bullet"/>
+      <w:pPr>
+        <w:pBdr/>
+        <w:spacing/>
+        <w:ind w:hanging="360" w:left="5760"/>
+      </w:pPr>
+      <w:rPr>
+        <w:rFonts w:hint="default" w:ascii="Courier New" w:hAnsi="Courier New" w:eastAsia="Courier New" w:cs="Courier New"/>
+      </w:rPr>
+      <w:start w:val="1"/>
+      <w:suff w:val="tab"/>
+    </w:lvl>
+    <w:lvl w:ilvl="8">
+      <w:isLgl w:val="false"/>
+      <w:lvlJc w:val="left"/>
+      <w:lvlText w:val="§"/>
+      <w:numFmt w:val="bullet"/>
+      <w:pPr>
+        <w:pBdr/>
+        <w:spacing/>
+        <w:ind w:hanging="360" w:left="6480"/>
+      </w:pPr>
+      <w:rPr>
+        <w:rFonts w:hint="default" w:ascii="Wingdings" w:hAnsi="Wingdings" w:eastAsia="Wingdings" w:cs="Wingdings"/>
+      </w:rPr>
+      <w:start w:val="1"/>
+      <w:suff w:val="tab"/>
+    </w:lvl>
+  </w:abstractNum>
+  <w:abstractNum w:abstractNumId="7">
+    <w:lvl w:ilvl="0">
+      <w:isLgl w:val="false"/>
+      <w:lvlJc w:val="left"/>
+      <w:lvlText w:val="·"/>
+      <w:numFmt w:val="bullet"/>
+      <w:pPr>
+        <w:pBdr/>
+        <w:spacing/>
+        <w:ind w:hanging="360" w:left="720"/>
+      </w:pPr>
+      <w:rPr>
+        <w:rFonts w:hint="default" w:ascii="Symbol" w:hAnsi="Symbol" w:eastAsia="Symbol" w:cs="Symbol"/>
+      </w:rPr>
+      <w:start w:val="1"/>
+      <w:suff w:val="tab"/>
+    </w:lvl>
+    <w:lvl w:ilvl="1">
+      <w:isLgl w:val="false"/>
+      <w:lvlJc w:val="left"/>
+      <w:lvlText w:val="o"/>
+      <w:numFmt w:val="bullet"/>
+      <w:pPr>
+        <w:pBdr/>
+        <w:spacing/>
+        <w:ind w:hanging="360" w:left="1440"/>
+      </w:pPr>
+      <w:rPr>
+        <w:rFonts w:hint="default" w:ascii="Courier New" w:hAnsi="Courier New" w:eastAsia="Courier New" w:cs="Courier New"/>
+      </w:rPr>
+      <w:start w:val="1"/>
+      <w:suff w:val="tab"/>
+    </w:lvl>
+    <w:lvl w:ilvl="2">
+      <w:isLgl w:val="false"/>
+      <w:lvlJc w:val="left"/>
+      <w:lvlText w:val="§"/>
+      <w:numFmt w:val="bullet"/>
+      <w:pPr>
+        <w:pBdr/>
+        <w:spacing/>
+        <w:ind w:hanging="360" w:left="2160"/>
+      </w:pPr>
+      <w:rPr>
+        <w:rFonts w:hint="default" w:ascii="Wingdings" w:hAnsi="Wingdings" w:eastAsia="Wingdings" w:cs="Wingdings"/>
+      </w:rPr>
+      <w:start w:val="1"/>
+      <w:suff w:val="tab"/>
+    </w:lvl>
+    <w:lvl w:ilvl="3">
+      <w:isLgl w:val="false"/>
+      <w:lvlJc w:val="left"/>
+      <w:lvlText w:val="·"/>
+      <w:numFmt w:val="bullet"/>
+      <w:pPr>
+        <w:pBdr/>
+        <w:spacing/>
+        <w:ind w:hanging="360" w:left="2880"/>
+      </w:pPr>
+      <w:rPr>
+        <w:rFonts w:hint="default" w:ascii="Symbol" w:hAnsi="Symbol" w:eastAsia="Symbol" w:cs="Symbol"/>
+      </w:rPr>
+      <w:start w:val="1"/>
+      <w:suff w:val="tab"/>
+    </w:lvl>
+    <w:lvl w:ilvl="4">
+      <w:isLgl w:val="false"/>
+      <w:lvlJc w:val="left"/>
+      <w:lvlText w:val="o"/>
+      <w:numFmt w:val="bullet"/>
+      <w:pPr>
+        <w:pBdr/>
+        <w:spacing/>
+        <w:ind w:hanging="360" w:left="3600"/>
+      </w:pPr>
+      <w:rPr>
+        <w:rFonts w:hint="default" w:ascii="Courier New" w:hAnsi="Courier New" w:eastAsia="Courier New" w:cs="Courier New"/>
+      </w:rPr>
+      <w:start w:val="1"/>
+      <w:suff w:val="tab"/>
+    </w:lvl>
+    <w:lvl w:ilvl="5">
+      <w:isLgl w:val="false"/>
+      <w:lvlJc w:val="left"/>
+      <w:lvlText w:val="§"/>
+      <w:numFmt w:val="bullet"/>
+      <w:pPr>
+        <w:pBdr/>
+        <w:spacing/>
+        <w:ind w:hanging="360" w:left="4320"/>
+      </w:pPr>
+      <w:rPr>
+        <w:rFonts w:hint="default" w:ascii="Wingdings" w:hAnsi="Wingdings" w:eastAsia="Wingdings" w:cs="Wingdings"/>
+      </w:rPr>
+      <w:start w:val="1"/>
+      <w:suff w:val="tab"/>
+    </w:lvl>
+    <w:lvl w:ilvl="6">
+      <w:isLgl w:val="false"/>
+      <w:lvlJc w:val="left"/>
+      <w:lvlText w:val="·"/>
+      <w:numFmt w:val="bullet"/>
+      <w:pPr>
+        <w:pBdr/>
+        <w:spacing/>
+        <w:ind w:hanging="360" w:left="5040"/>
+      </w:pPr>
+      <w:rPr>
+        <w:rFonts w:hint="default" w:ascii="Symbol" w:hAnsi="Symbol" w:eastAsia="Symbol" w:cs="Symbol"/>
+      </w:rPr>
+      <w:start w:val="1"/>
+      <w:suff w:val="tab"/>
+    </w:lvl>
+    <w:lvl w:ilvl="7">
+      <w:isLgl w:val="false"/>
+      <w:lvlJc w:val="left"/>
+      <w:lvlText w:val="o"/>
+      <w:numFmt w:val="bullet"/>
+      <w:pPr>
+        <w:pBdr/>
+        <w:spacing/>
+        <w:ind w:hanging="360" w:left="5760"/>
+      </w:pPr>
+      <w:rPr>
+        <w:rFonts w:hint="default" w:ascii="Courier New" w:hAnsi="Courier New" w:eastAsia="Courier New" w:cs="Courier New"/>
+      </w:rPr>
+      <w:start w:val="1"/>
+      <w:suff w:val="tab"/>
+    </w:lvl>
+    <w:lvl w:ilvl="8">
+      <w:isLgl w:val="false"/>
+      <w:lvlJc w:val="left"/>
+      <w:lvlText w:val="§"/>
+      <w:numFmt w:val="bullet"/>
+      <w:pPr>
+        <w:pBdr/>
+        <w:spacing/>
+        <w:ind w:hanging="360" w:left="6480"/>
+      </w:pPr>
+      <w:rPr>
+        <w:rFonts w:hint="default" w:ascii="Wingdings" w:hAnsi="Wingdings" w:eastAsia="Wingdings" w:cs="Wingdings"/>
+      </w:rPr>
+      <w:start w:val="1"/>
+      <w:suff w:val="tab"/>
+    </w:lvl>
+  </w:abstractNum>
+  <w:abstractNum w:abstractNumId="8">
+    <w:lvl w:ilvl="0">
+      <w:isLgl w:val="false"/>
+      <w:lvlJc w:val="left"/>
+      <w:lvlText w:val="·"/>
+      <w:numFmt w:val="bullet"/>
+      <w:pPr>
+        <w:pBdr/>
+        <w:spacing/>
+        <w:ind w:hanging="360" w:left="720"/>
+      </w:pPr>
+      <w:rPr>
+        <w:rFonts w:hint="default" w:ascii="Symbol" w:hAnsi="Symbol" w:eastAsia="Symbol" w:cs="Symbol"/>
+      </w:rPr>
+      <w:start w:val="1"/>
+      <w:suff w:val="tab"/>
+    </w:lvl>
+    <w:lvl w:ilvl="1">
+      <w:isLgl w:val="false"/>
+      <w:lvlJc w:val="left"/>
+      <w:lvlText w:val="o"/>
+      <w:numFmt w:val="bullet"/>
+      <w:pPr>
+        <w:pBdr/>
+        <w:spacing/>
+        <w:ind w:hanging="360" w:left="1440"/>
+      </w:pPr>
+      <w:rPr>
+        <w:rFonts w:hint="default" w:ascii="Courier New" w:hAnsi="Courier New" w:eastAsia="Courier New" w:cs="Courier New"/>
+      </w:rPr>
+      <w:start w:val="1"/>
+      <w:suff w:val="tab"/>
+    </w:lvl>
+    <w:lvl w:ilvl="2">
+      <w:isLgl w:val="false"/>
+      <w:lvlJc w:val="left"/>
+      <w:lvlText w:val="§"/>
+      <w:numFmt w:val="bullet"/>
+      <w:pPr>
+        <w:pBdr/>
+        <w:spacing/>
+        <w:ind w:hanging="360" w:left="2160"/>
+      </w:pPr>
+      <w:rPr>
+        <w:rFonts w:hint="default" w:ascii="Wingdings" w:hAnsi="Wingdings" w:eastAsia="Wingdings" w:cs="Wingdings"/>
+      </w:rPr>
+      <w:start w:val="1"/>
+      <w:suff w:val="tab"/>
+    </w:lvl>
+    <w:lvl w:ilvl="3">
+      <w:isLgl w:val="false"/>
+      <w:lvlJc w:val="left"/>
+      <w:lvlText w:val="·"/>
+      <w:numFmt w:val="bullet"/>
+      <w:pPr>
+        <w:pBdr/>
+        <w:spacing/>
+        <w:ind w:hanging="360" w:left="2880"/>
+      </w:pPr>
+      <w:rPr>
+        <w:rFonts w:hint="default" w:ascii="Symbol" w:hAnsi="Symbol" w:eastAsia="Symbol" w:cs="Symbol"/>
+      </w:rPr>
+      <w:start w:val="1"/>
+      <w:suff w:val="tab"/>
+    </w:lvl>
+    <w:lvl w:ilvl="4">
+      <w:isLgl w:val="false"/>
+      <w:lvlJc w:val="left"/>
+      <w:lvlText w:val="o"/>
+      <w:numFmt w:val="bullet"/>
+      <w:pPr>
+        <w:pBdr/>
+        <w:spacing/>
+        <w:ind w:hanging="360" w:left="3600"/>
+      </w:pPr>
+      <w:rPr>
+        <w:rFonts w:hint="default" w:ascii="Courier New" w:hAnsi="Courier New" w:eastAsia="Courier New" w:cs="Courier New"/>
+      </w:rPr>
+      <w:start w:val="1"/>
+      <w:suff w:val="tab"/>
+    </w:lvl>
+    <w:lvl w:ilvl="5">
+      <w:isLgl w:val="false"/>
+      <w:lvlJc w:val="left"/>
+      <w:lvlText w:val="§"/>
+      <w:numFmt w:val="bullet"/>
+      <w:pPr>
+        <w:pBdr/>
+        <w:spacing/>
+        <w:ind w:hanging="360" w:left="4320"/>
+      </w:pPr>
+      <w:rPr>
+        <w:rFonts w:hint="default" w:ascii="Wingdings" w:hAnsi="Wingdings" w:eastAsia="Wingdings" w:cs="Wingdings"/>
+      </w:rPr>
+      <w:start w:val="1"/>
+      <w:suff w:val="tab"/>
+    </w:lvl>
+    <w:lvl w:ilvl="6">
+      <w:isLgl w:val="false"/>
+      <w:lvlJc w:val="left"/>
+      <w:lvlText w:val="·"/>
+      <w:numFmt w:val="bullet"/>
+      <w:pPr>
+        <w:pBdr/>
+        <w:spacing/>
+        <w:ind w:hanging="360" w:left="5040"/>
+      </w:pPr>
+      <w:rPr>
+        <w:rFonts w:hint="default" w:ascii="Symbol" w:hAnsi="Symbol" w:eastAsia="Symbol" w:cs="Symbol"/>
+      </w:rPr>
+      <w:start w:val="1"/>
+      <w:suff w:val="tab"/>
+    </w:lvl>
+    <w:lvl w:ilvl="7">
+      <w:isLgl w:val="false"/>
+      <w:lvlJc w:val="left"/>
+      <w:lvlText w:val="o"/>
+      <w:numFmt w:val="bullet"/>
+      <w:pPr>
+        <w:pBdr/>
+        <w:spacing/>
+        <w:ind w:hanging="360" w:left="5760"/>
+      </w:pPr>
+      <w:rPr>
+        <w:rFonts w:hint="default" w:ascii="Courier New" w:hAnsi="Courier New" w:eastAsia="Courier New" w:cs="Courier New"/>
+      </w:rPr>
+      <w:start w:val="1"/>
+      <w:suff w:val="tab"/>
+    </w:lvl>
+    <w:lvl w:ilvl="8">
+      <w:isLgl w:val="false"/>
+      <w:lvlJc w:val="left"/>
+      <w:lvlText w:val="§"/>
+      <w:numFmt w:val="bullet"/>
+      <w:pPr>
+        <w:pBdr/>
+        <w:spacing/>
+        <w:ind w:hanging="360" w:left="6480"/>
+      </w:pPr>
+      <w:rPr>
+        <w:rFonts w:hint="default" w:ascii="Wingdings" w:hAnsi="Wingdings" w:eastAsia="Wingdings" w:cs="Wingdings"/>
+      </w:rPr>
+      <w:start w:val="1"/>
+      <w:suff w:val="tab"/>
+    </w:lvl>
+  </w:abstractNum>
+  <w:abstractNum w:abstractNumId="9">
+    <w:lvl w:ilvl="0">
+      <w:isLgl w:val="false"/>
+      <w:lvlJc w:val="left"/>
+      <w:lvlText w:val="·"/>
+      <w:numFmt w:val="bullet"/>
+      <w:pPr>
+        <w:pBdr/>
+        <w:spacing/>
+        <w:ind w:hanging="360" w:left="720"/>
+      </w:pPr>
+      <w:rPr>
+        <w:rFonts w:hint="default" w:ascii="Symbol" w:hAnsi="Symbol" w:eastAsia="Symbol" w:cs="Symbol"/>
+      </w:rPr>
+      <w:start w:val="1"/>
+      <w:suff w:val="tab"/>
+    </w:lvl>
+    <w:lvl w:ilvl="1">
+      <w:isLgl w:val="false"/>
+      <w:lvlJc w:val="left"/>
+      <w:lvlText w:val="o"/>
+      <w:numFmt w:val="bullet"/>
+      <w:pPr>
+        <w:pBdr/>
+        <w:spacing/>
+        <w:ind w:hanging="360" w:left="1440"/>
+      </w:pPr>
+      <w:rPr>
+        <w:rFonts w:hint="default" w:ascii="Courier New" w:hAnsi="Courier New" w:eastAsia="Courier New" w:cs="Courier New"/>
+      </w:rPr>
+      <w:start w:val="1"/>
+      <w:suff w:val="tab"/>
+    </w:lvl>
+    <w:lvl w:ilvl="2">
+      <w:isLgl w:val="false"/>
+      <w:lvlJc w:val="left"/>
+      <w:lvlText w:val="§"/>
+      <w:numFmt w:val="bullet"/>
+      <w:pPr>
+        <w:pBdr/>
+        <w:spacing/>
+        <w:ind w:hanging="360" w:left="2160"/>
+      </w:pPr>
+      <w:rPr>
+        <w:rFonts w:hint="default" w:ascii="Wingdings" w:hAnsi="Wingdings" w:eastAsia="Wingdings" w:cs="Wingdings"/>
+      </w:rPr>
+      <w:start w:val="1"/>
+      <w:suff w:val="tab"/>
+    </w:lvl>
+    <w:lvl w:ilvl="3">
+      <w:isLgl w:val="false"/>
+      <w:lvlJc w:val="left"/>
+      <w:lvlText w:val="·"/>
+      <w:numFmt w:val="bullet"/>
+      <w:pPr>
+        <w:pBdr/>
+        <w:spacing/>
+        <w:ind w:hanging="360" w:left="2880"/>
+      </w:pPr>
+      <w:rPr>
+        <w:rFonts w:hint="default" w:ascii="Symbol" w:hAnsi="Symbol" w:eastAsia="Symbol" w:cs="Symbol"/>
+      </w:rPr>
+      <w:start w:val="1"/>
+      <w:suff w:val="tab"/>
+    </w:lvl>
+    <w:lvl w:ilvl="4">
+      <w:isLgl w:val="false"/>
+      <w:lvlJc w:val="left"/>
+      <w:lvlText w:val="o"/>
+      <w:numFmt w:val="bullet"/>
+      <w:pPr>
+        <w:pBdr/>
+        <w:spacing/>
+        <w:ind w:hanging="360" w:left="3600"/>
+      </w:pPr>
+      <w:rPr>
+        <w:rFonts w:hint="default" w:ascii="Courier New" w:hAnsi="Courier New" w:eastAsia="Courier New" w:cs="Courier New"/>
+      </w:rPr>
+      <w:start w:val="1"/>
+      <w:suff w:val="tab"/>
+    </w:lvl>
+    <w:lvl w:ilvl="5">
+      <w:isLgl w:val="false"/>
+      <w:lvlJc w:val="left"/>
+      <w:lvlText w:val="§"/>
+      <w:numFmt w:val="bullet"/>
+      <w:pPr>
+        <w:pBdr/>
+        <w:spacing/>
+        <w:ind w:hanging="360" w:left="4320"/>
+      </w:pPr>
+      <w:rPr>
+        <w:rFonts w:hint="default" w:ascii="Wingdings" w:hAnsi="Wingdings" w:eastAsia="Wingdings" w:cs="Wingdings"/>
+      </w:rPr>
+      <w:start w:val="1"/>
+      <w:suff w:val="tab"/>
+    </w:lvl>
+    <w:lvl w:ilvl="6">
+      <w:isLgl w:val="false"/>
+      <w:lvlJc w:val="left"/>
+      <w:lvlText w:val="·"/>
+      <w:numFmt w:val="bullet"/>
+      <w:pPr>
+        <w:pBdr/>
+        <w:spacing/>
+        <w:ind w:hanging="360" w:left="5040"/>
+      </w:pPr>
+      <w:rPr>
+        <w:rFonts w:hint="default" w:ascii="Symbol" w:hAnsi="Symbol" w:eastAsia="Symbol" w:cs="Symbol"/>
+      </w:rPr>
+      <w:start w:val="1"/>
+      <w:suff w:val="tab"/>
+    </w:lvl>
+    <w:lvl w:ilvl="7">
+      <w:isLgl w:val="false"/>
+      <w:lvlJc w:val="left"/>
+      <w:lvlText w:val="o"/>
+      <w:numFmt w:val="bullet"/>
+      <w:pPr>
+        <w:pBdr/>
+        <w:spacing/>
+        <w:ind w:hanging="360" w:left="5760"/>
+      </w:pPr>
+      <w:rPr>
+        <w:rFonts w:hint="default" w:ascii="Courier New" w:hAnsi="Courier New" w:eastAsia="Courier New" w:cs="Courier New"/>
+      </w:rPr>
+      <w:start w:val="1"/>
+      <w:suff w:val="tab"/>
+    </w:lvl>
+    <w:lvl w:ilvl="8">
+      <w:isLgl w:val="false"/>
+      <w:lvlJc w:val="left"/>
+      <w:lvlText w:val="§"/>
+      <w:numFmt w:val="bullet"/>
+      <w:pPr>
+        <w:pBdr/>
+        <w:spacing/>
+        <w:ind w:hanging="360" w:left="6480"/>
+      </w:pPr>
+      <w:rPr>
+        <w:rFonts w:hint="default" w:ascii="Wingdings" w:hAnsi="Wingdings" w:eastAsia="Wingdings" w:cs="Wingdings"/>
+      </w:rPr>
+      <w:start w:val="1"/>
+      <w:suff w:val="tab"/>
+    </w:lvl>
+  </w:abstractNum>
+  <w:abstractNum w:abstractNumId="10">
+    <w:lvl w:ilvl="0">
+      <w:isLgl w:val="false"/>
+      <w:lvlJc w:val="left"/>
+      <w:lvlText w:val="·"/>
+      <w:numFmt w:val="bullet"/>
+      <w:pPr>
+        <w:pBdr/>
+        <w:spacing/>
+        <w:ind w:hanging="360" w:left="720"/>
+      </w:pPr>
+      <w:rPr>
+        <w:rFonts w:hint="default" w:ascii="Symbol" w:hAnsi="Symbol" w:eastAsia="Symbol" w:cs="Symbol"/>
+      </w:rPr>
+      <w:start w:val="1"/>
+      <w:suff w:val="tab"/>
+    </w:lvl>
+    <w:lvl w:ilvl="1">
+      <w:isLgl w:val="false"/>
+      <w:lvlJc w:val="left"/>
+      <w:lvlText w:val="o"/>
+      <w:numFmt w:val="bullet"/>
+      <w:pPr>
+        <w:pBdr/>
+        <w:spacing/>
+        <w:ind w:hanging="360" w:left="1440"/>
+      </w:pPr>
+      <w:rPr>
+        <w:rFonts w:hint="default" w:ascii="Courier New" w:hAnsi="Courier New" w:eastAsia="Courier New" w:cs="Courier New"/>
+      </w:rPr>
+      <w:start w:val="1"/>
+      <w:suff w:val="tab"/>
+    </w:lvl>
+    <w:lvl w:ilvl="2">
+      <w:isLgl w:val="false"/>
+      <w:lvlJc w:val="left"/>
+      <w:lvlText w:val="§"/>
+      <w:numFmt w:val="bullet"/>
+      <w:pPr>
+        <w:pBdr/>
+        <w:spacing/>
+        <w:ind w:hanging="360" w:left="2160"/>
+      </w:pPr>
+      <w:rPr>
+        <w:rFonts w:hint="default" w:ascii="Wingdings" w:hAnsi="Wingdings" w:eastAsia="Wingdings" w:cs="Wingdings"/>
+      </w:rPr>
+      <w:start w:val="1"/>
+      <w:suff w:val="tab"/>
+    </w:lvl>
+    <w:lvl w:ilvl="3">
+      <w:isLgl w:val="false"/>
+      <w:lvlJc w:val="left"/>
+      <w:lvlText w:val="·"/>
+      <w:numFmt w:val="bullet"/>
+      <w:pPr>
+        <w:pBdr/>
+        <w:spacing/>
+        <w:ind w:hanging="360" w:left="2880"/>
+      </w:pPr>
+      <w:rPr>
+        <w:rFonts w:hint="default" w:ascii="Symbol" w:hAnsi="Symbol" w:eastAsia="Symbol" w:cs="Symbol"/>
+      </w:rPr>
+      <w:start w:val="1"/>
+      <w:suff w:val="tab"/>
+    </w:lvl>
+    <w:lvl w:ilvl="4">
+      <w:isLgl w:val="false"/>
+      <w:lvlJc w:val="left"/>
+      <w:lvlText w:val="o"/>
+      <w:numFmt w:val="bullet"/>
+      <w:pPr>
+        <w:pBdr/>
+        <w:spacing/>
+        <w:ind w:hanging="360" w:left="3600"/>
+      </w:pPr>
+      <w:rPr>
+        <w:rFonts w:hint="default" w:ascii="Courier New" w:hAnsi="Courier New" w:eastAsia="Courier New" w:cs="Courier New"/>
+      </w:rPr>
+      <w:start w:val="1"/>
+      <w:suff w:val="tab"/>
+    </w:lvl>
+    <w:lvl w:ilvl="5">
+      <w:isLgl w:val="false"/>
+      <w:lvlJc w:val="left"/>
+      <w:lvlText w:val="§"/>
+      <w:numFmt w:val="bullet"/>
+      <w:pPr>
+        <w:pBdr/>
+        <w:spacing/>
+        <w:ind w:hanging="360" w:left="4320"/>
+      </w:pPr>
+      <w:rPr>
+        <w:rFonts w:hint="default" w:ascii="Wingdings" w:hAnsi="Wingdings" w:eastAsia="Wingdings" w:cs="Wingdings"/>
+      </w:rPr>
+      <w:start w:val="1"/>
+      <w:suff w:val="tab"/>
+    </w:lvl>
+    <w:lvl w:ilvl="6">
+      <w:isLgl w:val="false"/>
+      <w:lvlJc w:val="left"/>
+      <w:lvlText w:val="·"/>
+      <w:numFmt w:val="bullet"/>
+      <w:pPr>
+        <w:pBdr/>
+        <w:spacing/>
+        <w:ind w:hanging="360" w:left="5040"/>
+      </w:pPr>
+      <w:rPr>
+        <w:rFonts w:hint="default" w:ascii="Symbol" w:hAnsi="Symbol" w:eastAsia="Symbol" w:cs="Symbol"/>
+      </w:rPr>
+      <w:start w:val="1"/>
+      <w:suff w:val="tab"/>
+    </w:lvl>
+    <w:lvl w:ilvl="7">
+      <w:isLgl w:val="false"/>
+      <w:lvlJc w:val="left"/>
+      <w:lvlText w:val="o"/>
+      <w:numFmt w:val="bullet"/>
+      <w:pPr>
+        <w:pBdr/>
+        <w:spacing/>
+        <w:ind w:hanging="360" w:left="5760"/>
+      </w:pPr>
+      <w:rPr>
+        <w:rFonts w:hint="default" w:ascii="Courier New" w:hAnsi="Courier New" w:eastAsia="Courier New" w:cs="Courier New"/>
+      </w:rPr>
+      <w:start w:val="1"/>
+      <w:suff w:val="tab"/>
+    </w:lvl>
+    <w:lvl w:ilvl="8">
+      <w:isLgl w:val="false"/>
+      <w:lvlJc w:val="left"/>
+      <w:lvlText w:val="§"/>
+      <w:numFmt w:val="bullet"/>
+      <w:pPr>
+        <w:pBdr/>
+        <w:spacing/>
+        <w:ind w:hanging="360" w:left="6480"/>
+      </w:pPr>
+      <w:rPr>
+        <w:rFonts w:hint="default" w:ascii="Wingdings" w:hAnsi="Wingdings" w:eastAsia="Wingdings" w:cs="Wingdings"/>
+      </w:rPr>
+      <w:start w:val="1"/>
+      <w:suff w:val="tab"/>
+    </w:lvl>
+  </w:abstractNum>
   <w:num w:numId="1">
     <w:abstractNumId w:val="2"/>
   </w:num>
@@ -7984,7 +9131,30 @@
   <w:num w:numId="6">
     <w:abstractNumId w:val="5"/>
   </w:num>
+  <w:num w:numId="7">
+    <w:abstractNumId w:val="6"/>
+  </w:num>
+  <w:num w:numId="8">
+    <w:abstractNumId w:val="7"/>
+  </w:num>
+  <w:num w:numId="9">
+    <w:abstractNumId w:val="8"/>
+  </w:num>
+  <w:num w:numId="10">
+    <w:abstractNumId w:val="9"/>
+  </w:num>
+  <w:num w:numId="11">
+    <w:abstractNumId w:val="10"/>
+  </w:num>
 </w:numbering>
+</file>
+
+<file path=word/people.xml><?xml version="1.0" encoding="utf-8"?>
+<w15:people xmlns:wpc="http://schemas.microsoft.com/office/word/2010/wordprocessingCanvas" xmlns:mc="http://schemas.openxmlformats.org/markup-compatibility/2006" xmlns:o="urn:schemas-microsoft-com:office:office" xmlns:r="http://schemas.openxmlformats.org/officeDocument/2006/relationships" xmlns:m="http://schemas.openxmlformats.org/officeDocument/2006/math" xmlns:v="urn:schemas-microsoft-com:vml" xmlns:wp14="http://schemas.microsoft.com/office/word/2010/wordprocessingDrawing" xmlns:wp="http://schemas.openxmlformats.org/drawingml/2006/wordprocessingDrawing" xmlns:w10="urn:schemas-microsoft-com:office:word" xmlns:w="http://schemas.openxmlformats.org/wordprocessingml/2006/main" xmlns:w14="http://schemas.microsoft.com/office/word/2010/wordml" xmlns:w15="http://schemas.microsoft.com/office/word/2012/wordml" xmlns:wpg="http://schemas.microsoft.com/office/word/2010/wordprocessingGroup" xmlns:wpi="http://schemas.microsoft.com/office/word/2010/wordprocessingInk" xmlns:wne="http://schemas.microsoft.com/office/word/2006/wordml" xmlns:wps="http://schemas.microsoft.com/office/word/2010/wordprocessingShape" mc:Ignorable="w14 w15 wp14">
+  <w15:person w15:author="Gabriel">
+    <w15:presenceInfo w15:providerId="Teamlab" w15:userId="Gabriel"/>
+  </w15:person>
+</w15:people>
 </file>
 
 <file path=word/styles.xml><?xml version="1.0" encoding="utf-8"?>

--- a/MODELO_TCC2025.docx
+++ b/MODELO_TCC2025.docx
@@ -109,7 +109,7 @@
     </w:p>
     <w:p>
       <w:pPr>
-        <w:pStyle w:val="941"/>
+        <w:pStyle w:val="951"/>
         <w:pBdr/>
         <w:spacing w:line="360" w:lineRule="auto"/>
         <w:ind/>
@@ -590,7 +590,7 @@
     </w:p>
     <w:p>
       <w:pPr>
-        <w:pStyle w:val="943"/>
+        <w:pStyle w:val="953"/>
         <w:pBdr/>
         <w:spacing w:line="360" w:lineRule="auto"/>
         <w:ind/>
@@ -1261,7 +1261,7 @@
     </w:p>
     <w:p>
       <w:pPr>
-        <w:pStyle w:val="943"/>
+        <w:pStyle w:val="953"/>
         <w:pBdr/>
         <w:spacing w:line="360" w:lineRule="auto"/>
         <w:ind/>
@@ -1340,7 +1340,7 @@
     </w:p>
     <w:p>
       <w:pPr>
-        <w:pStyle w:val="944"/>
+        <w:pStyle w:val="954"/>
         <w:pBdr/>
         <w:spacing w:line="360" w:lineRule="auto"/>
         <w:ind w:left="4536"/>
@@ -1600,7 +1600,7 @@
     </w:p>
     <w:p>
       <w:pPr>
-        <w:pStyle w:val="947"/>
+        <w:pStyle w:val="957"/>
         <w:pBdr/>
         <w:spacing w:line="360" w:lineRule="auto"/>
         <w:ind/>
@@ -2012,7 +2012,7 @@
     </w:p>
     <w:p>
       <w:pPr>
-        <w:pStyle w:val="945"/>
+        <w:pStyle w:val="955"/>
         <w:pBdr/>
         <w:spacing w:after="0" w:line="360" w:lineRule="auto"/>
         <w:ind/>
@@ -2023,7 +2023,7 @@
     </w:p>
     <w:p>
       <w:pPr>
-        <w:pStyle w:val="945"/>
+        <w:pStyle w:val="955"/>
         <w:pBdr/>
         <w:spacing w:after="0" w:line="360" w:lineRule="auto"/>
         <w:ind/>
@@ -2034,7 +2034,7 @@
     </w:p>
     <w:p>
       <w:pPr>
-        <w:pStyle w:val="945"/>
+        <w:pStyle w:val="955"/>
         <w:pBdr/>
         <w:spacing w:after="0" w:line="360" w:lineRule="auto"/>
         <w:ind/>
@@ -2045,7 +2045,7 @@
     </w:p>
     <w:p>
       <w:pPr>
-        <w:pStyle w:val="945"/>
+        <w:pStyle w:val="955"/>
         <w:pBdr/>
         <w:spacing w:after="0" w:line="360" w:lineRule="auto"/>
         <w:ind/>
@@ -2056,7 +2056,7 @@
     </w:p>
     <w:p>
       <w:pPr>
-        <w:pStyle w:val="945"/>
+        <w:pStyle w:val="955"/>
         <w:pBdr/>
         <w:spacing w:after="0" w:line="360" w:lineRule="auto"/>
         <w:ind/>
@@ -2067,7 +2067,7 @@
     </w:p>
     <w:p>
       <w:pPr>
-        <w:pStyle w:val="945"/>
+        <w:pStyle w:val="955"/>
         <w:pBdr/>
         <w:spacing w:after="0" w:line="360" w:lineRule="auto"/>
         <w:ind/>
@@ -2078,7 +2078,7 @@
     </w:p>
     <w:p>
       <w:pPr>
-        <w:pStyle w:val="945"/>
+        <w:pStyle w:val="955"/>
         <w:pBdr/>
         <w:spacing w:after="0" w:line="360" w:lineRule="auto"/>
         <w:ind/>
@@ -2089,7 +2089,7 @@
     </w:p>
     <w:p>
       <w:pPr>
-        <w:pStyle w:val="945"/>
+        <w:pStyle w:val="955"/>
         <w:pBdr/>
         <w:spacing w:after="0" w:line="360" w:lineRule="auto"/>
         <w:ind/>
@@ -2100,7 +2100,7 @@
     </w:p>
     <w:p>
       <w:pPr>
-        <w:pStyle w:val="945"/>
+        <w:pStyle w:val="955"/>
         <w:pBdr/>
         <w:spacing w:after="0" w:line="360" w:lineRule="auto"/>
         <w:ind/>
@@ -2111,7 +2111,7 @@
     </w:p>
     <w:p>
       <w:pPr>
-        <w:pStyle w:val="945"/>
+        <w:pStyle w:val="955"/>
         <w:pBdr/>
         <w:spacing w:line="360" w:lineRule="auto"/>
         <w:ind/>
@@ -2127,7 +2127,7 @@
     </w:p>
     <w:p>
       <w:pPr>
-        <w:pStyle w:val="945"/>
+        <w:pStyle w:val="955"/>
         <w:pBdr/>
         <w:spacing w:after="0" w:line="360" w:lineRule="auto"/>
         <w:ind/>
@@ -2174,7 +2174,7 @@
       <w:sdtContent>
         <w:p>
           <w:pPr>
-            <w:pStyle w:val="941"/>
+            <w:pStyle w:val="951"/>
             <w:pBdr/>
             <w:tabs>
               <w:tab w:val="left" w:leader="none" w:pos="567"/>
@@ -2216,12 +2216,12 @@
             </w:r>
             <w:r>
               <w:rPr>
-                <w:rStyle w:val="920"/>
+                <w:rStyle w:val="930"/>
               </w:rPr>
             </w:r>
             <w:r>
               <w:rPr>
-                <w:rStyle w:val="920"/>
+                <w:rStyle w:val="930"/>
                 <w:b/>
                 <w:bCs/>
               </w:rPr>
@@ -2229,7 +2229,7 @@
             </w:r>
             <w:r>
               <w:rPr>
-                <w:rStyle w:val="920"/>
+                <w:rStyle w:val="930"/>
                 <w:b/>
                 <w:bCs/>
                 <w14:ligatures w14:val="none"/>
@@ -2263,7 +2263,7 @@
         </w:p>
         <w:p>
           <w:pPr>
-            <w:pStyle w:val="922"/>
+            <w:pStyle w:val="932"/>
             <w:pBdr/>
             <w:tabs>
               <w:tab w:val="left" w:leader="none" w:pos="1134"/>
@@ -2288,26 +2288,26 @@
             </w:r>
             <w:r>
               <w:rPr>
-                <w:rStyle w:val="920"/>
+                <w:rStyle w:val="930"/>
               </w:rPr>
             </w:r>
             <w:r>
               <w:rPr>
-                <w:rStyle w:val="920"/>
+                <w:rStyle w:val="930"/>
                 <w:b/>
               </w:rPr>
               <w:t xml:space="preserve">P</w:t>
             </w:r>
             <w:r>
               <w:rPr>
-                <w:rStyle w:val="920"/>
+                <w:rStyle w:val="930"/>
                 <w:b/>
               </w:rPr>
               <w:t xml:space="preserve">roblema</w:t>
             </w:r>
             <w:r>
               <w:rPr>
-                <w:rStyle w:val="920"/>
+                <w:rStyle w:val="930"/>
                 <w:b/>
               </w:rPr>
             </w:r>
@@ -2335,7 +2335,7 @@
         </w:p>
         <w:p>
           <w:pPr>
-            <w:pStyle w:val="922"/>
+            <w:pStyle w:val="932"/>
             <w:pBdr/>
             <w:tabs>
               <w:tab w:val="left" w:leader="none" w:pos="1134"/>
@@ -2360,19 +2360,19 @@
             </w:r>
             <w:r>
               <w:rPr>
-                <w:rStyle w:val="920"/>
+                <w:rStyle w:val="930"/>
               </w:rPr>
             </w:r>
             <w:r>
               <w:rPr>
-                <w:rStyle w:val="920"/>
+                <w:rStyle w:val="930"/>
                 <w:b/>
               </w:rPr>
               <w:t xml:space="preserve">Justificativa</w:t>
             </w:r>
             <w:r>
               <w:rPr>
-                <w:rStyle w:val="920"/>
+                <w:rStyle w:val="930"/>
                 <w:b/>
               </w:rPr>
             </w:r>
@@ -2400,7 +2400,7 @@
         </w:p>
         <w:p>
           <w:pPr>
-            <w:pStyle w:val="922"/>
+            <w:pStyle w:val="932"/>
             <w:pBdr/>
             <w:tabs>
               <w:tab w:val="left" w:leader="none" w:pos="1134"/>
@@ -2425,19 +2425,19 @@
             </w:r>
             <w:r>
               <w:rPr>
-                <w:rStyle w:val="920"/>
+                <w:rStyle w:val="930"/>
               </w:rPr>
             </w:r>
             <w:r>
               <w:rPr>
-                <w:rStyle w:val="920"/>
+                <w:rStyle w:val="930"/>
                 <w:b/>
               </w:rPr>
               <w:t xml:space="preserve">Metodologia</w:t>
             </w:r>
             <w:r>
               <w:rPr>
-                <w:rStyle w:val="920"/>
+                <w:rStyle w:val="930"/>
                 <w:b/>
               </w:rPr>
             </w:r>
@@ -2465,7 +2465,7 @@
         </w:p>
         <w:p>
           <w:pPr>
-            <w:pStyle w:val="922"/>
+            <w:pStyle w:val="932"/>
             <w:pBdr/>
             <w:tabs>
               <w:tab w:val="left" w:leader="none" w:pos="1134"/>
@@ -2490,26 +2490,26 @@
             </w:r>
             <w:r>
               <w:rPr>
-                <w:rStyle w:val="920"/>
+                <w:rStyle w:val="930"/>
               </w:rPr>
             </w:r>
             <w:r>
               <w:rPr>
-                <w:rStyle w:val="920"/>
+                <w:rStyle w:val="930"/>
                 <w:b/>
               </w:rPr>
               <w:t xml:space="preserve">O</w:t>
             </w:r>
             <w:r>
               <w:rPr>
-                <w:rStyle w:val="920"/>
+                <w:rStyle w:val="930"/>
                 <w:b/>
               </w:rPr>
               <w:t xml:space="preserve">bjetivos</w:t>
             </w:r>
             <w:r>
               <w:rPr>
-                <w:rStyle w:val="920"/>
+                <w:rStyle w:val="930"/>
                 <w:b/>
               </w:rPr>
             </w:r>
@@ -2537,7 +2537,7 @@
         </w:p>
         <w:p>
           <w:pPr>
-            <w:pStyle w:val="922"/>
+            <w:pStyle w:val="932"/>
             <w:pBdr/>
             <w:tabs>
               <w:tab w:val="left" w:leader="none" w:pos="1134"/>
@@ -2562,26 +2562,26 @@
             </w:r>
             <w:r>
               <w:rPr>
-                <w:rStyle w:val="920"/>
+                <w:rStyle w:val="930"/>
               </w:rPr>
             </w:r>
             <w:r>
               <w:rPr>
-                <w:rStyle w:val="920"/>
+                <w:rStyle w:val="930"/>
                 <w:b/>
               </w:rPr>
               <w:t xml:space="preserve">G</w:t>
             </w:r>
             <w:r>
               <w:rPr>
-                <w:rStyle w:val="920"/>
+                <w:rStyle w:val="930"/>
                 <w:b/>
               </w:rPr>
               <w:t xml:space="preserve">eral</w:t>
             </w:r>
             <w:r>
               <w:rPr>
-                <w:rStyle w:val="920"/>
+                <w:rStyle w:val="930"/>
                 <w:b/>
               </w:rPr>
             </w:r>
@@ -2609,7 +2609,7 @@
         </w:p>
         <w:p>
           <w:pPr>
-            <w:pStyle w:val="922"/>
+            <w:pStyle w:val="932"/>
             <w:pBdr/>
             <w:tabs>
               <w:tab w:val="left" w:leader="none" w:pos="1134"/>
@@ -2634,26 +2634,26 @@
             </w:r>
             <w:r>
               <w:rPr>
-                <w:rStyle w:val="920"/>
+                <w:rStyle w:val="930"/>
               </w:rPr>
             </w:r>
             <w:r>
               <w:rPr>
-                <w:rStyle w:val="920"/>
+                <w:rStyle w:val="930"/>
                 <w:b/>
               </w:rPr>
               <w:t xml:space="preserve">E</w:t>
             </w:r>
             <w:r>
               <w:rPr>
-                <w:rStyle w:val="920"/>
+                <w:rStyle w:val="930"/>
                 <w:b/>
               </w:rPr>
               <w:t xml:space="preserve">specíficos</w:t>
             </w:r>
             <w:r>
               <w:rPr>
-                <w:rStyle w:val="920"/>
+                <w:rStyle w:val="930"/>
                 <w:b/>
               </w:rPr>
             </w:r>
@@ -2681,7 +2681,7 @@
         </w:p>
         <w:p>
           <w:pPr>
-            <w:pStyle w:val="922"/>
+            <w:pStyle w:val="932"/>
             <w:pBdr/>
             <w:tabs>
               <w:tab w:val="left" w:leader="none" w:pos="1134"/>
@@ -2707,19 +2707,19 @@
             </w:r>
             <w:r>
               <w:rPr>
-                <w:rStyle w:val="920"/>
+                <w:rStyle w:val="930"/>
               </w:rPr>
             </w:r>
             <w:r>
               <w:rPr>
-                <w:rStyle w:val="920"/>
+                <w:rStyle w:val="930"/>
                 <w:b/>
               </w:rPr>
               <w:t xml:space="preserve">Hipóteses</w:t>
             </w:r>
             <w:r>
               <w:rPr>
-                <w:rStyle w:val="920"/>
+                <w:rStyle w:val="930"/>
                 <w:b/>
                 <w:bCs/>
               </w:rPr>
@@ -2750,7 +2750,7 @@
         </w:p>
         <w:p>
           <w:pPr>
-            <w:pStyle w:val="941"/>
+            <w:pStyle w:val="951"/>
             <w:pBdr/>
             <w:tabs>
               <w:tab w:val="left" w:leader="none" w:pos="567"/>
@@ -2776,19 +2776,19 @@
             </w:r>
             <w:r>
               <w:rPr>
-                <w:rStyle w:val="920"/>
+                <w:rStyle w:val="930"/>
               </w:rPr>
             </w:r>
             <w:r>
               <w:rPr>
-                <w:rStyle w:val="920"/>
+                <w:rStyle w:val="930"/>
                 <w:b/>
               </w:rPr>
               <w:t xml:space="preserve">DESENVOLVIMENTO</w:t>
             </w:r>
             <w:r>
               <w:rPr>
-                <w:rStyle w:val="920"/>
+                <w:rStyle w:val="930"/>
                 <w:b/>
               </w:rPr>
             </w:r>
@@ -2816,7 +2816,7 @@
         </w:p>
         <w:p>
           <w:pPr>
-            <w:pStyle w:val="941"/>
+            <w:pStyle w:val="951"/>
             <w:pBdr/>
             <w:tabs>
               <w:tab w:val="left" w:leader="none" w:pos="567"/>
@@ -2843,19 +2843,19 @@
             </w:r>
             <w:r>
               <w:rPr>
-                <w:rStyle w:val="920"/>
+                <w:rStyle w:val="930"/>
               </w:rPr>
             </w:r>
             <w:r>
               <w:rPr>
-                <w:rStyle w:val="920"/>
+                <w:rStyle w:val="930"/>
                 <w:b/>
               </w:rPr>
               <w:t xml:space="preserve">CONSIDERAÇÕES FINAIS</w:t>
             </w:r>
             <w:r>
               <w:rPr>
-                <w:rStyle w:val="920"/>
+                <w:rStyle w:val="930"/>
                 <w:b/>
                 <w:bCs/>
               </w:rPr>
@@ -2886,7 +2886,7 @@
         </w:p>
         <w:p>
           <w:pPr>
-            <w:pStyle w:val="941"/>
+            <w:pStyle w:val="951"/>
             <w:pBdr/>
             <w:tabs>
               <w:tab w:val="right" w:leader="dot" w:pos="9071"/>
@@ -2901,19 +2901,19 @@
           <w:hyperlink w:tooltip="#_Toc19" w:anchor="_Toc19" w:history="1">
             <w:r>
               <w:rPr>
-                <w:rStyle w:val="920"/>
+                <w:rStyle w:val="930"/>
               </w:rPr>
             </w:r>
             <w:r>
               <w:rPr>
-                <w:rStyle w:val="920"/>
+                <w:rStyle w:val="930"/>
                 <w:b/>
               </w:rPr>
               <w:t xml:space="preserve">REFERÊNCIAS</w:t>
             </w:r>
             <w:r>
               <w:rPr>
-                <w:rStyle w:val="920"/>
+                <w:rStyle w:val="930"/>
                 <w:b/>
               </w:rPr>
             </w:r>
@@ -2941,7 +2941,7 @@
         </w:p>
         <w:p>
           <w:pPr>
-            <w:pStyle w:val="941"/>
+            <w:pStyle w:val="951"/>
             <w:pBdr/>
             <w:tabs>
               <w:tab w:val="right" w:leader="dot" w:pos="9071"/>
@@ -2980,7 +2980,7 @@
     </w:sdt>
     <w:p>
       <w:pPr>
-        <w:pStyle w:val="945"/>
+        <w:pStyle w:val="955"/>
         <w:pBdr/>
         <w:spacing w:after="0" w:line="360" w:lineRule="auto"/>
         <w:ind/>
@@ -3006,7 +3006,7 @@
     </w:p>
     <w:p>
       <w:pPr>
-        <w:pStyle w:val="945"/>
+        <w:pStyle w:val="955"/>
         <w:pBdr/>
         <w:spacing w:after="0" w:line="360" w:lineRule="auto"/>
         <w:ind/>
@@ -3032,7 +3032,7 @@
     </w:p>
     <w:p>
       <w:pPr>
-        <w:pStyle w:val="945"/>
+        <w:pStyle w:val="955"/>
         <w:pBdr/>
         <w:spacing w:after="0" w:line="360" w:lineRule="auto"/>
         <w:ind/>
@@ -3058,7 +3058,7 @@
     </w:p>
     <w:p>
       <w:pPr>
-        <w:pStyle w:val="945"/>
+        <w:pStyle w:val="955"/>
         <w:pBdr/>
         <w:spacing w:after="0" w:line="360" w:lineRule="auto"/>
         <w:ind/>
@@ -3084,7 +3084,7 @@
     </w:p>
     <w:p>
       <w:pPr>
-        <w:pStyle w:val="945"/>
+        <w:pStyle w:val="955"/>
         <w:pBdr/>
         <w:spacing w:after="0" w:line="360" w:lineRule="auto"/>
         <w:ind/>
@@ -3110,7 +3110,7 @@
     </w:p>
     <w:p>
       <w:pPr>
-        <w:pStyle w:val="945"/>
+        <w:pStyle w:val="955"/>
         <w:pBdr/>
         <w:spacing w:after="0" w:line="360" w:lineRule="auto"/>
         <w:ind/>
@@ -3136,7 +3136,7 @@
     </w:p>
     <w:p>
       <w:pPr>
-        <w:pStyle w:val="945"/>
+        <w:pStyle w:val="955"/>
         <w:pBdr/>
         <w:spacing w:after="0" w:line="360" w:lineRule="auto"/>
         <w:ind/>
@@ -3162,7 +3162,7 @@
     </w:p>
     <w:p>
       <w:pPr>
-        <w:pStyle w:val="945"/>
+        <w:pStyle w:val="955"/>
         <w:pBdr/>
         <w:spacing w:after="0" w:line="360" w:lineRule="auto"/>
         <w:ind/>
@@ -3188,7 +3188,7 @@
     </w:p>
     <w:p>
       <w:pPr>
-        <w:pStyle w:val="945"/>
+        <w:pStyle w:val="955"/>
         <w:pBdr/>
         <w:spacing w:after="0" w:line="360" w:lineRule="auto"/>
         <w:ind/>
@@ -3214,7 +3214,7 @@
     </w:p>
     <w:p>
       <w:pPr>
-        <w:pStyle w:val="945"/>
+        <w:pStyle w:val="955"/>
         <w:pBdr/>
         <w:spacing w:after="0" w:line="360" w:lineRule="auto"/>
         <w:ind/>
@@ -3240,7 +3240,7 @@
     </w:p>
     <w:p>
       <w:pPr>
-        <w:pStyle w:val="945"/>
+        <w:pStyle w:val="955"/>
         <w:pBdr/>
         <w:spacing w:after="0" w:line="360" w:lineRule="auto"/>
         <w:ind/>
@@ -3266,7 +3266,7 @@
     </w:p>
     <w:p>
       <w:pPr>
-        <w:pStyle w:val="945"/>
+        <w:pStyle w:val="955"/>
         <w:pBdr/>
         <w:spacing w:after="0" w:line="360" w:lineRule="auto"/>
         <w:ind/>
@@ -3292,7 +3292,7 @@
     </w:p>
     <w:p>
       <w:pPr>
-        <w:pStyle w:val="945"/>
+        <w:pStyle w:val="955"/>
         <w:pBdr/>
         <w:spacing w:after="0" w:line="360" w:lineRule="auto"/>
         <w:ind/>
@@ -3318,7 +3318,7 @@
     </w:p>
     <w:p>
       <w:pPr>
-        <w:pStyle w:val="945"/>
+        <w:pStyle w:val="955"/>
         <w:pBdr/>
         <w:spacing w:after="0" w:line="360" w:lineRule="auto"/>
         <w:ind/>
@@ -3344,7 +3344,7 @@
     </w:p>
     <w:p>
       <w:pPr>
-        <w:pStyle w:val="945"/>
+        <w:pStyle w:val="955"/>
         <w:pBdr/>
         <w:spacing w:after="0" w:line="360" w:lineRule="auto"/>
         <w:ind/>
@@ -3370,7 +3370,7 @@
     </w:p>
     <w:p>
       <w:pPr>
-        <w:pStyle w:val="945"/>
+        <w:pStyle w:val="955"/>
         <w:pBdr/>
         <w:spacing w:after="0" w:line="360" w:lineRule="auto"/>
         <w:ind/>
@@ -3396,7 +3396,7 @@
     </w:p>
     <w:p>
       <w:pPr>
-        <w:pStyle w:val="945"/>
+        <w:pStyle w:val="955"/>
         <w:pBdr/>
         <w:spacing w:after="0" w:line="360" w:lineRule="auto"/>
         <w:ind/>
@@ -3422,7 +3422,7 @@
     </w:p>
     <w:p>
       <w:pPr>
-        <w:pStyle w:val="945"/>
+        <w:pStyle w:val="955"/>
         <w:pBdr/>
         <w:spacing w:after="0" w:line="360" w:lineRule="auto"/>
         <w:ind/>
@@ -3448,7 +3448,7 @@
     </w:p>
     <w:p>
       <w:pPr>
-        <w:pStyle w:val="945"/>
+        <w:pStyle w:val="955"/>
         <w:pBdr/>
         <w:spacing w:after="0" w:line="360" w:lineRule="auto"/>
         <w:ind/>
@@ -3474,7 +3474,7 @@
     </w:p>
     <w:p>
       <w:pPr>
-        <w:pStyle w:val="945"/>
+        <w:pStyle w:val="955"/>
         <w:pBdr/>
         <w:spacing w:after="0" w:line="360" w:lineRule="auto"/>
         <w:ind/>
@@ -3500,7 +3500,7 @@
     </w:p>
     <w:p>
       <w:pPr>
-        <w:pStyle w:val="945"/>
+        <w:pStyle w:val="955"/>
         <w:pBdr/>
         <w:spacing w:after="0" w:line="360" w:lineRule="auto"/>
         <w:ind/>
@@ -3526,7 +3526,7 @@
     </w:p>
     <w:p>
       <w:pPr>
-        <w:pStyle w:val="945"/>
+        <w:pStyle w:val="955"/>
         <w:pBdr/>
         <w:spacing w:after="0" w:line="360" w:lineRule="auto"/>
         <w:ind/>
@@ -3552,7 +3552,7 @@
     </w:p>
     <w:p>
       <w:pPr>
-        <w:pStyle w:val="945"/>
+        <w:pStyle w:val="955"/>
         <w:pBdr/>
         <w:spacing w:after="0" w:line="360" w:lineRule="auto"/>
         <w:ind/>
@@ -3578,7 +3578,7 @@
     </w:p>
     <w:p>
       <w:pPr>
-        <w:pStyle w:val="945"/>
+        <w:pStyle w:val="955"/>
         <w:pBdr/>
         <w:spacing w:after="0" w:line="360" w:lineRule="auto"/>
         <w:ind/>
@@ -3604,7 +3604,7 @@
     </w:p>
     <w:p>
       <w:pPr>
-        <w:pStyle w:val="945"/>
+        <w:pStyle w:val="955"/>
         <w:pBdr/>
         <w:spacing w:after="0" w:line="360" w:lineRule="auto"/>
         <w:ind/>
@@ -3630,7 +3630,7 @@
     </w:p>
     <w:p>
       <w:pPr>
-        <w:pStyle w:val="945"/>
+        <w:pStyle w:val="955"/>
         <w:pBdr/>
         <w:spacing w:after="0" w:line="360" w:lineRule="auto"/>
         <w:ind/>
@@ -3656,7 +3656,7 @@
     </w:p>
     <w:p>
       <w:pPr>
-        <w:pStyle w:val="945"/>
+        <w:pStyle w:val="955"/>
         <w:pBdr/>
         <w:spacing w:after="0" w:line="360" w:lineRule="auto"/>
         <w:ind/>
@@ -3682,7 +3682,7 @@
     </w:p>
     <w:p>
       <w:pPr>
-        <w:pStyle w:val="945"/>
+        <w:pStyle w:val="955"/>
         <w:pBdr/>
         <w:spacing w:after="0" w:line="360" w:lineRule="auto"/>
         <w:ind/>
@@ -3708,7 +3708,7 @@
     </w:p>
     <w:p>
       <w:pPr>
-        <w:pStyle w:val="945"/>
+        <w:pStyle w:val="955"/>
         <w:pBdr/>
         <w:spacing w:after="0" w:line="360" w:lineRule="auto"/>
         <w:ind/>
@@ -3734,7 +3734,7 @@
     </w:p>
     <w:p>
       <w:pPr>
-        <w:pStyle w:val="945"/>
+        <w:pStyle w:val="955"/>
         <w:pBdr/>
         <w:spacing w:after="0" w:line="360" w:lineRule="auto"/>
         <w:ind/>
@@ -3760,7 +3760,7 @@
     </w:p>
     <w:p>
       <w:pPr>
-        <w:pStyle w:val="945"/>
+        <w:pStyle w:val="955"/>
         <w:pBdr/>
         <w:spacing w:after="0" w:line="360" w:lineRule="auto"/>
         <w:ind/>
@@ -3780,7 +3780,7 @@
     </w:p>
     <w:p>
       <w:pPr>
-        <w:pStyle w:val="945"/>
+        <w:pStyle w:val="955"/>
         <w:pBdr/>
         <w:spacing w:after="0" w:line="360" w:lineRule="auto"/>
         <w:ind/>
@@ -3816,7 +3816,7 @@
     </w:p>
     <w:p>
       <w:pPr>
-        <w:pStyle w:val="877"/>
+        <w:pStyle w:val="887"/>
         <w:numPr>
           <w:ilvl w:val="0"/>
           <w:numId w:val="6"/>
@@ -3931,7 +3931,7 @@
     </w:p>
     <w:p>
       <w:pPr>
-        <w:pStyle w:val="878"/>
+        <w:pStyle w:val="888"/>
         <w:numPr>
           <w:ilvl w:val="1"/>
           <w:numId w:val="6"/>
@@ -4012,7 +4012,7 @@
         </w:rPr>
       </w:pPr>
       <w:r>
-        <w:t xml:space="preserve">Entretanto, pode-se notar um despreparo por parte de algumas pessoas quando se trata de ajudar pessoas com essa</w:t>
+        <w:t xml:space="preserve">Há de se notar um despreparo por parte de algumas pessoas quando se trata de ajudar pessoas com essa</w:t>
       </w:r>
       <w:r>
         <w:t xml:space="preserve"> doença. Isso se dá pois, até meados da década de 1970, acreditava-se que era quase ou mesmo impossível crianças e adolescentes terem depressão, fato esse que hoje sabe-se que é falso, com a adolescência sendo uma das fases mais afligidas por esse transto</w:t>
@@ -4411,7 +4411,7 @@
     </w:p>
     <w:p>
       <w:pPr>
-        <w:pStyle w:val="878"/>
+        <w:pStyle w:val="888"/>
         <w:numPr>
           <w:ilvl w:val="1"/>
           <w:numId w:val="6"/>
@@ -4803,6 +4803,11 @@
           <w:highlight w:val="none"/>
         </w:rPr>
       </w:r>
+      <w:r>
+        <w:rPr>
+          <w:highlight w:val="none"/>
+        </w:rPr>
+      </w:r>
     </w:p>
     <w:p>
       <w:pPr>
@@ -4816,7 +4821,7 @@
     </w:p>
     <w:p>
       <w:pPr>
-        <w:pStyle w:val="878"/>
+        <w:pStyle w:val="888"/>
         <w:numPr>
           <w:ilvl w:val="1"/>
           <w:numId w:val="6"/>
@@ -4833,7 +4838,6 @@
       </w:pPr>
       <w:r/>
       <w:bookmarkStart w:id="12" w:name="_Toc12"/>
-      <w:r/>
       <w:r>
         <w:rPr>
           <w:b/>
@@ -4869,6 +4873,19 @@
         <w:rPr/>
       </w:pPr>
       <w:r/>
+      <w:r/>
+    </w:p>
+    <w:p>
+      <w:pPr>
+        <w:pBdr/>
+        <w:spacing w:line="360" w:lineRule="auto"/>
+        <w:ind/>
+        <w:rPr/>
+      </w:pPr>
+      <w:r>
+        <w:tab/>
+        <w:t xml:space="preserve">Para o desenvolvimento deste projeto, serão realizadas pesquisas bibliográficas, com o objetivo de</w:t>
+      </w:r>
       <w:r/>
     </w:p>
     <w:p>
@@ -4887,10 +4904,11 @@
           <w:highlight w:val="none"/>
         </w:rPr>
       </w:r>
+      <w:r/>
     </w:p>
     <w:p>
       <w:pPr>
-        <w:pStyle w:val="940"/>
+        <w:pStyle w:val="950"/>
         <w:numPr>
           <w:ilvl w:val="0"/>
           <w:numId w:val="11"/>
@@ -4908,10 +4926,11 @@
           <w:highlight w:val="none"/>
         </w:rPr>
       </w:r>
+      <w:r/>
     </w:p>
     <w:p>
       <w:pPr>
-        <w:pStyle w:val="940"/>
+        <w:pStyle w:val="950"/>
         <w:numPr>
           <w:ilvl w:val="0"/>
           <w:numId w:val="11"/>
@@ -4931,10 +4950,15 @@
           <w:highlight w:val="none"/>
         </w:rPr>
       </w:r>
+      <w:r>
+        <w:rPr>
+          <w:highlight w:val="none"/>
+        </w:rPr>
+      </w:r>
     </w:p>
     <w:p>
       <w:pPr>
-        <w:pStyle w:val="940"/>
+        <w:pStyle w:val="950"/>
         <w:numPr>
           <w:ilvl w:val="0"/>
           <w:numId w:val="11"/>
@@ -4955,10 +4979,11 @@
           <w:highlight w:val="none"/>
         </w:rPr>
       </w:r>
+      <w:r/>
     </w:p>
     <w:p>
       <w:pPr>
-        <w:pStyle w:val="940"/>
+        <w:pStyle w:val="950"/>
         <w:numPr>
           <w:ilvl w:val="0"/>
           <w:numId w:val="11"/>
@@ -4976,10 +5001,11 @@
           <w:highlight w:val="none"/>
         </w:rPr>
       </w:r>
+      <w:r/>
     </w:p>
     <w:p>
       <w:pPr>
-        <w:pStyle w:val="940"/>
+        <w:pStyle w:val="950"/>
         <w:numPr>
           <w:ilvl w:val="0"/>
           <w:numId w:val="11"/>
@@ -4991,61 +5017,146 @@
           <w:highlight w:val="none"/>
         </w:rPr>
       </w:pPr>
-      <w:r/>
       <w:r>
         <w:rPr>
           <w:highlight w:val="none"/>
         </w:rPr>
         <w:t xml:space="preserve">de campo</w:t>
       </w:r>
+      <w:r>
+        <w:rPr>
+          <w:highlight w:val="none"/>
+        </w:rPr>
+      </w:r>
+      <w:r>
+        <w:rPr>
+          <w:highlight w:val="none"/>
+        </w:rPr>
+      </w:r>
+    </w:p>
+    <w:p>
+      <w:pPr>
+        <w:pStyle w:val="950"/>
+        <w:numPr>
+          <w:ilvl w:val="0"/>
+          <w:numId w:val="11"/>
+        </w:numPr>
+        <w:pBdr/>
+        <w:spacing w:line="360" w:lineRule="auto"/>
+        <w:ind/>
+        <w:rPr>
+          <w:highlight w:val="none"/>
+        </w:rPr>
+      </w:pPr>
+      <w:r>
+        <w:rPr>
+          <w:highlight w:val="none"/>
+        </w:rPr>
+        <w:t xml:space="preserve">levantamento</w:t>
+      </w:r>
+      <w:r>
+        <w:rPr>
+          <w:highlight w:val="none"/>
+        </w:rPr>
+      </w:r>
+      <w:r>
+        <w:rPr>
+          <w:highlight w:val="none"/>
+        </w:rPr>
+      </w:r>
+    </w:p>
+    <w:p>
+      <w:pPr>
+        <w:pBdr/>
+        <w:spacing w:line="360" w:lineRule="auto"/>
+        <w:ind/>
+        <w:rPr/>
+      </w:pPr>
+      <w:r>
+        <w:rPr>
+          <w:highlight w:val="none"/>
+        </w:rPr>
+        <w:tab/>
+      </w:r>
+      <w:r>
+        <w:rPr>
+          <w:highlight w:val="none"/>
+        </w:rPr>
+      </w:r>
+      <w:r/>
+    </w:p>
+    <w:p>
+      <w:pPr>
+        <w:pBdr/>
+        <w:spacing w:line="360" w:lineRule="auto"/>
+        <w:ind/>
+        <w:rPr/>
+      </w:pPr>
       <w:r/>
       <w:r/>
     </w:p>
     <w:p>
       <w:pPr>
-        <w:pStyle w:val="940"/>
+        <w:pStyle w:val="888"/>
         <w:numPr>
-          <w:ilvl w:val="0"/>
-          <w:numId w:val="11"/>
+          <w:ilvl w:val="1"/>
+          <w:numId w:val="6"/>
         </w:numPr>
         <w:pBdr/>
-        <w:spacing w:line="360" w:lineRule="auto"/>
-        <w:ind/>
-        <w:rPr>
-          <w:highlight w:val="none"/>
-        </w:rPr>
-      </w:pPr>
+        <w:spacing w:after="0" w:before="0" w:line="360" w:lineRule="auto"/>
+        <w:ind/>
+        <w:rPr>
+          <w:b/>
+          <w:color w:val="000000" w:themeColor="text1"/>
+          <w:sz w:val="24"/>
+          <w:szCs w:val="24"/>
+        </w:rPr>
+      </w:pPr>
+      <w:r/>
+      <w:bookmarkStart w:id="13" w:name="_Toc13"/>
       <w:r>
         <w:rPr>
-          <w:highlight w:val="none"/>
-        </w:rPr>
-        <w:t xml:space="preserve">levantamento</w:t>
+          <w:b/>
+          <w:color w:val="000000" w:themeColor="text1"/>
+          <w:sz w:val="24"/>
+          <w:szCs w:val="24"/>
+        </w:rPr>
+        <w:t xml:space="preserve">O</w:t>
       </w:r>
       <w:r>
         <w:rPr>
-          <w:highlight w:val="none"/>
-        </w:rPr>
-      </w:r>
-    </w:p>
-    <w:p>
-      <w:pPr>
-        <w:pBdr/>
-        <w:spacing w:line="360" w:lineRule="auto"/>
-        <w:ind/>
-        <w:rPr/>
-      </w:pPr>
-      <w:r>
-        <w:rPr>
-          <w:highlight w:val="none"/>
-        </w:rPr>
-        <w:tab/>
+          <w:b/>
+          <w:color w:val="000000" w:themeColor="text1"/>
+          <w:sz w:val="24"/>
+          <w:szCs w:val="24"/>
+        </w:rPr>
+        <w:t xml:space="preserve">bjetivos</w:t>
       </w:r>
       <w:r>
         <w:rPr>
-          <w:highlight w:val="none"/>
+          <w:b/>
+          <w:color w:val="000000" w:themeColor="text1"/>
+          <w:sz w:val="24"/>
+          <w:szCs w:val="24"/>
         </w:rPr>
       </w:r>
-      <w:r/>
+      <w:bookmarkEnd w:id="13"/>
+      <w:r>
+        <w:rPr>
+          <w:b/>
+          <w:color w:val="000000" w:themeColor="text1"/>
+          <w:sz w:val="24"/>
+          <w:szCs w:val="24"/>
+        </w:rPr>
+      </w:r>
+      <w:r>
+        <w:rPr>
+          <w:b/>
+          <w:color w:val="000000" w:themeColor="text1"/>
+          <w:sz w:val="24"/>
+          <w:szCs w:val="24"/>
+        </w:rPr>
+      </w:r>
     </w:p>
     <w:p>
       <w:pPr>
@@ -5059,80 +5170,7 @@
     </w:p>
     <w:p>
       <w:pPr>
-        <w:pStyle w:val="878"/>
-        <w:numPr>
-          <w:ilvl w:val="1"/>
-          <w:numId w:val="6"/>
-        </w:numPr>
-        <w:pBdr/>
-        <w:spacing w:after="0" w:before="0" w:line="360" w:lineRule="auto"/>
-        <w:ind/>
-        <w:rPr>
-          <w:b/>
-          <w:color w:val="000000" w:themeColor="text1"/>
-          <w:sz w:val="24"/>
-          <w:szCs w:val="24"/>
-        </w:rPr>
-      </w:pPr>
-      <w:r/>
-      <w:bookmarkStart w:id="13" w:name="_Toc13"/>
-      <w:r>
-        <w:rPr>
-          <w:b/>
-          <w:color w:val="000000" w:themeColor="text1"/>
-          <w:sz w:val="24"/>
-          <w:szCs w:val="24"/>
-        </w:rPr>
-        <w:t xml:space="preserve">O</w:t>
-      </w:r>
-      <w:r>
-        <w:rPr>
-          <w:b/>
-          <w:color w:val="000000" w:themeColor="text1"/>
-          <w:sz w:val="24"/>
-          <w:szCs w:val="24"/>
-        </w:rPr>
-        <w:t xml:space="preserve">bjetivos</w:t>
-      </w:r>
-      <w:r>
-        <w:rPr>
-          <w:b/>
-          <w:color w:val="000000" w:themeColor="text1"/>
-          <w:sz w:val="24"/>
-          <w:szCs w:val="24"/>
-        </w:rPr>
-      </w:r>
-      <w:bookmarkEnd w:id="13"/>
-      <w:r>
-        <w:rPr>
-          <w:b/>
-          <w:color w:val="000000" w:themeColor="text1"/>
-          <w:sz w:val="24"/>
-          <w:szCs w:val="24"/>
-        </w:rPr>
-      </w:r>
-      <w:r>
-        <w:rPr>
-          <w:b/>
-          <w:color w:val="000000" w:themeColor="text1"/>
-          <w:sz w:val="24"/>
-          <w:szCs w:val="24"/>
-        </w:rPr>
-      </w:r>
-    </w:p>
-    <w:p>
-      <w:pPr>
-        <w:pBdr/>
-        <w:spacing w:line="360" w:lineRule="auto"/>
-        <w:ind/>
-        <w:rPr/>
-      </w:pPr>
-      <w:r/>
-      <w:r/>
-    </w:p>
-    <w:p>
-      <w:pPr>
-        <w:pStyle w:val="878"/>
+        <w:pStyle w:val="888"/>
         <w:numPr>
           <w:ilvl w:val="2"/>
           <w:numId w:val="6"/>
@@ -5248,7 +5286,7 @@
     </w:p>
     <w:p>
       <w:pPr>
-        <w:pStyle w:val="878"/>
+        <w:pStyle w:val="888"/>
         <w:numPr>
           <w:ilvl w:val="2"/>
           <w:numId w:val="6"/>
@@ -5344,7 +5382,7 @@
     </w:p>
     <w:p>
       <w:pPr>
-        <w:pStyle w:val="878"/>
+        <w:pStyle w:val="888"/>
         <w:numPr>
           <w:ilvl w:val="1"/>
           <w:numId w:val="6"/>
@@ -5362,7 +5400,6 @@
       </w:pPr>
       <w:r/>
       <w:bookmarkStart w:id="16" w:name="_Toc16"/>
-      <w:r/>
       <w:r>
         <w:rPr>
           <w:b/>
@@ -5394,7 +5431,7 @@
     </w:p>
     <w:p>
       <w:pPr>
-        <w:pStyle w:val="945"/>
+        <w:pStyle w:val="955"/>
         <w:pBdr/>
         <w:spacing w:after="0" w:line="360" w:lineRule="auto"/>
         <w:ind/>
@@ -5415,7 +5452,7 @@
     </w:p>
     <w:p>
       <w:pPr>
-        <w:pStyle w:val="945"/>
+        <w:pStyle w:val="955"/>
         <w:pBdr/>
         <w:spacing w:after="0" w:line="360" w:lineRule="auto"/>
         <w:ind/>
@@ -5448,7 +5485,7 @@
     </w:p>
     <w:p>
       <w:pPr>
-        <w:pStyle w:val="945"/>
+        <w:pStyle w:val="955"/>
         <w:pBdr/>
         <w:spacing w:after="0" w:line="360" w:lineRule="auto"/>
         <w:ind/>
@@ -5475,7 +5512,7 @@
     </w:p>
     <w:p>
       <w:pPr>
-        <w:pStyle w:val="945"/>
+        <w:pStyle w:val="955"/>
         <w:pBdr/>
         <w:spacing w:after="0" w:line="360" w:lineRule="auto"/>
         <w:ind/>
@@ -5502,7 +5539,7 @@
     </w:p>
     <w:p>
       <w:pPr>
-        <w:pStyle w:val="945"/>
+        <w:pStyle w:val="955"/>
         <w:pBdr/>
         <w:spacing w:after="0" w:line="360" w:lineRule="auto"/>
         <w:ind/>
@@ -5529,7 +5566,7 @@
     </w:p>
     <w:p>
       <w:pPr>
-        <w:pStyle w:val="945"/>
+        <w:pStyle w:val="955"/>
         <w:pBdr/>
         <w:spacing w:after="0" w:line="360" w:lineRule="auto"/>
         <w:ind/>
@@ -5541,7 +5578,7 @@
     </w:p>
     <w:p>
       <w:pPr>
-        <w:pStyle w:val="945"/>
+        <w:pStyle w:val="955"/>
         <w:pBdr/>
         <w:spacing w:after="0" w:line="360" w:lineRule="auto"/>
         <w:ind/>
@@ -5553,7 +5590,7 @@
     </w:p>
     <w:p>
       <w:pPr>
-        <w:pStyle w:val="945"/>
+        <w:pStyle w:val="955"/>
         <w:pBdr/>
         <w:spacing w:after="0" w:line="360" w:lineRule="auto"/>
         <w:ind/>
@@ -5565,7 +5602,7 @@
     </w:p>
     <w:p>
       <w:pPr>
-        <w:pStyle w:val="945"/>
+        <w:pStyle w:val="955"/>
         <w:pBdr/>
         <w:spacing w:after="0" w:line="360" w:lineRule="auto"/>
         <w:ind/>
@@ -5577,7 +5614,7 @@
     </w:p>
     <w:p>
       <w:pPr>
-        <w:pStyle w:val="945"/>
+        <w:pStyle w:val="955"/>
         <w:pBdr/>
         <w:spacing w:after="0" w:line="360" w:lineRule="auto"/>
         <w:ind/>
@@ -5589,7 +5626,7 @@
     </w:p>
     <w:p>
       <w:pPr>
-        <w:pStyle w:val="945"/>
+        <w:pStyle w:val="955"/>
         <w:pBdr/>
         <w:spacing w:after="0" w:line="360" w:lineRule="auto"/>
         <w:ind/>
@@ -5601,7 +5638,7 @@
     </w:p>
     <w:p>
       <w:pPr>
-        <w:pStyle w:val="945"/>
+        <w:pStyle w:val="955"/>
         <w:pBdr/>
         <w:spacing w:after="0" w:line="360" w:lineRule="auto"/>
         <w:ind/>
@@ -5613,7 +5650,7 @@
     </w:p>
     <w:p>
       <w:pPr>
-        <w:pStyle w:val="945"/>
+        <w:pStyle w:val="955"/>
         <w:pBdr/>
         <w:spacing w:after="0" w:line="360" w:lineRule="auto"/>
         <w:ind/>
@@ -5625,7 +5662,7 @@
     </w:p>
     <w:p>
       <w:pPr>
-        <w:pStyle w:val="945"/>
+        <w:pStyle w:val="955"/>
         <w:pBdr/>
         <w:spacing w:after="0" w:line="360" w:lineRule="auto"/>
         <w:ind/>
@@ -5637,7 +5674,7 @@
     </w:p>
     <w:p>
       <w:pPr>
-        <w:pStyle w:val="945"/>
+        <w:pStyle w:val="955"/>
         <w:pBdr/>
         <w:spacing w:after="0" w:line="360" w:lineRule="auto"/>
         <w:ind/>
@@ -5658,7 +5695,7 @@
     </w:p>
     <w:p>
       <w:pPr>
-        <w:pStyle w:val="877"/>
+        <w:pStyle w:val="887"/>
         <w:numPr>
           <w:ilvl w:val="0"/>
           <w:numId w:val="6"/>
@@ -5712,7 +5749,7 @@
     </w:p>
     <w:p>
       <w:pPr>
-        <w:pStyle w:val="945"/>
+        <w:pStyle w:val="955"/>
         <w:pBdr/>
         <w:spacing w:after="0" w:line="360" w:lineRule="auto"/>
         <w:ind/>
@@ -5738,7 +5775,7 @@
     </w:p>
     <w:p>
       <w:pPr>
-        <w:pStyle w:val="945"/>
+        <w:pStyle w:val="955"/>
         <w:pBdr/>
         <w:spacing w:after="0" w:line="360" w:lineRule="auto"/>
         <w:ind/>
@@ -5760,18 +5797,18 @@
       </w:r>
       <w:r>
         <w:rPr>
-          <w:bCs/>
+          <w:highlight w:val="none"/>
         </w:rPr>
       </w:r>
       <w:r>
         <w:rPr>
-          <w:bCs/>
+          <w:highlight w:val="none"/>
         </w:rPr>
       </w:r>
     </w:p>
     <w:p>
       <w:pPr>
-        <w:pStyle w:val="945"/>
+        <w:pStyle w:val="955"/>
         <w:pBdr/>
         <w:spacing w:after="0" w:line="360" w:lineRule="auto"/>
         <w:ind/>
@@ -5787,14 +5824,18 @@
       </w:r>
       <w:r>
         <w:rPr>
-          <w:bCs/>
+          <w:highlight w:val="none"/>
+        </w:rPr>
+      </w:r>
+      <w:r>
+        <w:rPr>
           <w:highlight w:val="none"/>
         </w:rPr>
       </w:r>
     </w:p>
     <w:p>
       <w:pPr>
-        <w:pStyle w:val="945"/>
+        <w:pStyle w:val="955"/>
         <w:pBdr/>
         <w:spacing w:after="0" w:line="360" w:lineRule="auto"/>
         <w:ind/>
@@ -5814,10 +5855,11 @@
           <w:highlight w:val="none"/>
         </w:rPr>
       </w:r>
+      <w:r/>
     </w:p>
     <w:p>
       <w:pPr>
-        <w:pStyle w:val="945"/>
+        <w:pStyle w:val="955"/>
         <w:pBdr/>
         <w:spacing w:after="0" w:line="360" w:lineRule="auto"/>
         <w:ind/>
@@ -5828,7 +5870,7 @@
     </w:p>
     <w:p>
       <w:pPr>
-        <w:pStyle w:val="945"/>
+        <w:pStyle w:val="955"/>
         <w:pBdr/>
         <w:spacing w:after="0" w:line="360" w:lineRule="auto"/>
         <w:ind/>
@@ -5841,7 +5883,7 @@
     </w:p>
     <w:p>
       <w:pPr>
-        <w:pStyle w:val="877"/>
+        <w:pStyle w:val="887"/>
         <w:numPr>
           <w:ilvl w:val="0"/>
           <w:numId w:val="6"/>
@@ -5899,7 +5941,7 @@
     </w:p>
     <w:p>
       <w:pPr>
-        <w:pStyle w:val="945"/>
+        <w:pStyle w:val="955"/>
         <w:pBdr/>
         <w:spacing w:after="0" w:line="360" w:lineRule="auto"/>
         <w:ind/>
@@ -5925,7 +5967,7 @@
     </w:p>
     <w:p>
       <w:pPr>
-        <w:pStyle w:val="945"/>
+        <w:pStyle w:val="955"/>
         <w:pBdr/>
         <w:spacing w:after="0" w:line="360" w:lineRule="auto"/>
         <w:ind/>
@@ -5951,7 +5993,7 @@
     </w:p>
     <w:p>
       <w:pPr>
-        <w:pStyle w:val="945"/>
+        <w:pStyle w:val="955"/>
         <w:pBdr/>
         <w:spacing w:after="0" w:line="360" w:lineRule="auto"/>
         <w:ind/>
@@ -5977,7 +6019,7 @@
     </w:p>
     <w:p>
       <w:pPr>
-        <w:pStyle w:val="945"/>
+        <w:pStyle w:val="955"/>
         <w:pBdr/>
         <w:spacing w:after="0" w:line="360" w:lineRule="auto"/>
         <w:ind/>
@@ -6003,7 +6045,7 @@
     </w:p>
     <w:p>
       <w:pPr>
-        <w:pStyle w:val="945"/>
+        <w:pStyle w:val="955"/>
         <w:pBdr/>
         <w:spacing w:after="0" w:line="360" w:lineRule="auto"/>
         <w:ind/>
@@ -6029,7 +6071,7 @@
     </w:p>
     <w:p>
       <w:pPr>
-        <w:pStyle w:val="945"/>
+        <w:pStyle w:val="955"/>
         <w:pBdr/>
         <w:spacing w:after="0" w:line="360" w:lineRule="auto"/>
         <w:ind/>
@@ -6055,7 +6097,7 @@
     </w:p>
     <w:p>
       <w:pPr>
-        <w:pStyle w:val="945"/>
+        <w:pStyle w:val="955"/>
         <w:pBdr/>
         <w:spacing w:after="0" w:line="360" w:lineRule="auto"/>
         <w:ind/>
@@ -6081,7 +6123,7 @@
     </w:p>
     <w:p>
       <w:pPr>
-        <w:pStyle w:val="945"/>
+        <w:pStyle w:val="955"/>
         <w:pBdr/>
         <w:spacing w:after="0" w:line="360" w:lineRule="auto"/>
         <w:ind/>
@@ -6107,7 +6149,7 @@
     </w:p>
     <w:p>
       <w:pPr>
-        <w:pStyle w:val="945"/>
+        <w:pStyle w:val="955"/>
         <w:pBdr/>
         <w:spacing w:after="0" w:line="360" w:lineRule="auto"/>
         <w:ind/>
@@ -6133,7 +6175,7 @@
     </w:p>
     <w:p>
       <w:pPr>
-        <w:pStyle w:val="945"/>
+        <w:pStyle w:val="955"/>
         <w:pBdr/>
         <w:spacing w:after="0" w:line="360" w:lineRule="auto"/>
         <w:ind/>
@@ -6159,7 +6201,7 @@
     </w:p>
     <w:p>
       <w:pPr>
-        <w:pStyle w:val="945"/>
+        <w:pStyle w:val="955"/>
         <w:pBdr/>
         <w:spacing w:after="0" w:line="360" w:lineRule="auto"/>
         <w:ind/>
@@ -6185,7 +6227,7 @@
     </w:p>
     <w:p>
       <w:pPr>
-        <w:pStyle w:val="945"/>
+        <w:pStyle w:val="955"/>
         <w:pBdr/>
         <w:spacing w:after="0" w:line="360" w:lineRule="auto"/>
         <w:ind/>
@@ -6211,7 +6253,7 @@
     </w:p>
     <w:p>
       <w:pPr>
-        <w:pStyle w:val="945"/>
+        <w:pStyle w:val="955"/>
         <w:pBdr/>
         <w:spacing w:after="0" w:line="360" w:lineRule="auto"/>
         <w:ind/>
@@ -6227,7 +6269,7 @@
     </w:p>
     <w:p>
       <w:pPr>
-        <w:pStyle w:val="877"/>
+        <w:pStyle w:val="887"/>
         <w:pBdr/>
         <w:spacing/>
         <w:ind/>
@@ -6277,7 +6319,7 @@
     </w:p>
     <w:p>
       <w:pPr>
-        <w:pStyle w:val="945"/>
+        <w:pStyle w:val="955"/>
         <w:pBdr/>
         <w:spacing w:after="0" w:line="360" w:lineRule="auto"/>
         <w:ind/>
@@ -6298,7 +6340,7 @@
     </w:p>
     <w:p>
       <w:pPr>
-        <w:pStyle w:val="945"/>
+        <w:pStyle w:val="955"/>
         <w:pBdr/>
         <w:spacing w:after="0" w:line="360" w:lineRule="auto"/>
         <w:ind/>
@@ -6335,7 +6377,7 @@
     </w:p>
     <w:p>
       <w:pPr>
-        <w:pStyle w:val="945"/>
+        <w:pStyle w:val="955"/>
         <w:pBdr/>
         <w:spacing w:after="0" w:line="360" w:lineRule="auto"/>
         <w:ind/>
@@ -6362,7 +6404,7 @@
     </w:p>
     <w:p>
       <w:pPr>
-        <w:pStyle w:val="948"/>
+        <w:pStyle w:val="958"/>
         <w:pBdr/>
         <w:spacing w:after="0" w:line="360" w:lineRule="auto"/>
         <w:ind/>
@@ -6444,7 +6486,7 @@
     </w:p>
     <w:p>
       <w:pPr>
-        <w:pStyle w:val="948"/>
+        <w:pStyle w:val="958"/>
         <w:pBdr/>
         <w:spacing w:after="0" w:line="360" w:lineRule="auto"/>
         <w:ind/>
@@ -6481,7 +6523,7 @@
     </w:p>
     <w:p>
       <w:pPr>
-        <w:pStyle w:val="948"/>
+        <w:pStyle w:val="958"/>
         <w:pBdr/>
         <w:spacing w:after="0" w:line="360" w:lineRule="auto"/>
         <w:ind/>
@@ -6546,7 +6588,7 @@
     </w:p>
     <w:p>
       <w:pPr>
-        <w:pStyle w:val="948"/>
+        <w:pStyle w:val="958"/>
         <w:pBdr/>
         <w:spacing w:after="0" w:line="360" w:lineRule="auto"/>
         <w:ind/>
@@ -6660,7 +6702,7 @@
     </w:p>
     <w:p>
       <w:pPr>
-        <w:pStyle w:val="948"/>
+        <w:pStyle w:val="958"/>
         <w:pBdr/>
         <w:spacing w:after="0" w:line="360" w:lineRule="auto"/>
         <w:ind/>
@@ -6732,7 +6774,7 @@
     </w:p>
     <w:p>
       <w:pPr>
-        <w:pStyle w:val="948"/>
+        <w:pStyle w:val="958"/>
         <w:pBdr/>
         <w:spacing w:after="0" w:line="360" w:lineRule="auto"/>
         <w:ind/>
@@ -6821,7 +6863,7 @@
     </w:p>
     <w:p>
       <w:pPr>
-        <w:pStyle w:val="948"/>
+        <w:pStyle w:val="958"/>
         <w:pBdr/>
         <w:spacing w:after="0" w:line="360" w:lineRule="auto"/>
         <w:ind/>
@@ -6894,7 +6936,7 @@
     </w:p>
     <w:p>
       <w:pPr>
-        <w:pStyle w:val="948"/>
+        <w:pStyle w:val="958"/>
         <w:pBdr/>
         <w:spacing w:after="0" w:line="360" w:lineRule="auto"/>
         <w:ind/>
@@ -6977,7 +7019,7 @@
     </w:p>
     <w:p>
       <w:pPr>
-        <w:pStyle w:val="948"/>
+        <w:pStyle w:val="958"/>
         <w:pBdr/>
         <w:spacing w:after="0" w:line="360" w:lineRule="auto"/>
         <w:ind/>
@@ -7070,7 +7112,7 @@
     </w:p>
     <w:p>
       <w:pPr>
-        <w:pStyle w:val="948"/>
+        <w:pStyle w:val="958"/>
         <w:pBdr/>
         <w:spacing w:after="0" w:line="360" w:lineRule="auto"/>
         <w:ind/>
@@ -7143,7 +7185,7 @@
     </w:p>
     <w:p>
       <w:pPr>
-        <w:pStyle w:val="948"/>
+        <w:pStyle w:val="958"/>
         <w:pBdr/>
         <w:spacing w:after="0" w:line="360" w:lineRule="auto"/>
         <w:ind/>
@@ -7207,7 +7249,7 @@
     </w:p>
     <w:p>
       <w:pPr>
-        <w:pStyle w:val="948"/>
+        <w:pStyle w:val="958"/>
         <w:pBdr/>
         <w:spacing w:after="0" w:line="360" w:lineRule="auto"/>
         <w:ind/>
@@ -7463,7 +7505,7 @@
 <w:ftr xmlns:wpc="http://schemas.microsoft.com/office/word/2010/wordprocessingCanvas" xmlns:mc="http://schemas.openxmlformats.org/markup-compatibility/2006" xmlns:o="urn:schemas-microsoft-com:office:office" xmlns:r="http://schemas.openxmlformats.org/officeDocument/2006/relationships" xmlns:m="http://schemas.openxmlformats.org/officeDocument/2006/math" xmlns:v="urn:schemas-microsoft-com:vml" xmlns:wp14="http://schemas.microsoft.com/office/word/2010/wordprocessingDrawing" xmlns:wp="http://schemas.openxmlformats.org/drawingml/2006/wordprocessingDrawing" xmlns:w10="urn:schemas-microsoft-com:office:word" xmlns:w="http://schemas.openxmlformats.org/wordprocessingml/2006/main" xmlns:w14="http://schemas.microsoft.com/office/word/2010/wordml" xmlns:w15="http://schemas.microsoft.com/office/word/2012/wordml" xmlns:wpg="http://schemas.microsoft.com/office/word/2010/wordprocessingGroup" xmlns:wpi="http://schemas.microsoft.com/office/word/2010/wordprocessingInk" xmlns:wne="http://schemas.microsoft.com/office/word/2006/wordml" xmlns:a="http://schemas.openxmlformats.org/drawingml/2006/main" xmlns:wps="http://schemas.microsoft.com/office/word/2010/wordprocessingShape" mc:Ignorable="w14 w15 wp14">
   <w:p>
     <w:pPr>
-      <w:pStyle w:val="938"/>
+      <w:pStyle w:val="948"/>
       <w:pBdr/>
       <w:spacing/>
       <w:ind/>
@@ -7480,7 +7522,7 @@
   </w:p>
   <w:p>
     <w:pPr>
-      <w:pStyle w:val="938"/>
+      <w:pStyle w:val="948"/>
       <w:pBdr/>
       <w:spacing/>
       <w:ind/>
@@ -7529,7 +7571,7 @@
 <w:hdr xmlns:wpc="http://schemas.microsoft.com/office/word/2010/wordprocessingCanvas" xmlns:mc="http://schemas.openxmlformats.org/markup-compatibility/2006" xmlns:o="urn:schemas-microsoft-com:office:office" xmlns:r="http://schemas.openxmlformats.org/officeDocument/2006/relationships" xmlns:m="http://schemas.openxmlformats.org/officeDocument/2006/math" xmlns:v="urn:schemas-microsoft-com:vml" xmlns:wp14="http://schemas.microsoft.com/office/word/2010/wordprocessingDrawing" xmlns:wp="http://schemas.openxmlformats.org/drawingml/2006/wordprocessingDrawing" xmlns:w10="urn:schemas-microsoft-com:office:word" xmlns:w="http://schemas.openxmlformats.org/wordprocessingml/2006/main" xmlns:w14="http://schemas.microsoft.com/office/word/2010/wordml" xmlns:w15="http://schemas.microsoft.com/office/word/2012/wordml" xmlns:wpg="http://schemas.microsoft.com/office/word/2010/wordprocessingGroup" xmlns:wpi="http://schemas.microsoft.com/office/word/2010/wordprocessingInk" xmlns:wne="http://schemas.microsoft.com/office/word/2006/wordml" xmlns:a="http://schemas.openxmlformats.org/drawingml/2006/main" xmlns:wps="http://schemas.microsoft.com/office/word/2010/wordprocessingShape" mc:Ignorable="w14 w15 wp14">
   <w:p>
     <w:pPr>
-      <w:pStyle w:val="936"/>
+      <w:pStyle w:val="946"/>
       <w:pBdr/>
       <w:spacing/>
       <w:ind/>
@@ -7546,7 +7588,7 @@
 <w:hdr xmlns:wpc="http://schemas.microsoft.com/office/word/2010/wordprocessingCanvas" xmlns:mc="http://schemas.openxmlformats.org/markup-compatibility/2006" xmlns:o="urn:schemas-microsoft-com:office:office" xmlns:r="http://schemas.openxmlformats.org/officeDocument/2006/relationships" xmlns:m="http://schemas.openxmlformats.org/officeDocument/2006/math" xmlns:v="urn:schemas-microsoft-com:vml" xmlns:wp14="http://schemas.microsoft.com/office/word/2010/wordprocessingDrawing" xmlns:wp="http://schemas.openxmlformats.org/drawingml/2006/wordprocessingDrawing" xmlns:w10="urn:schemas-microsoft-com:office:word" xmlns:w="http://schemas.openxmlformats.org/wordprocessingml/2006/main" xmlns:w14="http://schemas.microsoft.com/office/word/2010/wordml" xmlns:w15="http://schemas.microsoft.com/office/word/2012/wordml" xmlns:wpg="http://schemas.microsoft.com/office/word/2010/wordprocessingGroup" xmlns:wpi="http://schemas.microsoft.com/office/word/2010/wordprocessingInk" xmlns:wne="http://schemas.microsoft.com/office/word/2006/wordml" xmlns:a="http://schemas.openxmlformats.org/drawingml/2006/main" xmlns:wps="http://schemas.microsoft.com/office/word/2010/wordprocessingShape" mc:Ignorable="w14 w15 wp14">
   <w:p>
     <w:pPr>
-      <w:pStyle w:val="936"/>
+      <w:pStyle w:val="946"/>
       <w:pBdr/>
       <w:spacing/>
       <w:ind/>
@@ -7563,7 +7605,7 @@
   </w:p>
   <w:p>
     <w:pPr>
-      <w:pStyle w:val="936"/>
+      <w:pStyle w:val="946"/>
       <w:pBdr/>
       <w:spacing/>
       <w:ind/>
@@ -9315,9 +9357,9 @@
     <w:lsdException w:name="Bibliography" w:uiPriority="37"/>
     <w:lsdException w:name="TOC Heading" w:uiPriority="39" w:qFormat="1"/>
   </w:latentStyles>
-  <w:style w:type="table" w:styleId="751">
+  <w:style w:type="table" w:styleId="761">
     <w:name w:val="Table Grid"/>
-    <w:basedOn w:val="934"/>
+    <w:basedOn w:val="944"/>
     <w:uiPriority w:val="59"/>
     <w:pPr>
       <w:pBdr/>
@@ -9514,9 +9556,9 @@
       </w:tcPr>
     </w:tblStylePr>
   </w:style>
-  <w:style w:type="table" w:styleId="752">
+  <w:style w:type="table" w:styleId="762">
     <w:name w:val="Table Grid Light"/>
-    <w:basedOn w:val="934"/>
+    <w:basedOn w:val="944"/>
     <w:uiPriority w:val="59"/>
     <w:pPr>
       <w:pBdr/>
@@ -9713,9 +9755,9 @@
       </w:tcPr>
     </w:tblStylePr>
   </w:style>
-  <w:style w:type="table" w:styleId="753">
+  <w:style w:type="table" w:styleId="763">
     <w:name w:val="Plain Table 1"/>
-    <w:basedOn w:val="934"/>
+    <w:basedOn w:val="944"/>
     <w:uiPriority w:val="59"/>
     <w:pPr>
       <w:pBdr/>
@@ -9938,9 +9980,9 @@
       </w:tcPr>
     </w:tblStylePr>
   </w:style>
-  <w:style w:type="table" w:styleId="754">
+  <w:style w:type="table" w:styleId="764">
     <w:name w:val="Plain Table 2"/>
-    <w:basedOn w:val="934"/>
+    <w:basedOn w:val="944"/>
     <w:uiPriority w:val="59"/>
     <w:pPr>
       <w:pBdr/>
@@ -10171,9 +10213,9 @@
       </w:tcPr>
     </w:tblStylePr>
   </w:style>
-  <w:style w:type="table" w:styleId="755">
+  <w:style w:type="table" w:styleId="765">
     <w:name w:val="Plain Table 3"/>
-    <w:basedOn w:val="934"/>
+    <w:basedOn w:val="944"/>
     <w:uiPriority w:val="99"/>
     <w:pPr>
       <w:pBdr/>
@@ -10401,9 +10443,9 @@
       </w:tcPr>
     </w:tblStylePr>
   </w:style>
-  <w:style w:type="table" w:styleId="756">
+  <w:style w:type="table" w:styleId="766">
     <w:name w:val="Plain Table 4"/>
-    <w:basedOn w:val="934"/>
+    <w:basedOn w:val="944"/>
     <w:uiPriority w:val="99"/>
     <w:pPr>
       <w:pBdr/>
@@ -10617,9 +10659,9 @@
       </w:tcPr>
     </w:tblStylePr>
   </w:style>
-  <w:style w:type="table" w:styleId="757">
+  <w:style w:type="table" w:styleId="767">
     <w:name w:val="Plain Table 5"/>
-    <w:basedOn w:val="934"/>
+    <w:basedOn w:val="944"/>
     <w:uiPriority w:val="99"/>
     <w:pPr>
       <w:pBdr/>
@@ -10850,9 +10892,9 @@
       </w:tcPr>
     </w:tblStylePr>
   </w:style>
-  <w:style w:type="table" w:styleId="758">
+  <w:style w:type="table" w:styleId="768">
     <w:name w:val="Grid Table 1 Light"/>
-    <w:basedOn w:val="934"/>
+    <w:basedOn w:val="944"/>
     <w:uiPriority w:val="99"/>
     <w:pPr>
       <w:pBdr/>
@@ -11073,9 +11115,9 @@
       </w:tcPr>
     </w:tblStylePr>
   </w:style>
-  <w:style w:type="table" w:styleId="759">
+  <w:style w:type="table" w:styleId="769">
     <w:name w:val="Grid Table 1 Light - Accent 1"/>
-    <w:basedOn w:val="934"/>
+    <w:basedOn w:val="944"/>
     <w:uiPriority w:val="99"/>
     <w:pPr>
       <w:pBdr/>
@@ -11296,9 +11338,9 @@
       </w:tcPr>
     </w:tblStylePr>
   </w:style>
-  <w:style w:type="table" w:styleId="760">
+  <w:style w:type="table" w:styleId="770">
     <w:name w:val="Grid Table 1 Light - Accent 2"/>
-    <w:basedOn w:val="934"/>
+    <w:basedOn w:val="944"/>
     <w:uiPriority w:val="99"/>
     <w:pPr>
       <w:pBdr/>
@@ -11519,9 +11561,9 @@
       </w:tcPr>
     </w:tblStylePr>
   </w:style>
-  <w:style w:type="table" w:styleId="761">
+  <w:style w:type="table" w:styleId="771">
     <w:name w:val="Grid Table 1 Light - Accent 3"/>
-    <w:basedOn w:val="934"/>
+    <w:basedOn w:val="944"/>
     <w:uiPriority w:val="99"/>
     <w:pPr>
       <w:pBdr/>
@@ -11742,9 +11784,9 @@
       </w:tcPr>
     </w:tblStylePr>
   </w:style>
-  <w:style w:type="table" w:styleId="762">
+  <w:style w:type="table" w:styleId="772">
     <w:name w:val="Grid Table 1 Light - Accent 4"/>
-    <w:basedOn w:val="934"/>
+    <w:basedOn w:val="944"/>
     <w:uiPriority w:val="99"/>
     <w:pPr>
       <w:pBdr/>
@@ -11965,9 +12007,9 @@
       </w:tcPr>
     </w:tblStylePr>
   </w:style>
-  <w:style w:type="table" w:styleId="763">
+  <w:style w:type="table" w:styleId="773">
     <w:name w:val="Grid Table 1 Light - Accent 5"/>
-    <w:basedOn w:val="934"/>
+    <w:basedOn w:val="944"/>
     <w:uiPriority w:val="99"/>
     <w:pPr>
       <w:pBdr/>
@@ -12188,9 +12230,9 @@
       </w:tcPr>
     </w:tblStylePr>
   </w:style>
-  <w:style w:type="table" w:styleId="764">
+  <w:style w:type="table" w:styleId="774">
     <w:name w:val="Grid Table 1 Light - Accent 6"/>
-    <w:basedOn w:val="934"/>
+    <w:basedOn w:val="944"/>
     <w:uiPriority w:val="99"/>
     <w:pPr>
       <w:pBdr/>
@@ -12411,9 +12453,9 @@
       </w:tcPr>
     </w:tblStylePr>
   </w:style>
-  <w:style w:type="table" w:styleId="765">
+  <w:style w:type="table" w:styleId="775">
     <w:name w:val="Grid Table 2"/>
-    <w:basedOn w:val="934"/>
+    <w:basedOn w:val="944"/>
     <w:uiPriority w:val="99"/>
     <w:pPr>
       <w:pBdr/>
@@ -12643,9 +12685,9 @@
       </w:tcPr>
     </w:tblStylePr>
   </w:style>
-  <w:style w:type="table" w:styleId="766">
+  <w:style w:type="table" w:styleId="776">
     <w:name w:val="Grid Table 2 - Accent 1"/>
-    <w:basedOn w:val="934"/>
+    <w:basedOn w:val="944"/>
     <w:uiPriority w:val="99"/>
     <w:pPr>
       <w:pBdr/>
@@ -12875,9 +12917,9 @@
       </w:tcPr>
     </w:tblStylePr>
   </w:style>
-  <w:style w:type="table" w:styleId="767">
+  <w:style w:type="table" w:styleId="777">
     <w:name w:val="Grid Table 2 - Accent 2"/>
-    <w:basedOn w:val="934"/>
+    <w:basedOn w:val="944"/>
     <w:uiPriority w:val="99"/>
     <w:pPr>
       <w:pBdr/>
@@ -13107,9 +13149,9 @@
       </w:tcPr>
     </w:tblStylePr>
   </w:style>
-  <w:style w:type="table" w:styleId="768">
+  <w:style w:type="table" w:styleId="778">
     <w:name w:val="Grid Table 2 - Accent 3"/>
-    <w:basedOn w:val="934"/>
+    <w:basedOn w:val="944"/>
     <w:uiPriority w:val="99"/>
     <w:pPr>
       <w:pBdr/>
@@ -13339,9 +13381,9 @@
       </w:tcPr>
     </w:tblStylePr>
   </w:style>
-  <w:style w:type="table" w:styleId="769">
+  <w:style w:type="table" w:styleId="779">
     <w:name w:val="Grid Table 2 - Accent 4"/>
-    <w:basedOn w:val="934"/>
+    <w:basedOn w:val="944"/>
     <w:uiPriority w:val="99"/>
     <w:pPr>
       <w:pBdr/>
@@ -13571,9 +13613,9 @@
       </w:tcPr>
     </w:tblStylePr>
   </w:style>
-  <w:style w:type="table" w:styleId="770">
+  <w:style w:type="table" w:styleId="780">
     <w:name w:val="Grid Table 2 - Accent 5"/>
-    <w:basedOn w:val="934"/>
+    <w:basedOn w:val="944"/>
     <w:uiPriority w:val="99"/>
     <w:pPr>
       <w:pBdr/>
@@ -13803,9 +13845,9 @@
       </w:tcPr>
     </w:tblStylePr>
   </w:style>
-  <w:style w:type="table" w:styleId="771">
+  <w:style w:type="table" w:styleId="781">
     <w:name w:val="Grid Table 2 - Accent 6"/>
-    <w:basedOn w:val="934"/>
+    <w:basedOn w:val="944"/>
     <w:uiPriority w:val="99"/>
     <w:pPr>
       <w:pBdr/>
@@ -14035,9 +14077,9 @@
       </w:tcPr>
     </w:tblStylePr>
   </w:style>
-  <w:style w:type="table" w:styleId="772">
+  <w:style w:type="table" w:styleId="782">
     <w:name w:val="Grid Table 3"/>
-    <w:basedOn w:val="934"/>
+    <w:basedOn w:val="944"/>
     <w:uiPriority w:val="99"/>
     <w:pPr>
       <w:pBdr/>
@@ -14280,9 +14322,9 @@
       </w:tcPr>
     </w:tblStylePr>
   </w:style>
-  <w:style w:type="table" w:styleId="773">
+  <w:style w:type="table" w:styleId="783">
     <w:name w:val="Grid Table 3 - Accent 1"/>
-    <w:basedOn w:val="934"/>
+    <w:basedOn w:val="944"/>
     <w:uiPriority w:val="99"/>
     <w:pPr>
       <w:pBdr/>
@@ -14525,9 +14567,9 @@
       </w:tcPr>
     </w:tblStylePr>
   </w:style>
-  <w:style w:type="table" w:styleId="774">
+  <w:style w:type="table" w:styleId="784">
     <w:name w:val="Grid Table 3 - Accent 2"/>
-    <w:basedOn w:val="934"/>
+    <w:basedOn w:val="944"/>
     <w:uiPriority w:val="99"/>
     <w:pPr>
       <w:pBdr/>
@@ -14770,9 +14812,9 @@
       </w:tcPr>
     </w:tblStylePr>
   </w:style>
-  <w:style w:type="table" w:styleId="775">
+  <w:style w:type="table" w:styleId="785">
     <w:name w:val="Grid Table 3 - Accent 3"/>
-    <w:basedOn w:val="934"/>
+    <w:basedOn w:val="944"/>
     <w:uiPriority w:val="99"/>
     <w:pPr>
       <w:pBdr/>
@@ -15015,9 +15057,9 @@
       </w:tcPr>
     </w:tblStylePr>
   </w:style>
-  <w:style w:type="table" w:styleId="776">
+  <w:style w:type="table" w:styleId="786">
     <w:name w:val="Grid Table 3 - Accent 4"/>
-    <w:basedOn w:val="934"/>
+    <w:basedOn w:val="944"/>
     <w:uiPriority w:val="99"/>
     <w:pPr>
       <w:pBdr/>
@@ -15260,9 +15302,9 @@
       </w:tcPr>
     </w:tblStylePr>
   </w:style>
-  <w:style w:type="table" w:styleId="777">
+  <w:style w:type="table" w:styleId="787">
     <w:name w:val="Grid Table 3 - Accent 5"/>
-    <w:basedOn w:val="934"/>
+    <w:basedOn w:val="944"/>
     <w:uiPriority w:val="99"/>
     <w:pPr>
       <w:pBdr/>
@@ -15505,9 +15547,9 @@
       </w:tcPr>
     </w:tblStylePr>
   </w:style>
-  <w:style w:type="table" w:styleId="778">
+  <w:style w:type="table" w:styleId="788">
     <w:name w:val="Grid Table 3 - Accent 6"/>
-    <w:basedOn w:val="934"/>
+    <w:basedOn w:val="944"/>
     <w:uiPriority w:val="99"/>
     <w:pPr>
       <w:pBdr/>
@@ -15750,9 +15792,9 @@
       </w:tcPr>
     </w:tblStylePr>
   </w:style>
-  <w:style w:type="table" w:styleId="779">
+  <w:style w:type="table" w:styleId="789">
     <w:name w:val="Grid Table 4"/>
-    <w:basedOn w:val="934"/>
+    <w:basedOn w:val="944"/>
     <w:uiPriority w:val="59"/>
     <w:pPr>
       <w:pBdr/>
@@ -15983,9 +16025,9 @@
       </w:tcPr>
     </w:tblStylePr>
   </w:style>
-  <w:style w:type="table" w:styleId="780">
+  <w:style w:type="table" w:styleId="790">
     <w:name w:val="Grid Table 4 - Accent 1"/>
-    <w:basedOn w:val="934"/>
+    <w:basedOn w:val="944"/>
     <w:uiPriority w:val="59"/>
     <w:pPr>
       <w:pBdr/>
@@ -16216,9 +16258,9 @@
       </w:tcPr>
     </w:tblStylePr>
   </w:style>
-  <w:style w:type="table" w:styleId="781">
+  <w:style w:type="table" w:styleId="791">
     <w:name w:val="Grid Table 4 - Accent 2"/>
-    <w:basedOn w:val="934"/>
+    <w:basedOn w:val="944"/>
     <w:uiPriority w:val="59"/>
     <w:pPr>
       <w:pBdr/>
@@ -16449,9 +16491,9 @@
       </w:tcPr>
     </w:tblStylePr>
   </w:style>
-  <w:style w:type="table" w:styleId="782">
+  <w:style w:type="table" w:styleId="792">
     <w:name w:val="Grid Table 4 - Accent 3"/>
-    <w:basedOn w:val="934"/>
+    <w:basedOn w:val="944"/>
     <w:uiPriority w:val="59"/>
     <w:pPr>
       <w:pBdr/>
@@ -16682,9 +16724,9 @@
       </w:tcPr>
     </w:tblStylePr>
   </w:style>
-  <w:style w:type="table" w:styleId="783">
+  <w:style w:type="table" w:styleId="793">
     <w:name w:val="Grid Table 4 - Accent 4"/>
-    <w:basedOn w:val="934"/>
+    <w:basedOn w:val="944"/>
     <w:uiPriority w:val="59"/>
     <w:pPr>
       <w:pBdr/>
@@ -16915,9 +16957,9 @@
       </w:tcPr>
     </w:tblStylePr>
   </w:style>
-  <w:style w:type="table" w:styleId="784">
+  <w:style w:type="table" w:styleId="794">
     <w:name w:val="Grid Table 4 - Accent 5"/>
-    <w:basedOn w:val="934"/>
+    <w:basedOn w:val="944"/>
     <w:uiPriority w:val="59"/>
     <w:pPr>
       <w:pBdr/>
@@ -17148,9 +17190,9 @@
       </w:tcPr>
     </w:tblStylePr>
   </w:style>
-  <w:style w:type="table" w:styleId="785">
+  <w:style w:type="table" w:styleId="795">
     <w:name w:val="Grid Table 4 - Accent 6"/>
-    <w:basedOn w:val="934"/>
+    <w:basedOn w:val="944"/>
     <w:uiPriority w:val="59"/>
     <w:pPr>
       <w:pBdr/>
@@ -17381,9 +17423,9 @@
       </w:tcPr>
     </w:tblStylePr>
   </w:style>
-  <w:style w:type="table" w:styleId="786">
+  <w:style w:type="table" w:styleId="796">
     <w:name w:val="Grid Table 5 Dark"/>
-    <w:basedOn w:val="934"/>
+    <w:basedOn w:val="944"/>
     <w:uiPriority w:val="99"/>
     <w:pPr>
       <w:pBdr/>
@@ -17609,9 +17651,9 @@
       </w:tcPr>
     </w:tblStylePr>
   </w:style>
-  <w:style w:type="table" w:styleId="787">
+  <w:style w:type="table" w:styleId="797">
     <w:name w:val="Grid Table 5 Dark- Accent 1"/>
-    <w:basedOn w:val="934"/>
+    <w:basedOn w:val="944"/>
     <w:uiPriority w:val="99"/>
     <w:pPr>
       <w:pBdr/>
@@ -17837,9 +17879,9 @@
       </w:tcPr>
     </w:tblStylePr>
   </w:style>
-  <w:style w:type="table" w:styleId="788">
+  <w:style w:type="table" w:styleId="798">
     <w:name w:val="Grid Table 5 Dark - Accent 2"/>
-    <w:basedOn w:val="934"/>
+    <w:basedOn w:val="944"/>
     <w:uiPriority w:val="99"/>
     <w:pPr>
       <w:pBdr/>
@@ -18065,9 +18107,9 @@
       </w:tcPr>
     </w:tblStylePr>
   </w:style>
-  <w:style w:type="table" w:styleId="789">
+  <w:style w:type="table" w:styleId="799">
     <w:name w:val="Grid Table 5 Dark - Accent 3"/>
-    <w:basedOn w:val="934"/>
+    <w:basedOn w:val="944"/>
     <w:uiPriority w:val="99"/>
     <w:pPr>
       <w:pBdr/>
@@ -18293,9 +18335,9 @@
       </w:tcPr>
     </w:tblStylePr>
   </w:style>
-  <w:style w:type="table" w:styleId="790">
+  <w:style w:type="table" w:styleId="800">
     <w:name w:val="Grid Table 5 Dark- Accent 4"/>
-    <w:basedOn w:val="934"/>
+    <w:basedOn w:val="944"/>
     <w:uiPriority w:val="99"/>
     <w:pPr>
       <w:pBdr/>
@@ -18521,9 +18563,9 @@
       </w:tcPr>
     </w:tblStylePr>
   </w:style>
-  <w:style w:type="table" w:styleId="791">
+  <w:style w:type="table" w:styleId="801">
     <w:name w:val="Grid Table 5 Dark - Accent 5"/>
-    <w:basedOn w:val="934"/>
+    <w:basedOn w:val="944"/>
     <w:uiPriority w:val="99"/>
     <w:pPr>
       <w:pBdr/>
@@ -18749,9 +18791,9 @@
       </w:tcPr>
     </w:tblStylePr>
   </w:style>
-  <w:style w:type="table" w:styleId="792">
+  <w:style w:type="table" w:styleId="802">
     <w:name w:val="Grid Table 5 Dark - Accent 6"/>
-    <w:basedOn w:val="934"/>
+    <w:basedOn w:val="944"/>
     <w:uiPriority w:val="99"/>
     <w:pPr>
       <w:pBdr/>
@@ -18977,9 +19019,9 @@
       </w:tcPr>
     </w:tblStylePr>
   </w:style>
-  <w:style w:type="table" w:styleId="793">
+  <w:style w:type="table" w:styleId="803">
     <w:name w:val="Grid Table 6 Colorful"/>
-    <w:basedOn w:val="934"/>
+    <w:basedOn w:val="944"/>
     <w:uiPriority w:val="99"/>
     <w:pPr>
       <w:pBdr/>
@@ -19207,9 +19249,9 @@
       </w:tcPr>
     </w:tblStylePr>
   </w:style>
-  <w:style w:type="table" w:styleId="794">
+  <w:style w:type="table" w:styleId="804">
     <w:name w:val="Grid Table 6 Colorful - Accent 1"/>
-    <w:basedOn w:val="934"/>
+    <w:basedOn w:val="944"/>
     <w:uiPriority w:val="99"/>
     <w:pPr>
       <w:pBdr/>
@@ -19437,9 +19479,9 @@
       </w:tcPr>
     </w:tblStylePr>
   </w:style>
-  <w:style w:type="table" w:styleId="795">
+  <w:style w:type="table" w:styleId="805">
     <w:name w:val="Grid Table 6 Colorful - Accent 2"/>
-    <w:basedOn w:val="934"/>
+    <w:basedOn w:val="944"/>
     <w:uiPriority w:val="99"/>
     <w:pPr>
       <w:pBdr/>
@@ -19667,9 +19709,9 @@
       </w:tcPr>
     </w:tblStylePr>
   </w:style>
-  <w:style w:type="table" w:styleId="796">
+  <w:style w:type="table" w:styleId="806">
     <w:name w:val="Grid Table 6 Colorful - Accent 3"/>
-    <w:basedOn w:val="934"/>
+    <w:basedOn w:val="944"/>
     <w:uiPriority w:val="99"/>
     <w:pPr>
       <w:pBdr/>
@@ -19897,9 +19939,9 @@
       </w:tcPr>
     </w:tblStylePr>
   </w:style>
-  <w:style w:type="table" w:styleId="797">
+  <w:style w:type="table" w:styleId="807">
     <w:name w:val="Grid Table 6 Colorful - Accent 4"/>
-    <w:basedOn w:val="934"/>
+    <w:basedOn w:val="944"/>
     <w:uiPriority w:val="99"/>
     <w:pPr>
       <w:pBdr/>
@@ -20127,9 +20169,9 @@
       </w:tcPr>
     </w:tblStylePr>
   </w:style>
-  <w:style w:type="table" w:styleId="798">
+  <w:style w:type="table" w:styleId="808">
     <w:name w:val="Grid Table 6 Colorful - Accent 5"/>
-    <w:basedOn w:val="934"/>
+    <w:basedOn w:val="944"/>
     <w:uiPriority w:val="99"/>
     <w:pPr>
       <w:pBdr/>
@@ -20357,9 +20399,9 @@
       </w:tcPr>
     </w:tblStylePr>
   </w:style>
-  <w:style w:type="table" w:styleId="799">
+  <w:style w:type="table" w:styleId="809">
     <w:name w:val="Grid Table 6 Colorful - Accent 6"/>
-    <w:basedOn w:val="934"/>
+    <w:basedOn w:val="944"/>
     <w:uiPriority w:val="99"/>
     <w:pPr>
       <w:pBdr/>
@@ -20587,9 +20629,9 @@
       </w:tcPr>
     </w:tblStylePr>
   </w:style>
-  <w:style w:type="table" w:styleId="800">
+  <w:style w:type="table" w:styleId="810">
     <w:name w:val="Grid Table 7 Colorful"/>
-    <w:basedOn w:val="934"/>
+    <w:basedOn w:val="944"/>
     <w:uiPriority w:val="99"/>
     <w:pPr>
       <w:pBdr/>
@@ -20841,9 +20883,9 @@
       </w:tcPr>
     </w:tblStylePr>
   </w:style>
-  <w:style w:type="table" w:styleId="801">
+  <w:style w:type="table" w:styleId="811">
     <w:name w:val="Grid Table 7 Colorful - Accent 1"/>
-    <w:basedOn w:val="934"/>
+    <w:basedOn w:val="944"/>
     <w:uiPriority w:val="99"/>
     <w:pPr>
       <w:pBdr/>
@@ -21095,9 +21137,9 @@
       </w:tcPr>
     </w:tblStylePr>
   </w:style>
-  <w:style w:type="table" w:styleId="802">
+  <w:style w:type="table" w:styleId="812">
     <w:name w:val="Grid Table 7 Colorful - Accent 2"/>
-    <w:basedOn w:val="934"/>
+    <w:basedOn w:val="944"/>
     <w:uiPriority w:val="99"/>
     <w:pPr>
       <w:pBdr/>
@@ -21349,9 +21391,9 @@
       </w:tcPr>
     </w:tblStylePr>
   </w:style>
-  <w:style w:type="table" w:styleId="803">
+  <w:style w:type="table" w:styleId="813">
     <w:name w:val="Grid Table 7 Colorful - Accent 3"/>
-    <w:basedOn w:val="934"/>
+    <w:basedOn w:val="944"/>
     <w:uiPriority w:val="99"/>
     <w:pPr>
       <w:pBdr/>
@@ -21603,9 +21645,9 @@
       </w:tcPr>
     </w:tblStylePr>
   </w:style>
-  <w:style w:type="table" w:styleId="804">
+  <w:style w:type="table" w:styleId="814">
     <w:name w:val="Grid Table 7 Colorful - Accent 4"/>
-    <w:basedOn w:val="934"/>
+    <w:basedOn w:val="944"/>
     <w:uiPriority w:val="99"/>
     <w:pPr>
       <w:pBdr/>
@@ -21857,9 +21899,9 @@
       </w:tcPr>
     </w:tblStylePr>
   </w:style>
-  <w:style w:type="table" w:styleId="805">
+  <w:style w:type="table" w:styleId="815">
     <w:name w:val="Grid Table 7 Colorful - Accent 5"/>
-    <w:basedOn w:val="934"/>
+    <w:basedOn w:val="944"/>
     <w:uiPriority w:val="99"/>
     <w:pPr>
       <w:pBdr/>
@@ -22111,9 +22153,9 @@
       </w:tcPr>
     </w:tblStylePr>
   </w:style>
-  <w:style w:type="table" w:styleId="806">
+  <w:style w:type="table" w:styleId="816">
     <w:name w:val="Grid Table 7 Colorful - Accent 6"/>
-    <w:basedOn w:val="934"/>
+    <w:basedOn w:val="944"/>
     <w:uiPriority w:val="99"/>
     <w:pPr>
       <w:pBdr/>
@@ -22365,9 +22407,9 @@
       </w:tcPr>
     </w:tblStylePr>
   </w:style>
-  <w:style w:type="table" w:styleId="807">
+  <w:style w:type="table" w:styleId="817">
     <w:name w:val="List Table 1 Light"/>
-    <w:basedOn w:val="934"/>
+    <w:basedOn w:val="944"/>
     <w:uiPriority w:val="99"/>
     <w:pPr>
       <w:pBdr/>
@@ -22581,9 +22623,9 @@
       </w:tcPr>
     </w:tblStylePr>
   </w:style>
-  <w:style w:type="table" w:styleId="808">
+  <w:style w:type="table" w:styleId="818">
     <w:name w:val="List Table 1 Light - Accent 1"/>
-    <w:basedOn w:val="934"/>
+    <w:basedOn w:val="944"/>
     <w:uiPriority w:val="99"/>
     <w:pPr>
       <w:pBdr/>
@@ -22797,9 +22839,9 @@
       </w:tcPr>
     </w:tblStylePr>
   </w:style>
-  <w:style w:type="table" w:styleId="809">
+  <w:style w:type="table" w:styleId="819">
     <w:name w:val="List Table 1 Light - Accent 2"/>
-    <w:basedOn w:val="934"/>
+    <w:basedOn w:val="944"/>
     <w:uiPriority w:val="99"/>
     <w:pPr>
       <w:pBdr/>
@@ -23013,9 +23055,9 @@
       </w:tcPr>
     </w:tblStylePr>
   </w:style>
-  <w:style w:type="table" w:styleId="810">
+  <w:style w:type="table" w:styleId="820">
     <w:name w:val="List Table 1 Light - Accent 3"/>
-    <w:basedOn w:val="934"/>
+    <w:basedOn w:val="944"/>
     <w:uiPriority w:val="99"/>
     <w:pPr>
       <w:pBdr/>
@@ -23229,9 +23271,9 @@
       </w:tcPr>
     </w:tblStylePr>
   </w:style>
-  <w:style w:type="table" w:styleId="811">
+  <w:style w:type="table" w:styleId="821">
     <w:name w:val="List Table 1 Light - Accent 4"/>
-    <w:basedOn w:val="934"/>
+    <w:basedOn w:val="944"/>
     <w:uiPriority w:val="99"/>
     <w:pPr>
       <w:pBdr/>
@@ -23445,9 +23487,9 @@
       </w:tcPr>
     </w:tblStylePr>
   </w:style>
-  <w:style w:type="table" w:styleId="812">
+  <w:style w:type="table" w:styleId="822">
     <w:name w:val="List Table 1 Light - Accent 5"/>
-    <w:basedOn w:val="934"/>
+    <w:basedOn w:val="944"/>
     <w:uiPriority w:val="99"/>
     <w:pPr>
       <w:pBdr/>
@@ -23661,9 +23703,9 @@
       </w:tcPr>
     </w:tblStylePr>
   </w:style>
-  <w:style w:type="table" w:styleId="813">
+  <w:style w:type="table" w:styleId="823">
     <w:name w:val="List Table 1 Light - Accent 6"/>
-    <w:basedOn w:val="934"/>
+    <w:basedOn w:val="944"/>
     <w:uiPriority w:val="99"/>
     <w:pPr>
       <w:pBdr/>
@@ -23877,9 +23919,9 @@
       </w:tcPr>
     </w:tblStylePr>
   </w:style>
-  <w:style w:type="table" w:styleId="814">
+  <w:style w:type="table" w:styleId="824">
     <w:name w:val="List Table 2"/>
-    <w:basedOn w:val="934"/>
+    <w:basedOn w:val="944"/>
     <w:uiPriority w:val="99"/>
     <w:pPr>
       <w:pBdr/>
@@ -24115,9 +24157,9 @@
       </w:tcPr>
     </w:tblStylePr>
   </w:style>
-  <w:style w:type="table" w:styleId="815">
+  <w:style w:type="table" w:styleId="825">
     <w:name w:val="List Table 2 - Accent 1"/>
-    <w:basedOn w:val="934"/>
+    <w:basedOn w:val="944"/>
     <w:uiPriority w:val="99"/>
     <w:pPr>
       <w:pBdr/>
@@ -24353,9 +24395,9 @@
       </w:tcPr>
     </w:tblStylePr>
   </w:style>
-  <w:style w:type="table" w:styleId="816">
+  <w:style w:type="table" w:styleId="826">
     <w:name w:val="List Table 2 - Accent 2"/>
-    <w:basedOn w:val="934"/>
+    <w:basedOn w:val="944"/>
     <w:uiPriority w:val="99"/>
     <w:pPr>
       <w:pBdr/>
@@ -24591,9 +24633,9 @@
       </w:tcPr>
     </w:tblStylePr>
   </w:style>
-  <w:style w:type="table" w:styleId="817">
+  <w:style w:type="table" w:styleId="827">
     <w:name w:val="List Table 2 - Accent 3"/>
-    <w:basedOn w:val="934"/>
+    <w:basedOn w:val="944"/>
     <w:uiPriority w:val="99"/>
     <w:pPr>
       <w:pBdr/>
@@ -24829,9 +24871,9 @@
       </w:tcPr>
     </w:tblStylePr>
   </w:style>
-  <w:style w:type="table" w:styleId="818">
+  <w:style w:type="table" w:styleId="828">
     <w:name w:val="List Table 2 - Accent 4"/>
-    <w:basedOn w:val="934"/>
+    <w:basedOn w:val="944"/>
     <w:uiPriority w:val="99"/>
     <w:pPr>
       <w:pBdr/>
@@ -25067,9 +25109,9 @@
       </w:tcPr>
     </w:tblStylePr>
   </w:style>
-  <w:style w:type="table" w:styleId="819">
+  <w:style w:type="table" w:styleId="829">
     <w:name w:val="List Table 2 - Accent 5"/>
-    <w:basedOn w:val="934"/>
+    <w:basedOn w:val="944"/>
     <w:uiPriority w:val="99"/>
     <w:pPr>
       <w:pBdr/>
@@ -25305,9 +25347,9 @@
       </w:tcPr>
     </w:tblStylePr>
   </w:style>
-  <w:style w:type="table" w:styleId="820">
+  <w:style w:type="table" w:styleId="830">
     <w:name w:val="List Table 2 - Accent 6"/>
-    <w:basedOn w:val="934"/>
+    <w:basedOn w:val="944"/>
     <w:uiPriority w:val="99"/>
     <w:pPr>
       <w:pBdr/>
@@ -25543,9 +25585,9 @@
       </w:tcPr>
     </w:tblStylePr>
   </w:style>
-  <w:style w:type="table" w:styleId="821">
+  <w:style w:type="table" w:styleId="831">
     <w:name w:val="List Table 3"/>
-    <w:basedOn w:val="934"/>
+    <w:basedOn w:val="944"/>
     <w:uiPriority w:val="99"/>
     <w:pPr>
       <w:pBdr/>
@@ -25771,9 +25813,9 @@
       </w:tcPr>
     </w:tblStylePr>
   </w:style>
-  <w:style w:type="table" w:styleId="822">
+  <w:style w:type="table" w:styleId="832">
     <w:name w:val="List Table 3 - Accent 1"/>
-    <w:basedOn w:val="934"/>
+    <w:basedOn w:val="944"/>
     <w:uiPriority w:val="99"/>
     <w:pPr>
       <w:pBdr/>
@@ -25999,9 +26041,9 @@
       </w:tcPr>
     </w:tblStylePr>
   </w:style>
-  <w:style w:type="table" w:styleId="823">
+  <w:style w:type="table" w:styleId="833">
     <w:name w:val="List Table 3 - Accent 2"/>
-    <w:basedOn w:val="934"/>
+    <w:basedOn w:val="944"/>
     <w:uiPriority w:val="99"/>
     <w:pPr>
       <w:pBdr/>
@@ -26227,9 +26269,9 @@
       </w:tcPr>
     </w:tblStylePr>
   </w:style>
-  <w:style w:type="table" w:styleId="824">
+  <w:style w:type="table" w:styleId="834">
     <w:name w:val="List Table 3 - Accent 3"/>
-    <w:basedOn w:val="934"/>
+    <w:basedOn w:val="944"/>
     <w:uiPriority w:val="99"/>
     <w:pPr>
       <w:pBdr/>
@@ -26455,9 +26497,9 @@
       </w:tcPr>
     </w:tblStylePr>
   </w:style>
-  <w:style w:type="table" w:styleId="825">
+  <w:style w:type="table" w:styleId="835">
     <w:name w:val="List Table 3 - Accent 4"/>
-    <w:basedOn w:val="934"/>
+    <w:basedOn w:val="944"/>
     <w:uiPriority w:val="99"/>
     <w:pPr>
       <w:pBdr/>
@@ -26683,9 +26725,9 @@
       </w:tcPr>
     </w:tblStylePr>
   </w:style>
-  <w:style w:type="table" w:styleId="826">
+  <w:style w:type="table" w:styleId="836">
     <w:name w:val="List Table 3 - Accent 5"/>
-    <w:basedOn w:val="934"/>
+    <w:basedOn w:val="944"/>
     <w:uiPriority w:val="99"/>
     <w:pPr>
       <w:pBdr/>
@@ -26911,9 +26953,9 @@
       </w:tcPr>
     </w:tblStylePr>
   </w:style>
-  <w:style w:type="table" w:styleId="827">
+  <w:style w:type="table" w:styleId="837">
     <w:name w:val="List Table 3 - Accent 6"/>
-    <w:basedOn w:val="934"/>
+    <w:basedOn w:val="944"/>
     <w:uiPriority w:val="99"/>
     <w:pPr>
       <w:pBdr/>
@@ -27139,9 +27181,9 @@
       </w:tcPr>
     </w:tblStylePr>
   </w:style>
-  <w:style w:type="table" w:styleId="828">
+  <w:style w:type="table" w:styleId="838">
     <w:name w:val="List Table 4"/>
-    <w:basedOn w:val="934"/>
+    <w:basedOn w:val="944"/>
     <w:uiPriority w:val="99"/>
     <w:pPr>
       <w:pBdr/>
@@ -27364,9 +27406,9 @@
       </w:tcPr>
     </w:tblStylePr>
   </w:style>
-  <w:style w:type="table" w:styleId="829">
+  <w:style w:type="table" w:styleId="839">
     <w:name w:val="List Table 4 - Accent 1"/>
-    <w:basedOn w:val="934"/>
+    <w:basedOn w:val="944"/>
     <w:uiPriority w:val="99"/>
     <w:pPr>
       <w:pBdr/>
@@ -27589,9 +27631,9 @@
       </w:tcPr>
     </w:tblStylePr>
   </w:style>
-  <w:style w:type="table" w:styleId="830">
+  <w:style w:type="table" w:styleId="840">
     <w:name w:val="List Table 4 - Accent 2"/>
-    <w:basedOn w:val="934"/>
+    <w:basedOn w:val="944"/>
     <w:uiPriority w:val="99"/>
     <w:pPr>
       <w:pBdr/>
@@ -27814,9 +27856,9 @@
       </w:tcPr>
     </w:tblStylePr>
   </w:style>
-  <w:style w:type="table" w:styleId="831">
+  <w:style w:type="table" w:styleId="841">
     <w:name w:val="List Table 4 - Accent 3"/>
-    <w:basedOn w:val="934"/>
+    <w:basedOn w:val="944"/>
     <w:uiPriority w:val="99"/>
     <w:pPr>
       <w:pBdr/>
@@ -28039,9 +28081,9 @@
       </w:tcPr>
     </w:tblStylePr>
   </w:style>
-  <w:style w:type="table" w:styleId="832">
+  <w:style w:type="table" w:styleId="842">
     <w:name w:val="List Table 4 - Accent 4"/>
-    <w:basedOn w:val="934"/>
+    <w:basedOn w:val="944"/>
     <w:uiPriority w:val="99"/>
     <w:pPr>
       <w:pBdr/>
@@ -28264,9 +28306,9 @@
       </w:tcPr>
     </w:tblStylePr>
   </w:style>
-  <w:style w:type="table" w:styleId="833">
+  <w:style w:type="table" w:styleId="843">
     <w:name w:val="List Table 4 - Accent 5"/>
-    <w:basedOn w:val="934"/>
+    <w:basedOn w:val="944"/>
     <w:uiPriority w:val="99"/>
     <w:pPr>
       <w:pBdr/>
@@ -28489,9 +28531,9 @@
       </w:tcPr>
     </w:tblStylePr>
   </w:style>
-  <w:style w:type="table" w:styleId="834">
+  <w:style w:type="table" w:styleId="844">
     <w:name w:val="List Table 4 - Accent 6"/>
-    <w:basedOn w:val="934"/>
+    <w:basedOn w:val="944"/>
     <w:uiPriority w:val="99"/>
     <w:pPr>
       <w:pBdr/>
@@ -28714,9 +28756,9 @@
       </w:tcPr>
     </w:tblStylePr>
   </w:style>
-  <w:style w:type="table" w:styleId="835">
+  <w:style w:type="table" w:styleId="845">
     <w:name w:val="List Table 5 Dark"/>
-    <w:basedOn w:val="934"/>
+    <w:basedOn w:val="944"/>
     <w:uiPriority w:val="99"/>
     <w:pPr>
       <w:pBdr/>
@@ -28956,9 +28998,9 @@
       </w:tcPr>
     </w:tblStylePr>
   </w:style>
-  <w:style w:type="table" w:styleId="836">
+  <w:style w:type="table" w:styleId="846">
     <w:name w:val="List Table 5 Dark - Accent 1"/>
-    <w:basedOn w:val="934"/>
+    <w:basedOn w:val="944"/>
     <w:uiPriority w:val="99"/>
     <w:pPr>
       <w:pBdr/>
@@ -29198,9 +29240,9 @@
       </w:tcPr>
     </w:tblStylePr>
   </w:style>
-  <w:style w:type="table" w:styleId="837">
+  <w:style w:type="table" w:styleId="847">
     <w:name w:val="List Table 5 Dark - Accent 2"/>
-    <w:basedOn w:val="934"/>
+    <w:basedOn w:val="944"/>
     <w:uiPriority w:val="99"/>
     <w:pPr>
       <w:pBdr/>
@@ -29440,9 +29482,9 @@
       </w:tcPr>
     </w:tblStylePr>
   </w:style>
-  <w:style w:type="table" w:styleId="838">
+  <w:style w:type="table" w:styleId="848">
     <w:name w:val="List Table 5 Dark - Accent 3"/>
-    <w:basedOn w:val="934"/>
+    <w:basedOn w:val="944"/>
     <w:uiPriority w:val="99"/>
     <w:pPr>
       <w:pBdr/>
@@ -29682,9 +29724,9 @@
       </w:tcPr>
     </w:tblStylePr>
   </w:style>
-  <w:style w:type="table" w:styleId="839">
+  <w:style w:type="table" w:styleId="849">
     <w:name w:val="List Table 5 Dark - Accent 4"/>
-    <w:basedOn w:val="934"/>
+    <w:basedOn w:val="944"/>
     <w:uiPriority w:val="99"/>
     <w:pPr>
       <w:pBdr/>
@@ -29924,9 +29966,9 @@
       </w:tcPr>
     </w:tblStylePr>
   </w:style>
-  <w:style w:type="table" w:styleId="840">
+  <w:style w:type="table" w:styleId="850">
     <w:name w:val="List Table 5 Dark - Accent 5"/>
-    <w:basedOn w:val="934"/>
+    <w:basedOn w:val="944"/>
     <w:uiPriority w:val="99"/>
     <w:pPr>
       <w:pBdr/>
@@ -30166,9 +30208,9 @@
       </w:tcPr>
     </w:tblStylePr>
   </w:style>
-  <w:style w:type="table" w:styleId="841">
+  <w:style w:type="table" w:styleId="851">
     <w:name w:val="List Table 5 Dark - Accent 6"/>
-    <w:basedOn w:val="934"/>
+    <w:basedOn w:val="944"/>
     <w:uiPriority w:val="99"/>
     <w:pPr>
       <w:pBdr/>
@@ -30408,9 +30450,9 @@
       </w:tcPr>
     </w:tblStylePr>
   </w:style>
-  <w:style w:type="table" w:styleId="842">
+  <w:style w:type="table" w:styleId="852">
     <w:name w:val="List Table 6 Colorful"/>
-    <w:basedOn w:val="934"/>
+    <w:basedOn w:val="944"/>
     <w:uiPriority w:val="99"/>
     <w:pPr>
       <w:pBdr/>
@@ -30631,9 +30673,9 @@
       </w:tcPr>
     </w:tblStylePr>
   </w:style>
-  <w:style w:type="table" w:styleId="843">
+  <w:style w:type="table" w:styleId="853">
     <w:name w:val="List Table 6 Colorful - Accent 1"/>
-    <w:basedOn w:val="934"/>
+    <w:basedOn w:val="944"/>
     <w:uiPriority w:val="99"/>
     <w:pPr>
       <w:pBdr/>
@@ -30854,9 +30896,9 @@
       </w:tcPr>
     </w:tblStylePr>
   </w:style>
-  <w:style w:type="table" w:styleId="844">
+  <w:style w:type="table" w:styleId="854">
     <w:name w:val="List Table 6 Colorful - Accent 2"/>
-    <w:basedOn w:val="934"/>
+    <w:basedOn w:val="944"/>
     <w:uiPriority w:val="99"/>
     <w:pPr>
       <w:pBdr/>
@@ -31077,9 +31119,9 @@
       </w:tcPr>
     </w:tblStylePr>
   </w:style>
-  <w:style w:type="table" w:styleId="845">
+  <w:style w:type="table" w:styleId="855">
     <w:name w:val="List Table 6 Colorful - Accent 3"/>
-    <w:basedOn w:val="934"/>
+    <w:basedOn w:val="944"/>
     <w:uiPriority w:val="99"/>
     <w:pPr>
       <w:pBdr/>
@@ -31300,9 +31342,9 @@
       </w:tcPr>
     </w:tblStylePr>
   </w:style>
-  <w:style w:type="table" w:styleId="846">
+  <w:style w:type="table" w:styleId="856">
     <w:name w:val="List Table 6 Colorful - Accent 4"/>
-    <w:basedOn w:val="934"/>
+    <w:basedOn w:val="944"/>
     <w:uiPriority w:val="99"/>
     <w:pPr>
       <w:pBdr/>
@@ -31523,9 +31565,9 @@
       </w:tcPr>
     </w:tblStylePr>
   </w:style>
-  <w:style w:type="table" w:styleId="847">
+  <w:style w:type="table" w:styleId="857">
     <w:name w:val="List Table 6 Colorful - Accent 5"/>
-    <w:basedOn w:val="934"/>
+    <w:basedOn w:val="944"/>
     <w:uiPriority w:val="99"/>
     <w:pPr>
       <w:pBdr/>
@@ -31746,9 +31788,9 @@
       </w:tcPr>
     </w:tblStylePr>
   </w:style>
-  <w:style w:type="table" w:styleId="848">
+  <w:style w:type="table" w:styleId="858">
     <w:name w:val="List Table 6 Colorful - Accent 6"/>
-    <w:basedOn w:val="934"/>
+    <w:basedOn w:val="944"/>
     <w:uiPriority w:val="99"/>
     <w:pPr>
       <w:pBdr/>
@@ -31969,9 +32011,9 @@
       </w:tcPr>
     </w:tblStylePr>
   </w:style>
-  <w:style w:type="table" w:styleId="849">
+  <w:style w:type="table" w:styleId="859">
     <w:name w:val="List Table 7 Colorful"/>
-    <w:basedOn w:val="934"/>
+    <w:basedOn w:val="944"/>
     <w:uiPriority w:val="99"/>
     <w:pPr>
       <w:pBdr/>
@@ -32225,9 +32267,9 @@
       </w:tcPr>
     </w:tblStylePr>
   </w:style>
-  <w:style w:type="table" w:styleId="850">
+  <w:style w:type="table" w:styleId="860">
     <w:name w:val="List Table 7 Colorful - Accent 1"/>
-    <w:basedOn w:val="934"/>
+    <w:basedOn w:val="944"/>
     <w:uiPriority w:val="99"/>
     <w:pPr>
       <w:pBdr/>
@@ -32481,9 +32523,9 @@
       </w:tcPr>
     </w:tblStylePr>
   </w:style>
-  <w:style w:type="table" w:styleId="851">
+  <w:style w:type="table" w:styleId="861">
     <w:name w:val="List Table 7 Colorful - Accent 2"/>
-    <w:basedOn w:val="934"/>
+    <w:basedOn w:val="944"/>
     <w:uiPriority w:val="99"/>
     <w:pPr>
       <w:pBdr/>
@@ -32737,9 +32779,9 @@
       </w:tcPr>
     </w:tblStylePr>
   </w:style>
-  <w:style w:type="table" w:styleId="852">
+  <w:style w:type="table" w:styleId="862">
     <w:name w:val="List Table 7 Colorful - Accent 3"/>
-    <w:basedOn w:val="934"/>
+    <w:basedOn w:val="944"/>
     <w:uiPriority w:val="99"/>
     <w:pPr>
       <w:pBdr/>
@@ -32993,9 +33035,9 @@
       </w:tcPr>
     </w:tblStylePr>
   </w:style>
-  <w:style w:type="table" w:styleId="853">
+  <w:style w:type="table" w:styleId="863">
     <w:name w:val="List Table 7 Colorful - Accent 4"/>
-    <w:basedOn w:val="934"/>
+    <w:basedOn w:val="944"/>
     <w:uiPriority w:val="99"/>
     <w:pPr>
       <w:pBdr/>
@@ -33249,9 +33291,9 @@
       </w:tcPr>
     </w:tblStylePr>
   </w:style>
-  <w:style w:type="table" w:styleId="854">
+  <w:style w:type="table" w:styleId="864">
     <w:name w:val="List Table 7 Colorful - Accent 5"/>
-    <w:basedOn w:val="934"/>
+    <w:basedOn w:val="944"/>
     <w:uiPriority w:val="99"/>
     <w:pPr>
       <w:pBdr/>
@@ -33505,9 +33547,9 @@
       </w:tcPr>
     </w:tblStylePr>
   </w:style>
-  <w:style w:type="table" w:styleId="855">
+  <w:style w:type="table" w:styleId="865">
     <w:name w:val="List Table 7 Colorful - Accent 6"/>
-    <w:basedOn w:val="934"/>
+    <w:basedOn w:val="944"/>
     <w:uiPriority w:val="99"/>
     <w:pPr>
       <w:pBdr/>
@@ -33761,9 +33803,9 @@
       </w:tcPr>
     </w:tblStylePr>
   </w:style>
-  <w:style w:type="table" w:styleId="856">
+  <w:style w:type="table" w:styleId="866">
     <w:name w:val="Lined - Accent"/>
-    <w:basedOn w:val="934"/>
+    <w:basedOn w:val="944"/>
     <w:uiPriority w:val="99"/>
     <w:pPr>
       <w:pBdr/>
@@ -33998,9 +34040,9 @@
       </w:tcPr>
     </w:tblStylePr>
   </w:style>
-  <w:style w:type="table" w:styleId="857">
+  <w:style w:type="table" w:styleId="867">
     <w:name w:val="Lined - Accent 1"/>
-    <w:basedOn w:val="934"/>
+    <w:basedOn w:val="944"/>
     <w:uiPriority w:val="99"/>
     <w:pPr>
       <w:pBdr/>
@@ -34235,9 +34277,9 @@
       </w:tcPr>
     </w:tblStylePr>
   </w:style>
-  <w:style w:type="table" w:styleId="858">
+  <w:style w:type="table" w:styleId="868">
     <w:name w:val="Lined - Accent 2"/>
-    <w:basedOn w:val="934"/>
+    <w:basedOn w:val="944"/>
     <w:uiPriority w:val="99"/>
     <w:pPr>
       <w:pBdr/>
@@ -34472,9 +34514,9 @@
       </w:tcPr>
     </w:tblStylePr>
   </w:style>
-  <w:style w:type="table" w:styleId="859">
+  <w:style w:type="table" w:styleId="869">
     <w:name w:val="Lined - Accent 3"/>
-    <w:basedOn w:val="934"/>
+    <w:basedOn w:val="944"/>
     <w:uiPriority w:val="99"/>
     <w:pPr>
       <w:pBdr/>
@@ -34709,9 +34751,9 @@
       </w:tcPr>
     </w:tblStylePr>
   </w:style>
-  <w:style w:type="table" w:styleId="860">
+  <w:style w:type="table" w:styleId="870">
     <w:name w:val="Lined - Accent 4"/>
-    <w:basedOn w:val="934"/>
+    <w:basedOn w:val="944"/>
     <w:uiPriority w:val="99"/>
     <w:pPr>
       <w:pBdr/>
@@ -34946,9 +34988,9 @@
       </w:tcPr>
     </w:tblStylePr>
   </w:style>
-  <w:style w:type="table" w:styleId="861">
+  <w:style w:type="table" w:styleId="871">
     <w:name w:val="Lined - Accent 5"/>
-    <w:basedOn w:val="934"/>
+    <w:basedOn w:val="944"/>
     <w:uiPriority w:val="99"/>
     <w:pPr>
       <w:pBdr/>
@@ -35183,9 +35225,9 @@
       </w:tcPr>
     </w:tblStylePr>
   </w:style>
-  <w:style w:type="table" w:styleId="862">
+  <w:style w:type="table" w:styleId="872">
     <w:name w:val="Lined - Accent 6"/>
-    <w:basedOn w:val="934"/>
+    <w:basedOn w:val="944"/>
     <w:uiPriority w:val="99"/>
     <w:pPr>
       <w:pBdr/>
@@ -35420,9 +35462,9 @@
       </w:tcPr>
     </w:tblStylePr>
   </w:style>
-  <w:style w:type="table" w:styleId="863">
+  <w:style w:type="table" w:styleId="873">
     <w:name w:val="Bordered &amp; Lined - Accent"/>
-    <w:basedOn w:val="934"/>
+    <w:basedOn w:val="944"/>
     <w:uiPriority w:val="99"/>
     <w:pPr>
       <w:pBdr/>
@@ -35664,9 +35706,9 @@
       </w:tcPr>
     </w:tblStylePr>
   </w:style>
-  <w:style w:type="table" w:styleId="864">
+  <w:style w:type="table" w:styleId="874">
     <w:name w:val="Bordered &amp; Lined - Accent 1"/>
-    <w:basedOn w:val="934"/>
+    <w:basedOn w:val="944"/>
     <w:uiPriority w:val="99"/>
     <w:pPr>
       <w:pBdr/>
@@ -35908,9 +35950,9 @@
       </w:tcPr>
     </w:tblStylePr>
   </w:style>
-  <w:style w:type="table" w:styleId="865">
+  <w:style w:type="table" w:styleId="875">
     <w:name w:val="Bordered &amp; Lined - Accent 2"/>
-    <w:basedOn w:val="934"/>
+    <w:basedOn w:val="944"/>
     <w:uiPriority w:val="99"/>
     <w:pPr>
       <w:pBdr/>
@@ -36152,9 +36194,9 @@
       </w:tcPr>
     </w:tblStylePr>
   </w:style>
-  <w:style w:type="table" w:styleId="866">
+  <w:style w:type="table" w:styleId="876">
     <w:name w:val="Bordered &amp; Lined - Accent 3"/>
-    <w:basedOn w:val="934"/>
+    <w:basedOn w:val="944"/>
     <w:uiPriority w:val="99"/>
     <w:pPr>
       <w:pBdr/>
@@ -36396,9 +36438,9 @@
       </w:tcPr>
     </w:tblStylePr>
   </w:style>
-  <w:style w:type="table" w:styleId="867">
+  <w:style w:type="table" w:styleId="877">
     <w:name w:val="Bordered &amp; Lined - Accent 4"/>
-    <w:basedOn w:val="934"/>
+    <w:basedOn w:val="944"/>
     <w:uiPriority w:val="99"/>
     <w:pPr>
       <w:pBdr/>
@@ -36640,9 +36682,9 @@
       </w:tcPr>
     </w:tblStylePr>
   </w:style>
-  <w:style w:type="table" w:styleId="868">
+  <w:style w:type="table" w:styleId="878">
     <w:name w:val="Bordered &amp; Lined - Accent 5"/>
-    <w:basedOn w:val="934"/>
+    <w:basedOn w:val="944"/>
     <w:uiPriority w:val="99"/>
     <w:pPr>
       <w:pBdr/>
@@ -36884,9 +36926,9 @@
       </w:tcPr>
     </w:tblStylePr>
   </w:style>
-  <w:style w:type="table" w:styleId="869">
+  <w:style w:type="table" w:styleId="879">
     <w:name w:val="Bordered &amp; Lined - Accent 6"/>
-    <w:basedOn w:val="934"/>
+    <w:basedOn w:val="944"/>
     <w:uiPriority w:val="99"/>
     <w:pPr>
       <w:pBdr/>
@@ -37128,9 +37170,9 @@
       </w:tcPr>
     </w:tblStylePr>
   </w:style>
-  <w:style w:type="table" w:styleId="870">
+  <w:style w:type="table" w:styleId="880">
     <w:name w:val="Bordered"/>
-    <w:basedOn w:val="934"/>
+    <w:basedOn w:val="944"/>
     <w:uiPriority w:val="99"/>
     <w:pPr>
       <w:pBdr/>
@@ -37359,9 +37401,9 @@
       </w:tcPr>
     </w:tblStylePr>
   </w:style>
-  <w:style w:type="table" w:styleId="871">
+  <w:style w:type="table" w:styleId="881">
     <w:name w:val="Bordered - Accent 1"/>
-    <w:basedOn w:val="934"/>
+    <w:basedOn w:val="944"/>
     <w:uiPriority w:val="99"/>
     <w:pPr>
       <w:pBdr/>
@@ -37590,9 +37632,9 @@
       </w:tcPr>
     </w:tblStylePr>
   </w:style>
-  <w:style w:type="table" w:styleId="872">
+  <w:style w:type="table" w:styleId="882">
     <w:name w:val="Bordered - Accent 2"/>
-    <w:basedOn w:val="934"/>
+    <w:basedOn w:val="944"/>
     <w:uiPriority w:val="99"/>
     <w:pPr>
       <w:pBdr/>
@@ -37821,9 +37863,9 @@
       </w:tcPr>
     </w:tblStylePr>
   </w:style>
-  <w:style w:type="table" w:styleId="873">
+  <w:style w:type="table" w:styleId="883">
     <w:name w:val="Bordered - Accent 3"/>
-    <w:basedOn w:val="934"/>
+    <w:basedOn w:val="944"/>
     <w:uiPriority w:val="99"/>
     <w:pPr>
       <w:pBdr/>
@@ -38052,9 +38094,9 @@
       </w:tcPr>
     </w:tblStylePr>
   </w:style>
-  <w:style w:type="table" w:styleId="874">
+  <w:style w:type="table" w:styleId="884">
     <w:name w:val="Bordered - Accent 4"/>
-    <w:basedOn w:val="934"/>
+    <w:basedOn w:val="944"/>
     <w:uiPriority w:val="99"/>
     <w:pPr>
       <w:pBdr/>
@@ -38283,9 +38325,9 @@
       </w:tcPr>
     </w:tblStylePr>
   </w:style>
-  <w:style w:type="table" w:styleId="875">
+  <w:style w:type="table" w:styleId="885">
     <w:name w:val="Bordered - Accent 5"/>
-    <w:basedOn w:val="934"/>
+    <w:basedOn w:val="944"/>
     <w:uiPriority w:val="99"/>
     <w:pPr>
       <w:pBdr/>
@@ -38514,9 +38556,9 @@
       </w:tcPr>
     </w:tblStylePr>
   </w:style>
-  <w:style w:type="table" w:styleId="876">
+  <w:style w:type="table" w:styleId="886">
     <w:name w:val="Bordered - Accent 6"/>
-    <w:basedOn w:val="934"/>
+    <w:basedOn w:val="944"/>
     <w:uiPriority w:val="99"/>
     <w:pPr>
       <w:pBdr/>
@@ -38745,11 +38787,11 @@
       </w:tcPr>
     </w:tblStylePr>
   </w:style>
-  <w:style w:type="paragraph" w:styleId="877">
+  <w:style w:type="paragraph" w:styleId="887">
     <w:name w:val="Heading 1"/>
-    <w:basedOn w:val="932"/>
-    <w:next w:val="932"/>
-    <w:link w:val="886"/>
+    <w:basedOn w:val="942"/>
+    <w:next w:val="942"/>
+    <w:link w:val="896"/>
     <w:uiPriority w:val="9"/>
     <w:qFormat/>
     <w:pPr>
@@ -38767,11 +38809,11 @@
       <w:szCs w:val="40"/>
     </w:rPr>
   </w:style>
-  <w:style w:type="paragraph" w:styleId="878">
+  <w:style w:type="paragraph" w:styleId="888">
     <w:name w:val="Heading 2"/>
-    <w:basedOn w:val="932"/>
-    <w:next w:val="932"/>
-    <w:link w:val="887"/>
+    <w:basedOn w:val="942"/>
+    <w:next w:val="942"/>
+    <w:link w:val="897"/>
     <w:uiPriority w:val="9"/>
     <w:unhideWhenUsed/>
     <w:qFormat/>
@@ -38790,11 +38832,11 @@
       <w:szCs w:val="32"/>
     </w:rPr>
   </w:style>
-  <w:style w:type="paragraph" w:styleId="879">
+  <w:style w:type="paragraph" w:styleId="889">
     <w:name w:val="Heading 3"/>
-    <w:basedOn w:val="932"/>
-    <w:next w:val="932"/>
-    <w:link w:val="888"/>
+    <w:basedOn w:val="942"/>
+    <w:next w:val="942"/>
+    <w:link w:val="898"/>
     <w:uiPriority w:val="9"/>
     <w:unhideWhenUsed/>
     <w:qFormat/>
@@ -38813,11 +38855,11 @@
       <w:szCs w:val="28"/>
     </w:rPr>
   </w:style>
-  <w:style w:type="paragraph" w:styleId="880">
+  <w:style w:type="paragraph" w:styleId="890">
     <w:name w:val="Heading 4"/>
-    <w:basedOn w:val="932"/>
-    <w:next w:val="932"/>
-    <w:link w:val="889"/>
+    <w:basedOn w:val="942"/>
+    <w:next w:val="942"/>
+    <w:link w:val="899"/>
     <w:uiPriority w:val="9"/>
     <w:unhideWhenUsed/>
     <w:qFormat/>
@@ -38836,11 +38878,11 @@
       <w:color w:val="0f4761" w:themeColor="accent1" w:themeShade="BF"/>
     </w:rPr>
   </w:style>
-  <w:style w:type="paragraph" w:styleId="881">
+  <w:style w:type="paragraph" w:styleId="891">
     <w:name w:val="Heading 5"/>
-    <w:basedOn w:val="932"/>
-    <w:next w:val="932"/>
-    <w:link w:val="890"/>
+    <w:basedOn w:val="942"/>
+    <w:next w:val="942"/>
+    <w:link w:val="900"/>
     <w:uiPriority w:val="9"/>
     <w:unhideWhenUsed/>
     <w:qFormat/>
@@ -38857,11 +38899,11 @@
       <w:color w:val="0f4761" w:themeColor="accent1" w:themeShade="BF"/>
     </w:rPr>
   </w:style>
-  <w:style w:type="paragraph" w:styleId="882">
+  <w:style w:type="paragraph" w:styleId="892">
     <w:name w:val="Heading 6"/>
-    <w:basedOn w:val="932"/>
-    <w:next w:val="932"/>
-    <w:link w:val="891"/>
+    <w:basedOn w:val="942"/>
+    <w:next w:val="942"/>
+    <w:link w:val="901"/>
     <w:uiPriority w:val="9"/>
     <w:unhideWhenUsed/>
     <w:qFormat/>
@@ -38880,11 +38922,11 @@
       <w:color w:val="595959" w:themeColor="text1" w:themeTint="A6"/>
     </w:rPr>
   </w:style>
-  <w:style w:type="paragraph" w:styleId="883">
+  <w:style w:type="paragraph" w:styleId="893">
     <w:name w:val="Heading 7"/>
-    <w:basedOn w:val="932"/>
-    <w:next w:val="932"/>
-    <w:link w:val="892"/>
+    <w:basedOn w:val="942"/>
+    <w:next w:val="942"/>
+    <w:link w:val="902"/>
     <w:uiPriority w:val="9"/>
     <w:unhideWhenUsed/>
     <w:qFormat/>
@@ -38901,11 +38943,11 @@
       <w:color w:val="595959" w:themeColor="text1" w:themeTint="A6"/>
     </w:rPr>
   </w:style>
-  <w:style w:type="paragraph" w:styleId="884">
+  <w:style w:type="paragraph" w:styleId="894">
     <w:name w:val="Heading 8"/>
-    <w:basedOn w:val="932"/>
-    <w:next w:val="932"/>
-    <w:link w:val="893"/>
+    <w:basedOn w:val="942"/>
+    <w:next w:val="942"/>
+    <w:link w:val="903"/>
     <w:uiPriority w:val="9"/>
     <w:unhideWhenUsed/>
     <w:qFormat/>
@@ -38924,11 +38966,11 @@
       <w:color w:val="272727" w:themeColor="text1" w:themeTint="D8"/>
     </w:rPr>
   </w:style>
-  <w:style w:type="paragraph" w:styleId="885">
+  <w:style w:type="paragraph" w:styleId="895">
     <w:name w:val="Heading 9"/>
-    <w:basedOn w:val="932"/>
-    <w:next w:val="932"/>
-    <w:link w:val="894"/>
+    <w:basedOn w:val="942"/>
+    <w:next w:val="942"/>
+    <w:link w:val="904"/>
     <w:uiPriority w:val="9"/>
     <w:unhideWhenUsed/>
     <w:qFormat/>
@@ -38947,10 +38989,10 @@
       <w:color w:val="272727" w:themeColor="text1" w:themeTint="D8"/>
     </w:rPr>
   </w:style>
-  <w:style w:type="character" w:styleId="886">
+  <w:style w:type="character" w:styleId="896">
     <w:name w:val="Heading 1 Char"/>
-    <w:basedOn w:val="933"/>
-    <w:link w:val="877"/>
+    <w:basedOn w:val="943"/>
+    <w:link w:val="887"/>
     <w:uiPriority w:val="9"/>
     <w:pPr>
       <w:pBdr/>
@@ -38964,10 +39006,10 @@
       <w:szCs w:val="40"/>
     </w:rPr>
   </w:style>
-  <w:style w:type="character" w:styleId="887">
+  <w:style w:type="character" w:styleId="897">
     <w:name w:val="Heading 2 Char"/>
-    <w:basedOn w:val="933"/>
-    <w:link w:val="878"/>
+    <w:basedOn w:val="943"/>
+    <w:link w:val="888"/>
     <w:uiPriority w:val="9"/>
     <w:pPr>
       <w:pBdr/>
@@ -38981,10 +39023,10 @@
       <w:szCs w:val="32"/>
     </w:rPr>
   </w:style>
-  <w:style w:type="character" w:styleId="888">
+  <w:style w:type="character" w:styleId="898">
     <w:name w:val="Heading 3 Char"/>
-    <w:basedOn w:val="933"/>
-    <w:link w:val="879"/>
+    <w:basedOn w:val="943"/>
+    <w:link w:val="889"/>
     <w:uiPriority w:val="9"/>
     <w:pPr>
       <w:pBdr/>
@@ -38998,10 +39040,10 @@
       <w:szCs w:val="28"/>
     </w:rPr>
   </w:style>
-  <w:style w:type="character" w:styleId="889">
+  <w:style w:type="character" w:styleId="899">
     <w:name w:val="Heading 4 Char"/>
-    <w:basedOn w:val="933"/>
-    <w:link w:val="880"/>
+    <w:basedOn w:val="943"/>
+    <w:link w:val="890"/>
     <w:uiPriority w:val="9"/>
     <w:pPr>
       <w:pBdr/>
@@ -39015,10 +39057,10 @@
       <w:color w:val="0f4761" w:themeColor="accent1" w:themeShade="BF"/>
     </w:rPr>
   </w:style>
-  <w:style w:type="character" w:styleId="890">
+  <w:style w:type="character" w:styleId="900">
     <w:name w:val="Heading 5 Char"/>
-    <w:basedOn w:val="933"/>
-    <w:link w:val="881"/>
+    <w:basedOn w:val="943"/>
+    <w:link w:val="891"/>
     <w:uiPriority w:val="9"/>
     <w:pPr>
       <w:pBdr/>
@@ -39030,10 +39072,10 @@
       <w:color w:val="0f4761" w:themeColor="accent1" w:themeShade="BF"/>
     </w:rPr>
   </w:style>
-  <w:style w:type="character" w:styleId="891">
+  <w:style w:type="character" w:styleId="901">
     <w:name w:val="Heading 6 Char"/>
-    <w:basedOn w:val="933"/>
-    <w:link w:val="882"/>
+    <w:basedOn w:val="943"/>
+    <w:link w:val="892"/>
     <w:uiPriority w:val="9"/>
     <w:pPr>
       <w:pBdr/>
@@ -39047,10 +39089,10 @@
       <w:color w:val="595959" w:themeColor="text1" w:themeTint="A6"/>
     </w:rPr>
   </w:style>
-  <w:style w:type="character" w:styleId="892">
+  <w:style w:type="character" w:styleId="902">
     <w:name w:val="Heading 7 Char"/>
-    <w:basedOn w:val="933"/>
-    <w:link w:val="883"/>
+    <w:basedOn w:val="943"/>
+    <w:link w:val="893"/>
     <w:uiPriority w:val="9"/>
     <w:pPr>
       <w:pBdr/>
@@ -39062,10 +39104,10 @@
       <w:color w:val="595959" w:themeColor="text1" w:themeTint="A6"/>
     </w:rPr>
   </w:style>
-  <w:style w:type="character" w:styleId="893">
+  <w:style w:type="character" w:styleId="903">
     <w:name w:val="Heading 8 Char"/>
-    <w:basedOn w:val="933"/>
-    <w:link w:val="884"/>
+    <w:basedOn w:val="943"/>
+    <w:link w:val="894"/>
     <w:uiPriority w:val="9"/>
     <w:pPr>
       <w:pBdr/>
@@ -39079,10 +39121,10 @@
       <w:color w:val="272727" w:themeColor="text1" w:themeTint="D8"/>
     </w:rPr>
   </w:style>
-  <w:style w:type="character" w:styleId="894">
+  <w:style w:type="character" w:styleId="904">
     <w:name w:val="Heading 9 Char"/>
-    <w:basedOn w:val="933"/>
-    <w:link w:val="885"/>
+    <w:basedOn w:val="943"/>
+    <w:link w:val="895"/>
     <w:uiPriority w:val="9"/>
     <w:pPr>
       <w:pBdr/>
@@ -39096,11 +39138,11 @@
       <w:color w:val="272727" w:themeColor="text1" w:themeTint="D8"/>
     </w:rPr>
   </w:style>
-  <w:style w:type="paragraph" w:styleId="895">
+  <w:style w:type="paragraph" w:styleId="905">
     <w:name w:val="Title"/>
-    <w:basedOn w:val="932"/>
-    <w:next w:val="932"/>
-    <w:link w:val="896"/>
+    <w:basedOn w:val="942"/>
+    <w:next w:val="942"/>
+    <w:link w:val="906"/>
     <w:uiPriority w:val="10"/>
     <w:qFormat/>
     <w:pPr>
@@ -39116,10 +39158,10 @@
       <w:szCs w:val="56"/>
     </w:rPr>
   </w:style>
-  <w:style w:type="character" w:styleId="896">
+  <w:style w:type="character" w:styleId="906">
     <w:name w:val="Title Char"/>
-    <w:basedOn w:val="933"/>
-    <w:link w:val="895"/>
+    <w:basedOn w:val="943"/>
+    <w:link w:val="905"/>
     <w:uiPriority w:val="10"/>
     <w:pPr>
       <w:pBdr/>
@@ -39133,11 +39175,11 @@
       <w:szCs w:val="56"/>
     </w:rPr>
   </w:style>
-  <w:style w:type="paragraph" w:styleId="897">
+  <w:style w:type="paragraph" w:styleId="907">
     <w:name w:val="Subtitle"/>
-    <w:basedOn w:val="932"/>
-    <w:next w:val="932"/>
-    <w:link w:val="898"/>
+    <w:basedOn w:val="942"/>
+    <w:next w:val="942"/>
+    <w:link w:val="908"/>
     <w:uiPriority w:val="11"/>
     <w:qFormat/>
     <w:pPr>
@@ -39155,10 +39197,10 @@
       <w:szCs w:val="28"/>
     </w:rPr>
   </w:style>
-  <w:style w:type="character" w:styleId="898">
+  <w:style w:type="character" w:styleId="908">
     <w:name w:val="Subtitle Char"/>
-    <w:basedOn w:val="933"/>
-    <w:link w:val="897"/>
+    <w:basedOn w:val="943"/>
+    <w:link w:val="907"/>
     <w:uiPriority w:val="11"/>
     <w:pPr>
       <w:pBdr/>
@@ -39172,11 +39214,11 @@
       <w:szCs w:val="28"/>
     </w:rPr>
   </w:style>
-  <w:style w:type="paragraph" w:styleId="899">
+  <w:style w:type="paragraph" w:styleId="909">
     <w:name w:val="Quote"/>
-    <w:basedOn w:val="932"/>
-    <w:next w:val="932"/>
-    <w:link w:val="900"/>
+    <w:basedOn w:val="942"/>
+    <w:next w:val="942"/>
+    <w:link w:val="910"/>
     <w:uiPriority w:val="29"/>
     <w:qFormat/>
     <w:pPr>
@@ -39191,10 +39233,10 @@
       <w:color w:val="404040" w:themeColor="text1" w:themeTint="BF"/>
     </w:rPr>
   </w:style>
-  <w:style w:type="character" w:styleId="900">
+  <w:style w:type="character" w:styleId="910">
     <w:name w:val="Quote Char"/>
-    <w:basedOn w:val="933"/>
-    <w:link w:val="899"/>
+    <w:basedOn w:val="943"/>
+    <w:link w:val="909"/>
     <w:uiPriority w:val="29"/>
     <w:pPr>
       <w:pBdr/>
@@ -39207,9 +39249,9 @@
       <w:color w:val="404040" w:themeColor="text1" w:themeTint="BF"/>
     </w:rPr>
   </w:style>
-  <w:style w:type="character" w:styleId="901">
+  <w:style w:type="character" w:styleId="911">
     <w:name w:val="Intense Emphasis"/>
-    <w:basedOn w:val="933"/>
+    <w:basedOn w:val="943"/>
     <w:uiPriority w:val="21"/>
     <w:qFormat/>
     <w:pPr>
@@ -39223,11 +39265,11 @@
       <w:color w:val="0f4761" w:themeColor="accent1" w:themeShade="BF"/>
     </w:rPr>
   </w:style>
-  <w:style w:type="paragraph" w:styleId="902">
+  <w:style w:type="paragraph" w:styleId="912">
     <w:name w:val="Intense Quote"/>
-    <w:basedOn w:val="932"/>
-    <w:next w:val="932"/>
-    <w:link w:val="903"/>
+    <w:basedOn w:val="942"/>
+    <w:next w:val="942"/>
+    <w:link w:val="913"/>
     <w:uiPriority w:val="30"/>
     <w:qFormat/>
     <w:pPr>
@@ -39245,10 +39287,10 @@
       <w:color w:val="0f4761" w:themeColor="accent1" w:themeShade="BF"/>
     </w:rPr>
   </w:style>
-  <w:style w:type="character" w:styleId="903">
+  <w:style w:type="character" w:styleId="913">
     <w:name w:val="Intense Quote Char"/>
-    <w:basedOn w:val="933"/>
-    <w:link w:val="902"/>
+    <w:basedOn w:val="943"/>
+    <w:link w:val="912"/>
     <w:uiPriority w:val="30"/>
     <w:pPr>
       <w:pBdr/>
@@ -39261,9 +39303,9 @@
       <w:color w:val="0f4761" w:themeColor="accent1" w:themeShade="BF"/>
     </w:rPr>
   </w:style>
-  <w:style w:type="character" w:styleId="904">
+  <w:style w:type="character" w:styleId="914">
     <w:name w:val="Intense Reference"/>
-    <w:basedOn w:val="933"/>
+    <w:basedOn w:val="943"/>
     <w:uiPriority w:val="32"/>
     <w:qFormat/>
     <w:pPr>
@@ -39279,9 +39321,9 @@
       <w:spacing w:val="5"/>
     </w:rPr>
   </w:style>
-  <w:style w:type="paragraph" w:styleId="905">
+  <w:style w:type="paragraph" w:styleId="915">
     <w:name w:val="No Spacing"/>
-    <w:basedOn w:val="932"/>
+    <w:basedOn w:val="942"/>
     <w:uiPriority w:val="1"/>
     <w:qFormat/>
     <w:pPr>
@@ -39290,9 +39332,9 @@
       <w:ind/>
     </w:pPr>
   </w:style>
-  <w:style w:type="character" w:styleId="906">
+  <w:style w:type="character" w:styleId="916">
     <w:name w:val="Subtle Emphasis"/>
-    <w:basedOn w:val="933"/>
+    <w:basedOn w:val="943"/>
     <w:uiPriority w:val="19"/>
     <w:qFormat/>
     <w:pPr>
@@ -39306,9 +39348,9 @@
       <w:color w:val="404040" w:themeColor="text1" w:themeTint="BF"/>
     </w:rPr>
   </w:style>
-  <w:style w:type="character" w:styleId="907">
+  <w:style w:type="character" w:styleId="917">
     <w:name w:val="Emphasis"/>
-    <w:basedOn w:val="933"/>
+    <w:basedOn w:val="943"/>
     <w:uiPriority w:val="20"/>
     <w:qFormat/>
     <w:pPr>
@@ -39321,9 +39363,9 @@
       <w:iCs/>
     </w:rPr>
   </w:style>
-  <w:style w:type="character" w:styleId="908">
+  <w:style w:type="character" w:styleId="918">
     <w:name w:val="Strong"/>
-    <w:basedOn w:val="933"/>
+    <w:basedOn w:val="943"/>
     <w:uiPriority w:val="22"/>
     <w:qFormat/>
     <w:pPr>
@@ -39336,9 +39378,9 @@
       <w:bCs/>
     </w:rPr>
   </w:style>
-  <w:style w:type="character" w:styleId="909">
+  <w:style w:type="character" w:styleId="919">
     <w:name w:val="Subtle Reference"/>
-    <w:basedOn w:val="933"/>
+    <w:basedOn w:val="943"/>
     <w:uiPriority w:val="31"/>
     <w:qFormat/>
     <w:pPr>
@@ -39351,9 +39393,9 @@
       <w:color w:val="5a5a5a" w:themeColor="text1" w:themeTint="A5"/>
     </w:rPr>
   </w:style>
-  <w:style w:type="character" w:styleId="910">
+  <w:style w:type="character" w:styleId="920">
     <w:name w:val="Book Title"/>
-    <w:basedOn w:val="933"/>
+    <w:basedOn w:val="943"/>
     <w:uiPriority w:val="33"/>
     <w:qFormat/>
     <w:pPr>
@@ -39369,10 +39411,10 @@
       <w:spacing w:val="5"/>
     </w:rPr>
   </w:style>
-  <w:style w:type="character" w:styleId="911">
+  <w:style w:type="character" w:styleId="921">
     <w:name w:val="Header Char"/>
-    <w:basedOn w:val="933"/>
-    <w:link w:val="936"/>
+    <w:basedOn w:val="943"/>
+    <w:link w:val="946"/>
     <w:uiPriority w:val="99"/>
     <w:pPr>
       <w:pBdr/>
@@ -39380,10 +39422,10 @@
       <w:ind/>
     </w:pPr>
   </w:style>
-  <w:style w:type="character" w:styleId="912">
+  <w:style w:type="character" w:styleId="922">
     <w:name w:val="Footer Char"/>
-    <w:basedOn w:val="933"/>
-    <w:link w:val="938"/>
+    <w:basedOn w:val="943"/>
+    <w:link w:val="948"/>
     <w:uiPriority w:val="99"/>
     <w:pPr>
       <w:pBdr/>
@@ -39391,10 +39433,10 @@
       <w:ind/>
     </w:pPr>
   </w:style>
-  <w:style w:type="paragraph" w:styleId="913">
+  <w:style w:type="paragraph" w:styleId="923">
     <w:name w:val="Caption"/>
-    <w:basedOn w:val="932"/>
-    <w:next w:val="932"/>
+    <w:basedOn w:val="942"/>
+    <w:next w:val="942"/>
     <w:uiPriority w:val="35"/>
     <w:unhideWhenUsed/>
     <w:qFormat/>
@@ -39411,10 +39453,10 @@
       <w:szCs w:val="18"/>
     </w:rPr>
   </w:style>
-  <w:style w:type="paragraph" w:styleId="914">
+  <w:style w:type="paragraph" w:styleId="924">
     <w:name w:val="footnote text"/>
-    <w:basedOn w:val="932"/>
-    <w:link w:val="915"/>
+    <w:basedOn w:val="942"/>
+    <w:link w:val="925"/>
     <w:uiPriority w:val="99"/>
     <w:semiHidden/>
     <w:unhideWhenUsed/>
@@ -39428,10 +39470,10 @@
       <w:szCs w:val="20"/>
     </w:rPr>
   </w:style>
-  <w:style w:type="character" w:styleId="915">
+  <w:style w:type="character" w:styleId="925">
     <w:name w:val="Footnote Text Char"/>
-    <w:basedOn w:val="933"/>
-    <w:link w:val="914"/>
+    <w:basedOn w:val="943"/>
+    <w:link w:val="924"/>
     <w:uiPriority w:val="99"/>
     <w:semiHidden/>
     <w:pPr>
@@ -39444,9 +39486,9 @@
       <w:szCs w:val="20"/>
     </w:rPr>
   </w:style>
-  <w:style w:type="character" w:styleId="916">
+  <w:style w:type="character" w:styleId="926">
     <w:name w:val="footnote reference"/>
-    <w:basedOn w:val="933"/>
+    <w:basedOn w:val="943"/>
     <w:uiPriority w:val="99"/>
     <w:semiHidden/>
     <w:unhideWhenUsed/>
@@ -39459,10 +39501,10 @@
       <w:vertAlign w:val="superscript"/>
     </w:rPr>
   </w:style>
-  <w:style w:type="paragraph" w:styleId="917">
+  <w:style w:type="paragraph" w:styleId="927">
     <w:name w:val="endnote text"/>
-    <w:basedOn w:val="932"/>
-    <w:link w:val="918"/>
+    <w:basedOn w:val="942"/>
+    <w:link w:val="928"/>
     <w:uiPriority w:val="99"/>
     <w:semiHidden/>
     <w:unhideWhenUsed/>
@@ -39476,10 +39518,10 @@
       <w:szCs w:val="20"/>
     </w:rPr>
   </w:style>
-  <w:style w:type="character" w:styleId="918">
+  <w:style w:type="character" w:styleId="928">
     <w:name w:val="Endnote Text Char"/>
-    <w:basedOn w:val="933"/>
-    <w:link w:val="917"/>
+    <w:basedOn w:val="943"/>
+    <w:link w:val="927"/>
     <w:uiPriority w:val="99"/>
     <w:semiHidden/>
     <w:pPr>
@@ -39492,9 +39534,9 @@
       <w:szCs w:val="20"/>
     </w:rPr>
   </w:style>
-  <w:style w:type="character" w:styleId="919">
+  <w:style w:type="character" w:styleId="929">
     <w:name w:val="endnote reference"/>
-    <w:basedOn w:val="933"/>
+    <w:basedOn w:val="943"/>
     <w:uiPriority w:val="99"/>
     <w:semiHidden/>
     <w:unhideWhenUsed/>
@@ -39507,9 +39549,9 @@
       <w:vertAlign w:val="superscript"/>
     </w:rPr>
   </w:style>
-  <w:style w:type="character" w:styleId="920">
+  <w:style w:type="character" w:styleId="930">
     <w:name w:val="Hyperlink"/>
-    <w:basedOn w:val="933"/>
+    <w:basedOn w:val="943"/>
     <w:uiPriority w:val="99"/>
     <w:unhideWhenUsed/>
     <w:pPr>
@@ -39522,9 +39564,9 @@
       <w:u w:val="single"/>
     </w:rPr>
   </w:style>
-  <w:style w:type="character" w:styleId="921">
+  <w:style w:type="character" w:styleId="931">
     <w:name w:val="FollowedHyperlink"/>
-    <w:basedOn w:val="933"/>
+    <w:basedOn w:val="943"/>
     <w:uiPriority w:val="99"/>
     <w:semiHidden/>
     <w:unhideWhenUsed/>
@@ -39538,10 +39580,10 @@
       <w:u w:val="single"/>
     </w:rPr>
   </w:style>
-  <w:style w:type="paragraph" w:styleId="922">
+  <w:style w:type="paragraph" w:styleId="932">
     <w:name w:val="toc 2"/>
-    <w:basedOn w:val="932"/>
-    <w:next w:val="932"/>
+    <w:basedOn w:val="942"/>
+    <w:next w:val="942"/>
     <w:uiPriority w:val="39"/>
     <w:unhideWhenUsed/>
     <w:pPr>
@@ -39550,10 +39592,10 @@
       <w:ind w:left="220"/>
     </w:pPr>
   </w:style>
-  <w:style w:type="paragraph" w:styleId="923">
+  <w:style w:type="paragraph" w:styleId="933">
     <w:name w:val="toc 3"/>
-    <w:basedOn w:val="932"/>
-    <w:next w:val="932"/>
+    <w:basedOn w:val="942"/>
+    <w:next w:val="942"/>
     <w:uiPriority w:val="39"/>
     <w:unhideWhenUsed/>
     <w:pPr>
@@ -39562,10 +39604,10 @@
       <w:ind w:left="440"/>
     </w:pPr>
   </w:style>
-  <w:style w:type="paragraph" w:styleId="924">
+  <w:style w:type="paragraph" w:styleId="934">
     <w:name w:val="toc 4"/>
-    <w:basedOn w:val="932"/>
-    <w:next w:val="932"/>
+    <w:basedOn w:val="942"/>
+    <w:next w:val="942"/>
     <w:uiPriority w:val="39"/>
     <w:unhideWhenUsed/>
     <w:pPr>
@@ -39574,10 +39616,10 @@
       <w:ind w:left="660"/>
     </w:pPr>
   </w:style>
-  <w:style w:type="paragraph" w:styleId="925">
+  <w:style w:type="paragraph" w:styleId="935">
     <w:name w:val="toc 5"/>
-    <w:basedOn w:val="932"/>
-    <w:next w:val="932"/>
+    <w:basedOn w:val="942"/>
+    <w:next w:val="942"/>
     <w:uiPriority w:val="39"/>
     <w:unhideWhenUsed/>
     <w:pPr>
@@ -39586,10 +39628,10 @@
       <w:ind w:left="880"/>
     </w:pPr>
   </w:style>
-  <w:style w:type="paragraph" w:styleId="926">
+  <w:style w:type="paragraph" w:styleId="936">
     <w:name w:val="toc 6"/>
-    <w:basedOn w:val="932"/>
-    <w:next w:val="932"/>
+    <w:basedOn w:val="942"/>
+    <w:next w:val="942"/>
     <w:uiPriority w:val="39"/>
     <w:unhideWhenUsed/>
     <w:pPr>
@@ -39598,10 +39640,10 @@
       <w:ind w:left="1100"/>
     </w:pPr>
   </w:style>
-  <w:style w:type="paragraph" w:styleId="927">
+  <w:style w:type="paragraph" w:styleId="937">
     <w:name w:val="toc 7"/>
-    <w:basedOn w:val="932"/>
-    <w:next w:val="932"/>
+    <w:basedOn w:val="942"/>
+    <w:next w:val="942"/>
     <w:uiPriority w:val="39"/>
     <w:unhideWhenUsed/>
     <w:pPr>
@@ -39610,10 +39652,10 @@
       <w:ind w:left="1320"/>
     </w:pPr>
   </w:style>
-  <w:style w:type="paragraph" w:styleId="928">
+  <w:style w:type="paragraph" w:styleId="938">
     <w:name w:val="toc 8"/>
-    <w:basedOn w:val="932"/>
-    <w:next w:val="932"/>
+    <w:basedOn w:val="942"/>
+    <w:next w:val="942"/>
     <w:uiPriority w:val="39"/>
     <w:unhideWhenUsed/>
     <w:pPr>
@@ -39622,10 +39664,10 @@
       <w:ind w:left="1540"/>
     </w:pPr>
   </w:style>
-  <w:style w:type="paragraph" w:styleId="929">
+  <w:style w:type="paragraph" w:styleId="939">
     <w:name w:val="toc 9"/>
-    <w:basedOn w:val="932"/>
-    <w:next w:val="932"/>
+    <w:basedOn w:val="942"/>
+    <w:next w:val="942"/>
     <w:uiPriority w:val="39"/>
     <w:unhideWhenUsed/>
     <w:pPr>
@@ -39634,7 +39676,7 @@
       <w:ind w:left="1760"/>
     </w:pPr>
   </w:style>
-  <w:style w:type="paragraph" w:styleId="930">
+  <w:style w:type="paragraph" w:styleId="940">
     <w:name w:val="TOC Heading"/>
     <w:uiPriority w:val="39"/>
     <w:unhideWhenUsed/>
@@ -39644,10 +39686,10 @@
       <w:ind/>
     </w:pPr>
   </w:style>
-  <w:style w:type="paragraph" w:styleId="931">
+  <w:style w:type="paragraph" w:styleId="941">
     <w:name w:val="table of figures"/>
-    <w:basedOn w:val="932"/>
-    <w:next w:val="932"/>
+    <w:basedOn w:val="942"/>
+    <w:next w:val="942"/>
     <w:uiPriority w:val="99"/>
     <w:unhideWhenUsed/>
     <w:pPr>
@@ -39656,7 +39698,7 @@
       <w:ind/>
     </w:pPr>
   </w:style>
-  <w:style w:type="paragraph" w:styleId="932" w:default="1">
+  <w:style w:type="paragraph" w:styleId="942" w:default="1">
     <w:name w:val="Normal"/>
     <w:qFormat/>
     <w:pPr>
@@ -39673,7 +39715,7 @@
       <w:lang w:eastAsia="pt-BR"/>
     </w:rPr>
   </w:style>
-  <w:style w:type="character" w:styleId="933" w:default="1">
+  <w:style w:type="character" w:styleId="943" w:default="1">
     <w:name w:val="Default Paragraph Font"/>
     <w:uiPriority w:val="1"/>
     <w:semiHidden/>
@@ -39684,7 +39726,7 @@
       <w:ind/>
     </w:pPr>
   </w:style>
-  <w:style w:type="table" w:styleId="934" w:default="1">
+  <w:style w:type="table" w:styleId="944" w:default="1">
     <w:name w:val="Normal Table"/>
     <w:uiPriority w:val="99"/>
     <w:semiHidden/>
@@ -39877,7 +39919,7 @@
       </w:tcPr>
     </w:tblStylePr>
   </w:style>
-  <w:style w:type="numbering" w:styleId="935" w:default="1">
+  <w:style w:type="numbering" w:styleId="945" w:default="1">
     <w:name w:val="No List"/>
     <w:uiPriority w:val="99"/>
     <w:semiHidden/>
@@ -39888,10 +39930,10 @@
       <w:ind/>
     </w:pPr>
   </w:style>
-  <w:style w:type="paragraph" w:styleId="936">
+  <w:style w:type="paragraph" w:styleId="946">
     <w:name w:val="Header"/>
-    <w:basedOn w:val="932"/>
-    <w:link w:val="937"/>
+    <w:basedOn w:val="942"/>
+    <w:link w:val="947"/>
     <w:uiPriority w:val="99"/>
     <w:unhideWhenUsed/>
     <w:pPr>
@@ -39904,10 +39946,10 @@
       <w:ind/>
     </w:pPr>
   </w:style>
-  <w:style w:type="character" w:styleId="937" w:customStyle="1">
+  <w:style w:type="character" w:styleId="947" w:customStyle="1">
     <w:name w:val="Cabeçalho Char"/>
-    <w:basedOn w:val="933"/>
-    <w:link w:val="936"/>
+    <w:basedOn w:val="943"/>
+    <w:link w:val="946"/>
     <w:uiPriority w:val="99"/>
     <w:pPr>
       <w:pBdr/>
@@ -39915,10 +39957,10 @@
       <w:ind/>
     </w:pPr>
   </w:style>
-  <w:style w:type="paragraph" w:styleId="938">
+  <w:style w:type="paragraph" w:styleId="948">
     <w:name w:val="Footer"/>
-    <w:basedOn w:val="932"/>
-    <w:link w:val="939"/>
+    <w:basedOn w:val="942"/>
+    <w:link w:val="949"/>
     <w:uiPriority w:val="99"/>
     <w:unhideWhenUsed/>
     <w:pPr>
@@ -39931,10 +39973,10 @@
       <w:ind/>
     </w:pPr>
   </w:style>
-  <w:style w:type="character" w:styleId="939" w:customStyle="1">
+  <w:style w:type="character" w:styleId="949" w:customStyle="1">
     <w:name w:val="Rodapé Char"/>
-    <w:basedOn w:val="933"/>
-    <w:link w:val="938"/>
+    <w:basedOn w:val="943"/>
+    <w:link w:val="948"/>
     <w:uiPriority w:val="99"/>
     <w:pPr>
       <w:pBdr/>
@@ -39942,9 +39984,9 @@
       <w:ind/>
     </w:pPr>
   </w:style>
-  <w:style w:type="paragraph" w:styleId="940">
+  <w:style w:type="paragraph" w:styleId="950">
     <w:name w:val="List Paragraph"/>
-    <w:basedOn w:val="932"/>
+    <w:basedOn w:val="942"/>
     <w:uiPriority w:val="34"/>
     <w:qFormat/>
     <w:pPr>
@@ -39954,10 +39996,10 @@
       <w:contextualSpacing w:val="true"/>
     </w:pPr>
   </w:style>
-  <w:style w:type="paragraph" w:styleId="941">
+  <w:style w:type="paragraph" w:styleId="951">
     <w:name w:val="toc 1"/>
-    <w:basedOn w:val="932"/>
-    <w:next w:val="932"/>
+    <w:basedOn w:val="942"/>
+    <w:next w:val="942"/>
     <w:semiHidden/>
     <w:pPr>
       <w:pBdr/>
@@ -39973,10 +40015,10 @@
       <w:szCs w:val="28"/>
     </w:rPr>
   </w:style>
-  <w:style w:type="paragraph" w:styleId="942" w:customStyle="1">
+  <w:style w:type="paragraph" w:styleId="952" w:customStyle="1">
     <w:name w:val="Título do Trabalho"/>
-    <w:basedOn w:val="932"/>
-    <w:next w:val="943"/>
+    <w:basedOn w:val="942"/>
+    <w:next w:val="953"/>
     <w:pPr>
       <w:pBdr/>
       <w:spacing/>
@@ -39989,10 +40031,10 @@
       <w:sz w:val="32"/>
     </w:rPr>
   </w:style>
-  <w:style w:type="paragraph" w:styleId="943" w:customStyle="1">
+  <w:style w:type="paragraph" w:styleId="953" w:customStyle="1">
     <w:name w:val="Subtítulo do Trabalho"/>
-    <w:basedOn w:val="932"/>
-    <w:next w:val="932"/>
+    <w:basedOn w:val="942"/>
+    <w:next w:val="942"/>
     <w:pPr>
       <w:pBdr/>
       <w:spacing/>
@@ -40004,9 +40046,9 @@
       <w:szCs w:val="28"/>
     </w:rPr>
   </w:style>
-  <w:style w:type="paragraph" w:styleId="944" w:customStyle="1">
+  <w:style w:type="paragraph" w:styleId="954" w:customStyle="1">
     <w:name w:val="Natureza do Trabalho"/>
-    <w:basedOn w:val="932"/>
+    <w:basedOn w:val="942"/>
     <w:pPr>
       <w:pBdr/>
       <w:spacing/>
@@ -40017,27 +40059,27 @@
       <w:szCs w:val="22"/>
     </w:rPr>
   </w:style>
-  <w:style w:type="paragraph" w:styleId="945" w:customStyle="1">
+  <w:style w:type="paragraph" w:styleId="955" w:customStyle="1">
     <w:name w:val="Texto - Resumo"/>
-    <w:basedOn w:val="932"/>
+    <w:basedOn w:val="942"/>
     <w:pPr>
       <w:pBdr/>
       <w:spacing w:after="480"/>
       <w:ind/>
     </w:pPr>
   </w:style>
-  <w:style w:type="paragraph" w:styleId="946" w:customStyle="1">
+  <w:style w:type="paragraph" w:styleId="956" w:customStyle="1">
     <w:name w:val="Resumo - Texto"/>
-    <w:basedOn w:val="932"/>
+    <w:basedOn w:val="942"/>
     <w:pPr>
       <w:pBdr/>
       <w:spacing w:after="480"/>
       <w:ind/>
     </w:pPr>
   </w:style>
-  <w:style w:type="paragraph" w:styleId="947" w:customStyle="1">
+  <w:style w:type="paragraph" w:styleId="957" w:customStyle="1">
     <w:name w:val="Resumo - Título"/>
-    <w:basedOn w:val="932"/>
+    <w:basedOn w:val="942"/>
     <w:pPr>
       <w:pBdr/>
       <w:spacing w:after="960" w:before="360"/>
@@ -40050,9 +40092,9 @@
       <w:szCs w:val="24"/>
     </w:rPr>
   </w:style>
-  <w:style w:type="paragraph" w:styleId="948" w:customStyle="1">
+  <w:style w:type="paragraph" w:styleId="958" w:customStyle="1">
     <w:name w:val="Referências"/>
-    <w:basedOn w:val="932"/>
+    <w:basedOn w:val="942"/>
     <w:pPr>
       <w:widowControl w:val="true"/>
       <w:pBdr/>
@@ -40384,7 +40426,7 @@
     <w:lsdException w:name="Bibliography" w:uiPriority="37"/>
     <w:lsdException w:name="TOC Heading" w:uiPriority="39" w:qFormat="1"/>
   </w:latentStyles>
-  <w:style w:type="table" w:styleId="1449" w:default="1">
+  <w:style w:type="table" w:styleId="1459" w:default="1">
     <w:name w:val="Normal Table"/>
     <w:uiPriority w:val="99"/>
     <w:semiHidden/>
@@ -40577,9 +40619,9 @@
       </w:tcPr>
     </w:tblStylePr>
   </w:style>
-  <w:style w:type="table" w:styleId="1450">
+  <w:style w:type="table" w:styleId="1460">
     <w:name w:val="Table Grid"/>
-    <w:basedOn w:val="1449"/>
+    <w:basedOn w:val="1459"/>
     <w:uiPriority w:val="59"/>
     <w:pPr>
       <w:pBdr/>
@@ -40776,9 +40818,9 @@
       </w:tcPr>
     </w:tblStylePr>
   </w:style>
-  <w:style w:type="table" w:styleId="1451">
+  <w:style w:type="table" w:styleId="1461">
     <w:name w:val="Table Grid Light"/>
-    <w:basedOn w:val="1449"/>
+    <w:basedOn w:val="1459"/>
     <w:uiPriority w:val="59"/>
     <w:pPr>
       <w:pBdr/>
@@ -40975,9 +41017,9 @@
       </w:tcPr>
     </w:tblStylePr>
   </w:style>
-  <w:style w:type="table" w:styleId="1452">
+  <w:style w:type="table" w:styleId="1462">
     <w:name w:val="Plain Table 1"/>
-    <w:basedOn w:val="1449"/>
+    <w:basedOn w:val="1459"/>
     <w:uiPriority w:val="59"/>
     <w:pPr>
       <w:pBdr/>
@@ -41200,9 +41242,9 @@
       </w:tcPr>
     </w:tblStylePr>
   </w:style>
-  <w:style w:type="table" w:styleId="1453">
+  <w:style w:type="table" w:styleId="1463">
     <w:name w:val="Plain Table 2"/>
-    <w:basedOn w:val="1449"/>
+    <w:basedOn w:val="1459"/>
     <w:uiPriority w:val="59"/>
     <w:pPr>
       <w:pBdr/>
@@ -41433,9 +41475,9 @@
       </w:tcPr>
     </w:tblStylePr>
   </w:style>
-  <w:style w:type="table" w:styleId="1454">
+  <w:style w:type="table" w:styleId="1464">
     <w:name w:val="Plain Table 3"/>
-    <w:basedOn w:val="1449"/>
+    <w:basedOn w:val="1459"/>
     <w:uiPriority w:val="99"/>
     <w:pPr>
       <w:pBdr/>
@@ -41663,9 +41705,9 @@
       </w:tcPr>
     </w:tblStylePr>
   </w:style>
-  <w:style w:type="table" w:styleId="1455">
+  <w:style w:type="table" w:styleId="1465">
     <w:name w:val="Plain Table 4"/>
-    <w:basedOn w:val="1449"/>
+    <w:basedOn w:val="1459"/>
     <w:uiPriority w:val="99"/>
     <w:pPr>
       <w:pBdr/>
@@ -41879,9 +41921,9 @@
       </w:tcPr>
     </w:tblStylePr>
   </w:style>
-  <w:style w:type="table" w:styleId="1456">
+  <w:style w:type="table" w:styleId="1466">
     <w:name w:val="Plain Table 5"/>
-    <w:basedOn w:val="1449"/>
+    <w:basedOn w:val="1459"/>
     <w:uiPriority w:val="99"/>
     <w:pPr>
       <w:pBdr/>
@@ -42112,9 +42154,9 @@
       </w:tcPr>
     </w:tblStylePr>
   </w:style>
-  <w:style w:type="table" w:styleId="1457">
+  <w:style w:type="table" w:styleId="1467">
     <w:name w:val="Grid Table 1 Light"/>
-    <w:basedOn w:val="1449"/>
+    <w:basedOn w:val="1459"/>
     <w:uiPriority w:val="99"/>
     <w:pPr>
       <w:pBdr/>
@@ -42335,9 +42377,9 @@
       </w:tcPr>
     </w:tblStylePr>
   </w:style>
-  <w:style w:type="table" w:styleId="1458">
+  <w:style w:type="table" w:styleId="1468">
     <w:name w:val="Grid Table 1 Light - Accent 1"/>
-    <w:basedOn w:val="1449"/>
+    <w:basedOn w:val="1459"/>
     <w:uiPriority w:val="99"/>
     <w:pPr>
       <w:pBdr/>
@@ -42558,9 +42600,9 @@
       </w:tcPr>
     </w:tblStylePr>
   </w:style>
-  <w:style w:type="table" w:styleId="1459">
+  <w:style w:type="table" w:styleId="1469">
     <w:name w:val="Grid Table 1 Light - Accent 2"/>
-    <w:basedOn w:val="1449"/>
+    <w:basedOn w:val="1459"/>
     <w:uiPriority w:val="99"/>
     <w:pPr>
       <w:pBdr/>
@@ -42781,9 +42823,9 @@
       </w:tcPr>
     </w:tblStylePr>
   </w:style>
-  <w:style w:type="table" w:styleId="1460">
+  <w:style w:type="table" w:styleId="1470">
     <w:name w:val="Grid Table 1 Light - Accent 3"/>
-    <w:basedOn w:val="1449"/>
+    <w:basedOn w:val="1459"/>
     <w:uiPriority w:val="99"/>
     <w:pPr>
       <w:pBdr/>
@@ -43004,9 +43046,9 @@
       </w:tcPr>
     </w:tblStylePr>
   </w:style>
-  <w:style w:type="table" w:styleId="1461">
+  <w:style w:type="table" w:styleId="1471">
     <w:name w:val="Grid Table 1 Light - Accent 4"/>
-    <w:basedOn w:val="1449"/>
+    <w:basedOn w:val="1459"/>
     <w:uiPriority w:val="99"/>
     <w:pPr>
       <w:pBdr/>
@@ -43227,9 +43269,9 @@
       </w:tcPr>
     </w:tblStylePr>
   </w:style>
-  <w:style w:type="table" w:styleId="1462">
+  <w:style w:type="table" w:styleId="1472">
     <w:name w:val="Grid Table 1 Light - Accent 5"/>
-    <w:basedOn w:val="1449"/>
+    <w:basedOn w:val="1459"/>
     <w:uiPriority w:val="99"/>
     <w:pPr>
       <w:pBdr/>
@@ -43450,9 +43492,9 @@
       </w:tcPr>
     </w:tblStylePr>
   </w:style>
-  <w:style w:type="table" w:styleId="1463">
+  <w:style w:type="table" w:styleId="1473">
     <w:name w:val="Grid Table 1 Light - Accent 6"/>
-    <w:basedOn w:val="1449"/>
+    <w:basedOn w:val="1459"/>
     <w:uiPriority w:val="99"/>
     <w:pPr>
       <w:pBdr/>
@@ -43673,9 +43715,9 @@
       </w:tcPr>
     </w:tblStylePr>
   </w:style>
-  <w:style w:type="table" w:styleId="1464">
+  <w:style w:type="table" w:styleId="1474">
     <w:name w:val="Grid Table 2"/>
-    <w:basedOn w:val="1449"/>
+    <w:basedOn w:val="1459"/>
     <w:uiPriority w:val="99"/>
     <w:pPr>
       <w:pBdr/>
@@ -43905,9 +43947,9 @@
       </w:tcPr>
     </w:tblStylePr>
   </w:style>
-  <w:style w:type="table" w:styleId="1465">
+  <w:style w:type="table" w:styleId="1475">
     <w:name w:val="Grid Table 2 - Accent 1"/>
-    <w:basedOn w:val="1449"/>
+    <w:basedOn w:val="1459"/>
     <w:uiPriority w:val="99"/>
     <w:pPr>
       <w:pBdr/>
@@ -44137,9 +44179,9 @@
       </w:tcPr>
     </w:tblStylePr>
   </w:style>
-  <w:style w:type="table" w:styleId="1466">
+  <w:style w:type="table" w:styleId="1476">
     <w:name w:val="Grid Table 2 - Accent 2"/>
-    <w:basedOn w:val="1449"/>
+    <w:basedOn w:val="1459"/>
     <w:uiPriority w:val="99"/>
     <w:pPr>
       <w:pBdr/>
@@ -44369,9 +44411,9 @@
       </w:tcPr>
     </w:tblStylePr>
   </w:style>
-  <w:style w:type="table" w:styleId="1467">
+  <w:style w:type="table" w:styleId="1477">
     <w:name w:val="Grid Table 2 - Accent 3"/>
-    <w:basedOn w:val="1449"/>
+    <w:basedOn w:val="1459"/>
     <w:uiPriority w:val="99"/>
     <w:pPr>
       <w:pBdr/>
@@ -44601,9 +44643,9 @@
       </w:tcPr>
     </w:tblStylePr>
   </w:style>
-  <w:style w:type="table" w:styleId="1468">
+  <w:style w:type="table" w:styleId="1478">
     <w:name w:val="Grid Table 2 - Accent 4"/>
-    <w:basedOn w:val="1449"/>
+    <w:basedOn w:val="1459"/>
     <w:uiPriority w:val="99"/>
     <w:pPr>
       <w:pBdr/>
@@ -44833,9 +44875,9 @@
       </w:tcPr>
     </w:tblStylePr>
   </w:style>
-  <w:style w:type="table" w:styleId="1469">
+  <w:style w:type="table" w:styleId="1479">
     <w:name w:val="Grid Table 2 - Accent 5"/>
-    <w:basedOn w:val="1449"/>
+    <w:basedOn w:val="1459"/>
     <w:uiPriority w:val="99"/>
     <w:pPr>
       <w:pBdr/>
@@ -45065,9 +45107,9 @@
       </w:tcPr>
     </w:tblStylePr>
   </w:style>
-  <w:style w:type="table" w:styleId="1470">
+  <w:style w:type="table" w:styleId="1480">
     <w:name w:val="Grid Table 2 - Accent 6"/>
-    <w:basedOn w:val="1449"/>
+    <w:basedOn w:val="1459"/>
     <w:uiPriority w:val="99"/>
     <w:pPr>
       <w:pBdr/>
@@ -45297,9 +45339,9 @@
       </w:tcPr>
     </w:tblStylePr>
   </w:style>
-  <w:style w:type="table" w:styleId="1471">
+  <w:style w:type="table" w:styleId="1481">
     <w:name w:val="Grid Table 3"/>
-    <w:basedOn w:val="1449"/>
+    <w:basedOn w:val="1459"/>
     <w:uiPriority w:val="99"/>
     <w:pPr>
       <w:pBdr/>
@@ -45542,9 +45584,9 @@
       </w:tcPr>
     </w:tblStylePr>
   </w:style>
-  <w:style w:type="table" w:styleId="1472">
+  <w:style w:type="table" w:styleId="1482">
     <w:name w:val="Grid Table 3 - Accent 1"/>
-    <w:basedOn w:val="1449"/>
+    <w:basedOn w:val="1459"/>
     <w:uiPriority w:val="99"/>
     <w:pPr>
       <w:pBdr/>
@@ -45787,9 +45829,9 @@
       </w:tcPr>
     </w:tblStylePr>
   </w:style>
-  <w:style w:type="table" w:styleId="1473">
+  <w:style w:type="table" w:styleId="1483">
     <w:name w:val="Grid Table 3 - Accent 2"/>
-    <w:basedOn w:val="1449"/>
+    <w:basedOn w:val="1459"/>
     <w:uiPriority w:val="99"/>
     <w:pPr>
       <w:pBdr/>
@@ -46032,9 +46074,9 @@
       </w:tcPr>
     </w:tblStylePr>
   </w:style>
-  <w:style w:type="table" w:styleId="1474">
+  <w:style w:type="table" w:styleId="1484">
     <w:name w:val="Grid Table 3 - Accent 3"/>
-    <w:basedOn w:val="1449"/>
+    <w:basedOn w:val="1459"/>
     <w:uiPriority w:val="99"/>
     <w:pPr>
       <w:pBdr/>
@@ -46277,9 +46319,9 @@
       </w:tcPr>
     </w:tblStylePr>
   </w:style>
-  <w:style w:type="table" w:styleId="1475">
+  <w:style w:type="table" w:styleId="1485">
     <w:name w:val="Grid Table 3 - Accent 4"/>
-    <w:basedOn w:val="1449"/>
+    <w:basedOn w:val="1459"/>
     <w:uiPriority w:val="99"/>
     <w:pPr>
       <w:pBdr/>
@@ -46522,9 +46564,9 @@
       </w:tcPr>
     </w:tblStylePr>
   </w:style>
-  <w:style w:type="table" w:styleId="1476">
+  <w:style w:type="table" w:styleId="1486">
     <w:name w:val="Grid Table 3 - Accent 5"/>
-    <w:basedOn w:val="1449"/>
+    <w:basedOn w:val="1459"/>
     <w:uiPriority w:val="99"/>
     <w:pPr>
       <w:pBdr/>
@@ -46767,9 +46809,9 @@
       </w:tcPr>
     </w:tblStylePr>
   </w:style>
-  <w:style w:type="table" w:styleId="1477">
+  <w:style w:type="table" w:styleId="1487">
     <w:name w:val="Grid Table 3 - Accent 6"/>
-    <w:basedOn w:val="1449"/>
+    <w:basedOn w:val="1459"/>
     <w:uiPriority w:val="99"/>
     <w:pPr>
       <w:pBdr/>
@@ -47012,9 +47054,9 @@
       </w:tcPr>
     </w:tblStylePr>
   </w:style>
-  <w:style w:type="table" w:styleId="1478">
+  <w:style w:type="table" w:styleId="1488">
     <w:name w:val="Grid Table 4"/>
-    <w:basedOn w:val="1449"/>
+    <w:basedOn w:val="1459"/>
     <w:uiPriority w:val="59"/>
     <w:pPr>
       <w:pBdr/>
@@ -47245,9 +47287,9 @@
       </w:tcPr>
     </w:tblStylePr>
   </w:style>
-  <w:style w:type="table" w:styleId="1479">
+  <w:style w:type="table" w:styleId="1489">
     <w:name w:val="Grid Table 4 - Accent 1"/>
-    <w:basedOn w:val="1449"/>
+    <w:basedOn w:val="1459"/>
     <w:uiPriority w:val="59"/>
     <w:pPr>
       <w:pBdr/>
@@ -47478,9 +47520,9 @@
       </w:tcPr>
     </w:tblStylePr>
   </w:style>
-  <w:style w:type="table" w:styleId="1480">
+  <w:style w:type="table" w:styleId="1490">
     <w:name w:val="Grid Table 4 - Accent 2"/>
-    <w:basedOn w:val="1449"/>
+    <w:basedOn w:val="1459"/>
     <w:uiPriority w:val="59"/>
     <w:pPr>
       <w:pBdr/>
@@ -47711,9 +47753,9 @@
       </w:tcPr>
     </w:tblStylePr>
   </w:style>
-  <w:style w:type="table" w:styleId="1481">
+  <w:style w:type="table" w:styleId="1491">
     <w:name w:val="Grid Table 4 - Accent 3"/>
-    <w:basedOn w:val="1449"/>
+    <w:basedOn w:val="1459"/>
     <w:uiPriority w:val="59"/>
     <w:pPr>
       <w:pBdr/>
@@ -47944,9 +47986,9 @@
       </w:tcPr>
     </w:tblStylePr>
   </w:style>
-  <w:style w:type="table" w:styleId="1482">
+  <w:style w:type="table" w:styleId="1492">
     <w:name w:val="Grid Table 4 - Accent 4"/>
-    <w:basedOn w:val="1449"/>
+    <w:basedOn w:val="1459"/>
     <w:uiPriority w:val="59"/>
     <w:pPr>
       <w:pBdr/>
@@ -48177,9 +48219,9 @@
       </w:tcPr>
     </w:tblStylePr>
   </w:style>
-  <w:style w:type="table" w:styleId="1483">
+  <w:style w:type="table" w:styleId="1493">
     <w:name w:val="Grid Table 4 - Accent 5"/>
-    <w:basedOn w:val="1449"/>
+    <w:basedOn w:val="1459"/>
     <w:uiPriority w:val="59"/>
     <w:pPr>
       <w:pBdr/>
@@ -48410,9 +48452,9 @@
       </w:tcPr>
     </w:tblStylePr>
   </w:style>
-  <w:style w:type="table" w:styleId="1484">
+  <w:style w:type="table" w:styleId="1494">
     <w:name w:val="Grid Table 4 - Accent 6"/>
-    <w:basedOn w:val="1449"/>
+    <w:basedOn w:val="1459"/>
     <w:uiPriority w:val="59"/>
     <w:pPr>
       <w:pBdr/>
@@ -48643,9 +48685,9 @@
       </w:tcPr>
     </w:tblStylePr>
   </w:style>
-  <w:style w:type="table" w:styleId="1485">
+  <w:style w:type="table" w:styleId="1495">
     <w:name w:val="Grid Table 5 Dark"/>
-    <w:basedOn w:val="1449"/>
+    <w:basedOn w:val="1459"/>
     <w:uiPriority w:val="99"/>
     <w:pPr>
       <w:pBdr/>
@@ -48871,9 +48913,9 @@
       </w:tcPr>
     </w:tblStylePr>
   </w:style>
-  <w:style w:type="table" w:styleId="1486">
+  <w:style w:type="table" w:styleId="1496">
     <w:name w:val="Grid Table 5 Dark- Accent 1"/>
-    <w:basedOn w:val="1449"/>
+    <w:basedOn w:val="1459"/>
     <w:uiPriority w:val="99"/>
     <w:pPr>
       <w:pBdr/>
@@ -49099,9 +49141,9 @@
       </w:tcPr>
     </w:tblStylePr>
   </w:style>
-  <w:style w:type="table" w:styleId="1487">
+  <w:style w:type="table" w:styleId="1497">
     <w:name w:val="Grid Table 5 Dark - Accent 2"/>
-    <w:basedOn w:val="1449"/>
+    <w:basedOn w:val="1459"/>
     <w:uiPriority w:val="99"/>
     <w:pPr>
       <w:pBdr/>
@@ -49327,9 +49369,9 @@
       </w:tcPr>
     </w:tblStylePr>
   </w:style>
-  <w:style w:type="table" w:styleId="1488">
+  <w:style w:type="table" w:styleId="1498">
     <w:name w:val="Grid Table 5 Dark - Accent 3"/>
-    <w:basedOn w:val="1449"/>
+    <w:basedOn w:val="1459"/>
     <w:uiPriority w:val="99"/>
     <w:pPr>
       <w:pBdr/>
@@ -49555,9 +49597,9 @@
       </w:tcPr>
     </w:tblStylePr>
   </w:style>
-  <w:style w:type="table" w:styleId="1489">
+  <w:style w:type="table" w:styleId="1499">
     <w:name w:val="Grid Table 5 Dark- Accent 4"/>
-    <w:basedOn w:val="1449"/>
+    <w:basedOn w:val="1459"/>
     <w:uiPriority w:val="99"/>
     <w:pPr>
       <w:pBdr/>
@@ -49783,9 +49825,9 @@
       </w:tcPr>
     </w:tblStylePr>
   </w:style>
-  <w:style w:type="table" w:styleId="1490">
+  <w:style w:type="table" w:styleId="1500">
     <w:name w:val="Grid Table 5 Dark - Accent 5"/>
-    <w:basedOn w:val="1449"/>
+    <w:basedOn w:val="1459"/>
     <w:uiPriority w:val="99"/>
     <w:pPr>
       <w:pBdr/>
@@ -50011,9 +50053,9 @@
       </w:tcPr>
     </w:tblStylePr>
   </w:style>
-  <w:style w:type="table" w:styleId="1491">
+  <w:style w:type="table" w:styleId="1501">
     <w:name w:val="Grid Table 5 Dark - Accent 6"/>
-    <w:basedOn w:val="1449"/>
+    <w:basedOn w:val="1459"/>
     <w:uiPriority w:val="99"/>
     <w:pPr>
       <w:pBdr/>
@@ -50239,9 +50281,9 @@
       </w:tcPr>
     </w:tblStylePr>
   </w:style>
-  <w:style w:type="table" w:styleId="1492">
+  <w:style w:type="table" w:styleId="1502">
     <w:name w:val="Grid Table 6 Colorful"/>
-    <w:basedOn w:val="1449"/>
+    <w:basedOn w:val="1459"/>
     <w:uiPriority w:val="99"/>
     <w:pPr>
       <w:pBdr/>
@@ -50469,9 +50511,9 @@
       </w:tcPr>
     </w:tblStylePr>
   </w:style>
-  <w:style w:type="table" w:styleId="1493">
+  <w:style w:type="table" w:styleId="1503">
     <w:name w:val="Grid Table 6 Colorful - Accent 1"/>
-    <w:basedOn w:val="1449"/>
+    <w:basedOn w:val="1459"/>
     <w:uiPriority w:val="99"/>
     <w:pPr>
       <w:pBdr/>
@@ -50699,9 +50741,9 @@
       </w:tcPr>
     </w:tblStylePr>
   </w:style>
-  <w:style w:type="table" w:styleId="1494">
+  <w:style w:type="table" w:styleId="1504">
     <w:name w:val="Grid Table 6 Colorful - Accent 2"/>
-    <w:basedOn w:val="1449"/>
+    <w:basedOn w:val="1459"/>
     <w:uiPriority w:val="99"/>
     <w:pPr>
       <w:pBdr/>
@@ -50929,9 +50971,9 @@
       </w:tcPr>
     </w:tblStylePr>
   </w:style>
-  <w:style w:type="table" w:styleId="1495">
+  <w:style w:type="table" w:styleId="1505">
     <w:name w:val="Grid Table 6 Colorful - Accent 3"/>
-    <w:basedOn w:val="1449"/>
+    <w:basedOn w:val="1459"/>
     <w:uiPriority w:val="99"/>
     <w:pPr>
       <w:pBdr/>
@@ -51159,9 +51201,9 @@
       </w:tcPr>
     </w:tblStylePr>
   </w:style>
-  <w:style w:type="table" w:styleId="1496">
+  <w:style w:type="table" w:styleId="1506">
     <w:name w:val="Grid Table 6 Colorful - Accent 4"/>
-    <w:basedOn w:val="1449"/>
+    <w:basedOn w:val="1459"/>
     <w:uiPriority w:val="99"/>
     <w:pPr>
       <w:pBdr/>
@@ -51389,9 +51431,9 @@
       </w:tcPr>
     </w:tblStylePr>
   </w:style>
-  <w:style w:type="table" w:styleId="1497">
+  <w:style w:type="table" w:styleId="1507">
     <w:name w:val="Grid Table 6 Colorful - Accent 5"/>
-    <w:basedOn w:val="1449"/>
+    <w:basedOn w:val="1459"/>
     <w:uiPriority w:val="99"/>
     <w:pPr>
       <w:pBdr/>
@@ -51619,9 +51661,9 @@
       </w:tcPr>
     </w:tblStylePr>
   </w:style>
-  <w:style w:type="table" w:styleId="1498">
+  <w:style w:type="table" w:styleId="1508">
     <w:name w:val="Grid Table 6 Colorful - Accent 6"/>
-    <w:basedOn w:val="1449"/>
+    <w:basedOn w:val="1459"/>
     <w:uiPriority w:val="99"/>
     <w:pPr>
       <w:pBdr/>
@@ -51849,9 +51891,9 @@
       </w:tcPr>
     </w:tblStylePr>
   </w:style>
-  <w:style w:type="table" w:styleId="1499">
+  <w:style w:type="table" w:styleId="1509">
     <w:name w:val="Grid Table 7 Colorful"/>
-    <w:basedOn w:val="1449"/>
+    <w:basedOn w:val="1459"/>
     <w:uiPriority w:val="99"/>
     <w:pPr>
       <w:pBdr/>
@@ -52103,9 +52145,9 @@
       </w:tcPr>
     </w:tblStylePr>
   </w:style>
-  <w:style w:type="table" w:styleId="1500">
+  <w:style w:type="table" w:styleId="1510">
     <w:name w:val="Grid Table 7 Colorful - Accent 1"/>
-    <w:basedOn w:val="1449"/>
+    <w:basedOn w:val="1459"/>
     <w:uiPriority w:val="99"/>
     <w:pPr>
       <w:pBdr/>
@@ -52357,9 +52399,9 @@
       </w:tcPr>
     </w:tblStylePr>
   </w:style>
-  <w:style w:type="table" w:styleId="1501">
+  <w:style w:type="table" w:styleId="1511">
     <w:name w:val="Grid Table 7 Colorful - Accent 2"/>
-    <w:basedOn w:val="1449"/>
+    <w:basedOn w:val="1459"/>
     <w:uiPriority w:val="99"/>
     <w:pPr>
       <w:pBdr/>
@@ -52611,9 +52653,9 @@
       </w:tcPr>
     </w:tblStylePr>
   </w:style>
-  <w:style w:type="table" w:styleId="1502">
+  <w:style w:type="table" w:styleId="1512">
     <w:name w:val="Grid Table 7 Colorful - Accent 3"/>
-    <w:basedOn w:val="1449"/>
+    <w:basedOn w:val="1459"/>
     <w:uiPriority w:val="99"/>
     <w:pPr>
       <w:pBdr/>
@@ -52865,9 +52907,9 @@
       </w:tcPr>
     </w:tblStylePr>
   </w:style>
-  <w:style w:type="table" w:styleId="1503">
+  <w:style w:type="table" w:styleId="1513">
     <w:name w:val="Grid Table 7 Colorful - Accent 4"/>
-    <w:basedOn w:val="1449"/>
+    <w:basedOn w:val="1459"/>
     <w:uiPriority w:val="99"/>
     <w:pPr>
       <w:pBdr/>
@@ -53119,9 +53161,9 @@
       </w:tcPr>
     </w:tblStylePr>
   </w:style>
-  <w:style w:type="table" w:styleId="1504">
+  <w:style w:type="table" w:styleId="1514">
     <w:name w:val="Grid Table 7 Colorful - Accent 5"/>
-    <w:basedOn w:val="1449"/>
+    <w:basedOn w:val="1459"/>
     <w:uiPriority w:val="99"/>
     <w:pPr>
       <w:pBdr/>
@@ -53373,9 +53415,9 @@
       </w:tcPr>
     </w:tblStylePr>
   </w:style>
-  <w:style w:type="table" w:styleId="1505">
+  <w:style w:type="table" w:styleId="1515">
     <w:name w:val="Grid Table 7 Colorful - Accent 6"/>
-    <w:basedOn w:val="1449"/>
+    <w:basedOn w:val="1459"/>
     <w:uiPriority w:val="99"/>
     <w:pPr>
       <w:pBdr/>
@@ -53627,9 +53669,9 @@
       </w:tcPr>
     </w:tblStylePr>
   </w:style>
-  <w:style w:type="table" w:styleId="1506">
+  <w:style w:type="table" w:styleId="1516">
     <w:name w:val="List Table 1 Light"/>
-    <w:basedOn w:val="1449"/>
+    <w:basedOn w:val="1459"/>
     <w:uiPriority w:val="99"/>
     <w:pPr>
       <w:pBdr/>
@@ -53843,9 +53885,9 @@
       </w:tcPr>
     </w:tblStylePr>
   </w:style>
-  <w:style w:type="table" w:styleId="1507">
+  <w:style w:type="table" w:styleId="1517">
     <w:name w:val="List Table 1 Light - Accent 1"/>
-    <w:basedOn w:val="1449"/>
+    <w:basedOn w:val="1459"/>
     <w:uiPriority w:val="99"/>
     <w:pPr>
       <w:pBdr/>
@@ -54059,9 +54101,9 @@
       </w:tcPr>
     </w:tblStylePr>
   </w:style>
-  <w:style w:type="table" w:styleId="1508">
+  <w:style w:type="table" w:styleId="1518">
     <w:name w:val="List Table 1 Light - Accent 2"/>
-    <w:basedOn w:val="1449"/>
+    <w:basedOn w:val="1459"/>
     <w:uiPriority w:val="99"/>
     <w:pPr>
       <w:pBdr/>
@@ -54275,9 +54317,9 @@
       </w:tcPr>
     </w:tblStylePr>
   </w:style>
-  <w:style w:type="table" w:styleId="1509">
+  <w:style w:type="table" w:styleId="1519">
     <w:name w:val="List Table 1 Light - Accent 3"/>
-    <w:basedOn w:val="1449"/>
+    <w:basedOn w:val="1459"/>
     <w:uiPriority w:val="99"/>
     <w:pPr>
       <w:pBdr/>
@@ -54491,9 +54533,9 @@
       </w:tcPr>
     </w:tblStylePr>
   </w:style>
-  <w:style w:type="table" w:styleId="1510">
+  <w:style w:type="table" w:styleId="1520">
     <w:name w:val="List Table 1 Light - Accent 4"/>
-    <w:basedOn w:val="1449"/>
+    <w:basedOn w:val="1459"/>
     <w:uiPriority w:val="99"/>
     <w:pPr>
       <w:pBdr/>
@@ -54707,9 +54749,9 @@
       </w:tcPr>
     </w:tblStylePr>
   </w:style>
-  <w:style w:type="table" w:styleId="1511">
+  <w:style w:type="table" w:styleId="1521">
     <w:name w:val="List Table 1 Light - Accent 5"/>
-    <w:basedOn w:val="1449"/>
+    <w:basedOn w:val="1459"/>
     <w:uiPriority w:val="99"/>
     <w:pPr>
       <w:pBdr/>
@@ -54923,9 +54965,9 @@
       </w:tcPr>
     </w:tblStylePr>
   </w:style>
-  <w:style w:type="table" w:styleId="1512">
+  <w:style w:type="table" w:styleId="1522">
     <w:name w:val="List Table 1 Light - Accent 6"/>
-    <w:basedOn w:val="1449"/>
+    <w:basedOn w:val="1459"/>
     <w:uiPriority w:val="99"/>
     <w:pPr>
       <w:pBdr/>
@@ -55139,9 +55181,9 @@
       </w:tcPr>
     </w:tblStylePr>
   </w:style>
-  <w:style w:type="table" w:styleId="1513">
+  <w:style w:type="table" w:styleId="1523">
     <w:name w:val="List Table 2"/>
-    <w:basedOn w:val="1449"/>
+    <w:basedOn w:val="1459"/>
     <w:uiPriority w:val="99"/>
     <w:pPr>
       <w:pBdr/>
@@ -55377,9 +55419,9 @@
       </w:tcPr>
     </w:tblStylePr>
   </w:style>
-  <w:style w:type="table" w:styleId="1514">
+  <w:style w:type="table" w:styleId="1524">
     <w:name w:val="List Table 2 - Accent 1"/>
-    <w:basedOn w:val="1449"/>
+    <w:basedOn w:val="1459"/>
     <w:uiPriority w:val="99"/>
     <w:pPr>
       <w:pBdr/>
@@ -55615,9 +55657,9 @@
       </w:tcPr>
     </w:tblStylePr>
   </w:style>
-  <w:style w:type="table" w:styleId="1515">
+  <w:style w:type="table" w:styleId="1525">
     <w:name w:val="List Table 2 - Accent 2"/>
-    <w:basedOn w:val="1449"/>
+    <w:basedOn w:val="1459"/>
     <w:uiPriority w:val="99"/>
     <w:pPr>
       <w:pBdr/>
@@ -55853,9 +55895,9 @@
       </w:tcPr>
     </w:tblStylePr>
   </w:style>
-  <w:style w:type="table" w:styleId="1516">
+  <w:style w:type="table" w:styleId="1526">
     <w:name w:val="List Table 2 - Accent 3"/>
-    <w:basedOn w:val="1449"/>
+    <w:basedOn w:val="1459"/>
     <w:uiPriority w:val="99"/>
     <w:pPr>
       <w:pBdr/>
@@ -56091,9 +56133,9 @@
       </w:tcPr>
     </w:tblStylePr>
   </w:style>
-  <w:style w:type="table" w:styleId="1517">
+  <w:style w:type="table" w:styleId="1527">
     <w:name w:val="List Table 2 - Accent 4"/>
-    <w:basedOn w:val="1449"/>
+    <w:basedOn w:val="1459"/>
     <w:uiPriority w:val="99"/>
     <w:pPr>
       <w:pBdr/>
@@ -56329,9 +56371,9 @@
       </w:tcPr>
     </w:tblStylePr>
   </w:style>
-  <w:style w:type="table" w:styleId="1518">
+  <w:style w:type="table" w:styleId="1528">
     <w:name w:val="List Table 2 - Accent 5"/>
-    <w:basedOn w:val="1449"/>
+    <w:basedOn w:val="1459"/>
     <w:uiPriority w:val="99"/>
     <w:pPr>
       <w:pBdr/>
@@ -56567,9 +56609,9 @@
       </w:tcPr>
     </w:tblStylePr>
   </w:style>
-  <w:style w:type="table" w:styleId="1519">
+  <w:style w:type="table" w:styleId="1529">
     <w:name w:val="List Table 2 - Accent 6"/>
-    <w:basedOn w:val="1449"/>
+    <w:basedOn w:val="1459"/>
     <w:uiPriority w:val="99"/>
     <w:pPr>
       <w:pBdr/>
@@ -56805,9 +56847,9 @@
       </w:tcPr>
     </w:tblStylePr>
   </w:style>
-  <w:style w:type="table" w:styleId="1520">
+  <w:style w:type="table" w:styleId="1530">
     <w:name w:val="List Table 3"/>
-    <w:basedOn w:val="1449"/>
+    <w:basedOn w:val="1459"/>
     <w:uiPriority w:val="99"/>
     <w:pPr>
       <w:pBdr/>
@@ -57033,9 +57075,9 @@
       </w:tcPr>
     </w:tblStylePr>
   </w:style>
-  <w:style w:type="table" w:styleId="1521">
+  <w:style w:type="table" w:styleId="1531">
     <w:name w:val="List Table 3 - Accent 1"/>
-    <w:basedOn w:val="1449"/>
+    <w:basedOn w:val="1459"/>
     <w:uiPriority w:val="99"/>
     <w:pPr>
       <w:pBdr/>
@@ -57261,9 +57303,9 @@
       </w:tcPr>
     </w:tblStylePr>
   </w:style>
-  <w:style w:type="table" w:styleId="1522">
+  <w:style w:type="table" w:styleId="1532">
     <w:name w:val="List Table 3 - Accent 2"/>
-    <w:basedOn w:val="1449"/>
+    <w:basedOn w:val="1459"/>
     <w:uiPriority w:val="99"/>
     <w:pPr>
       <w:pBdr/>
@@ -57489,9 +57531,9 @@
       </w:tcPr>
     </w:tblStylePr>
   </w:style>
-  <w:style w:type="table" w:styleId="1523">
+  <w:style w:type="table" w:styleId="1533">
     <w:name w:val="List Table 3 - Accent 3"/>
-    <w:basedOn w:val="1449"/>
+    <w:basedOn w:val="1459"/>
     <w:uiPriority w:val="99"/>
     <w:pPr>
       <w:pBdr/>
@@ -57717,9 +57759,9 @@
       </w:tcPr>
     </w:tblStylePr>
   </w:style>
-  <w:style w:type="table" w:styleId="1524">
+  <w:style w:type="table" w:styleId="1534">
     <w:name w:val="List Table 3 - Accent 4"/>
-    <w:basedOn w:val="1449"/>
+    <w:basedOn w:val="1459"/>
     <w:uiPriority w:val="99"/>
     <w:pPr>
       <w:pBdr/>
@@ -57945,9 +57987,9 @@
       </w:tcPr>
     </w:tblStylePr>
   </w:style>
-  <w:style w:type="table" w:styleId="1525">
+  <w:style w:type="table" w:styleId="1535">
     <w:name w:val="List Table 3 - Accent 5"/>
-    <w:basedOn w:val="1449"/>
+    <w:basedOn w:val="1459"/>
     <w:uiPriority w:val="99"/>
     <w:pPr>
       <w:pBdr/>
@@ -58173,9 +58215,9 @@
       </w:tcPr>
     </w:tblStylePr>
   </w:style>
-  <w:style w:type="table" w:styleId="1526">
+  <w:style w:type="table" w:styleId="1536">
     <w:name w:val="List Table 3 - Accent 6"/>
-    <w:basedOn w:val="1449"/>
+    <w:basedOn w:val="1459"/>
     <w:uiPriority w:val="99"/>
     <w:pPr>
       <w:pBdr/>
@@ -58401,9 +58443,9 @@
       </w:tcPr>
     </w:tblStylePr>
   </w:style>
-  <w:style w:type="table" w:styleId="1527">
+  <w:style w:type="table" w:styleId="1537">
     <w:name w:val="List Table 4"/>
-    <w:basedOn w:val="1449"/>
+    <w:basedOn w:val="1459"/>
     <w:uiPriority w:val="99"/>
     <w:pPr>
       <w:pBdr/>
@@ -58626,9 +58668,9 @@
       </w:tcPr>
     </w:tblStylePr>
   </w:style>
-  <w:style w:type="table" w:styleId="1528">
+  <w:style w:type="table" w:styleId="1538">
     <w:name w:val="List Table 4 - Accent 1"/>
-    <w:basedOn w:val="1449"/>
+    <w:basedOn w:val="1459"/>
     <w:uiPriority w:val="99"/>
     <w:pPr>
       <w:pBdr/>
@@ -58851,9 +58893,9 @@
       </w:tcPr>
     </w:tblStylePr>
   </w:style>
-  <w:style w:type="table" w:styleId="1529">
+  <w:style w:type="table" w:styleId="1539">
     <w:name w:val="List Table 4 - Accent 2"/>
-    <w:basedOn w:val="1449"/>
+    <w:basedOn w:val="1459"/>
     <w:uiPriority w:val="99"/>
     <w:pPr>
       <w:pBdr/>
@@ -59076,9 +59118,9 @@
       </w:tcPr>
     </w:tblStylePr>
   </w:style>
-  <w:style w:type="table" w:styleId="1530">
+  <w:style w:type="table" w:styleId="1540">
     <w:name w:val="List Table 4 - Accent 3"/>
-    <w:basedOn w:val="1449"/>
+    <w:basedOn w:val="1459"/>
     <w:uiPriority w:val="99"/>
     <w:pPr>
       <w:pBdr/>
@@ -59301,9 +59343,9 @@
       </w:tcPr>
     </w:tblStylePr>
   </w:style>
-  <w:style w:type="table" w:styleId="1531">
+  <w:style w:type="table" w:styleId="1541">
     <w:name w:val="List Table 4 - Accent 4"/>
-    <w:basedOn w:val="1449"/>
+    <w:basedOn w:val="1459"/>
     <w:uiPriority w:val="99"/>
     <w:pPr>
       <w:pBdr/>
@@ -59526,9 +59568,9 @@
       </w:tcPr>
     </w:tblStylePr>
   </w:style>
-  <w:style w:type="table" w:styleId="1532">
+  <w:style w:type="table" w:styleId="1542">
     <w:name w:val="List Table 4 - Accent 5"/>
-    <w:basedOn w:val="1449"/>
+    <w:basedOn w:val="1459"/>
     <w:uiPriority w:val="99"/>
     <w:pPr>
       <w:pBdr/>
@@ -59751,9 +59793,9 @@
       </w:tcPr>
     </w:tblStylePr>
   </w:style>
-  <w:style w:type="table" w:styleId="1533">
+  <w:style w:type="table" w:styleId="1543">
     <w:name w:val="List Table 4 - Accent 6"/>
-    <w:basedOn w:val="1449"/>
+    <w:basedOn w:val="1459"/>
     <w:uiPriority w:val="99"/>
     <w:pPr>
       <w:pBdr/>
@@ -59976,9 +60018,9 @@
       </w:tcPr>
     </w:tblStylePr>
   </w:style>
-  <w:style w:type="table" w:styleId="1534">
+  <w:style w:type="table" w:styleId="1544">
     <w:name w:val="List Table 5 Dark"/>
-    <w:basedOn w:val="1449"/>
+    <w:basedOn w:val="1459"/>
     <w:uiPriority w:val="99"/>
     <w:pPr>
       <w:pBdr/>
@@ -60218,9 +60260,9 @@
       </w:tcPr>
     </w:tblStylePr>
   </w:style>
-  <w:style w:type="table" w:styleId="1535">
+  <w:style w:type="table" w:styleId="1545">
     <w:name w:val="List Table 5 Dark - Accent 1"/>
-    <w:basedOn w:val="1449"/>
+    <w:basedOn w:val="1459"/>
     <w:uiPriority w:val="99"/>
     <w:pPr>
       <w:pBdr/>
@@ -60460,9 +60502,9 @@
       </w:tcPr>
     </w:tblStylePr>
   </w:style>
-  <w:style w:type="table" w:styleId="1536">
+  <w:style w:type="table" w:styleId="1546">
     <w:name w:val="List Table 5 Dark - Accent 2"/>
-    <w:basedOn w:val="1449"/>
+    <w:basedOn w:val="1459"/>
     <w:uiPriority w:val="99"/>
     <w:pPr>
       <w:pBdr/>
@@ -60702,9 +60744,9 @@
       </w:tcPr>
     </w:tblStylePr>
   </w:style>
-  <w:style w:type="table" w:styleId="1537">
+  <w:style w:type="table" w:styleId="1547">
     <w:name w:val="List Table 5 Dark - Accent 3"/>
-    <w:basedOn w:val="1449"/>
+    <w:basedOn w:val="1459"/>
     <w:uiPriority w:val="99"/>
     <w:pPr>
       <w:pBdr/>
@@ -60944,9 +60986,9 @@
       </w:tcPr>
     </w:tblStylePr>
   </w:style>
-  <w:style w:type="table" w:styleId="1538">
+  <w:style w:type="table" w:styleId="1548">
     <w:name w:val="List Table 5 Dark - Accent 4"/>
-    <w:basedOn w:val="1449"/>
+    <w:basedOn w:val="1459"/>
     <w:uiPriority w:val="99"/>
     <w:pPr>
       <w:pBdr/>
@@ -61186,9 +61228,9 @@
       </w:tcPr>
     </w:tblStylePr>
   </w:style>
-  <w:style w:type="table" w:styleId="1539">
+  <w:style w:type="table" w:styleId="1549">
     <w:name w:val="List Table 5 Dark - Accent 5"/>
-    <w:basedOn w:val="1449"/>
+    <w:basedOn w:val="1459"/>
     <w:uiPriority w:val="99"/>
     <w:pPr>
       <w:pBdr/>
@@ -61428,9 +61470,9 @@
       </w:tcPr>
     </w:tblStylePr>
   </w:style>
-  <w:style w:type="table" w:styleId="1540">
+  <w:style w:type="table" w:styleId="1550">
     <w:name w:val="List Table 5 Dark - Accent 6"/>
-    <w:basedOn w:val="1449"/>
+    <w:basedOn w:val="1459"/>
     <w:uiPriority w:val="99"/>
     <w:pPr>
       <w:pBdr/>
@@ -61670,9 +61712,9 @@
       </w:tcPr>
     </w:tblStylePr>
   </w:style>
-  <w:style w:type="table" w:styleId="1541">
+  <w:style w:type="table" w:styleId="1551">
     <w:name w:val="List Table 6 Colorful"/>
-    <w:basedOn w:val="1449"/>
+    <w:basedOn w:val="1459"/>
     <w:uiPriority w:val="99"/>
     <w:pPr>
       <w:pBdr/>
@@ -61893,9 +61935,9 @@
       </w:tcPr>
     </w:tblStylePr>
   </w:style>
-  <w:style w:type="table" w:styleId="1542">
+  <w:style w:type="table" w:styleId="1552">
     <w:name w:val="List Table 6 Colorful - Accent 1"/>
-    <w:basedOn w:val="1449"/>
+    <w:basedOn w:val="1459"/>
     <w:uiPriority w:val="99"/>
     <w:pPr>
       <w:pBdr/>
@@ -62116,9 +62158,9 @@
       </w:tcPr>
     </w:tblStylePr>
   </w:style>
-  <w:style w:type="table" w:styleId="1543">
+  <w:style w:type="table" w:styleId="1553">
     <w:name w:val="List Table 6 Colorful - Accent 2"/>
-    <w:basedOn w:val="1449"/>
+    <w:basedOn w:val="1459"/>
     <w:uiPriority w:val="99"/>
     <w:pPr>
       <w:pBdr/>
@@ -62339,9 +62381,9 @@
       </w:tcPr>
     </w:tblStylePr>
   </w:style>
-  <w:style w:type="table" w:styleId="1544">
+  <w:style w:type="table" w:styleId="1554">
     <w:name w:val="List Table 6 Colorful - Accent 3"/>
-    <w:basedOn w:val="1449"/>
+    <w:basedOn w:val="1459"/>
     <w:uiPriority w:val="99"/>
     <w:pPr>
       <w:pBdr/>
@@ -62562,9 +62604,9 @@
       </w:tcPr>
     </w:tblStylePr>
   </w:style>
-  <w:style w:type="table" w:styleId="1545">
+  <w:style w:type="table" w:styleId="1555">
     <w:name w:val="List Table 6 Colorful - Accent 4"/>
-    <w:basedOn w:val="1449"/>
+    <w:basedOn w:val="1459"/>
     <w:uiPriority w:val="99"/>
     <w:pPr>
       <w:pBdr/>
@@ -62785,9 +62827,9 @@
       </w:tcPr>
     </w:tblStylePr>
   </w:style>
-  <w:style w:type="table" w:styleId="1546">
+  <w:style w:type="table" w:styleId="1556">
     <w:name w:val="List Table 6 Colorful - Accent 5"/>
-    <w:basedOn w:val="1449"/>
+    <w:basedOn w:val="1459"/>
     <w:uiPriority w:val="99"/>
     <w:pPr>
       <w:pBdr/>
@@ -63008,9 +63050,9 @@
       </w:tcPr>
     </w:tblStylePr>
   </w:style>
-  <w:style w:type="table" w:styleId="1547">
+  <w:style w:type="table" w:styleId="1557">
     <w:name w:val="List Table 6 Colorful - Accent 6"/>
-    <w:basedOn w:val="1449"/>
+    <w:basedOn w:val="1459"/>
     <w:uiPriority w:val="99"/>
     <w:pPr>
       <w:pBdr/>
@@ -63231,9 +63273,9 @@
       </w:tcPr>
     </w:tblStylePr>
   </w:style>
-  <w:style w:type="table" w:styleId="1548">
+  <w:style w:type="table" w:styleId="1558">
     <w:name w:val="List Table 7 Colorful"/>
-    <w:basedOn w:val="1449"/>
+    <w:basedOn w:val="1459"/>
     <w:uiPriority w:val="99"/>
     <w:pPr>
       <w:pBdr/>
@@ -63487,9 +63529,9 @@
       </w:tcPr>
     </w:tblStylePr>
   </w:style>
-  <w:style w:type="table" w:styleId="1549">
+  <w:style w:type="table" w:styleId="1559">
     <w:name w:val="List Table 7 Colorful - Accent 1"/>
-    <w:basedOn w:val="1449"/>
+    <w:basedOn w:val="1459"/>
     <w:uiPriority w:val="99"/>
     <w:pPr>
       <w:pBdr/>
@@ -63743,9 +63785,9 @@
       </w:tcPr>
     </w:tblStylePr>
   </w:style>
-  <w:style w:type="table" w:styleId="1550">
+  <w:style w:type="table" w:styleId="1560">
     <w:name w:val="List Table 7 Colorful - Accent 2"/>
-    <w:basedOn w:val="1449"/>
+    <w:basedOn w:val="1459"/>
     <w:uiPriority w:val="99"/>
     <w:pPr>
       <w:pBdr/>
@@ -63999,9 +64041,9 @@
       </w:tcPr>
     </w:tblStylePr>
   </w:style>
-  <w:style w:type="table" w:styleId="1551">
+  <w:style w:type="table" w:styleId="1561">
     <w:name w:val="List Table 7 Colorful - Accent 3"/>
-    <w:basedOn w:val="1449"/>
+    <w:basedOn w:val="1459"/>
     <w:uiPriority w:val="99"/>
     <w:pPr>
       <w:pBdr/>
@@ -64255,9 +64297,9 @@
       </w:tcPr>
     </w:tblStylePr>
   </w:style>
-  <w:style w:type="table" w:styleId="1552">
+  <w:style w:type="table" w:styleId="1562">
     <w:name w:val="List Table 7 Colorful - Accent 4"/>
-    <w:basedOn w:val="1449"/>
+    <w:basedOn w:val="1459"/>
     <w:uiPriority w:val="99"/>
     <w:pPr>
       <w:pBdr/>
@@ -64511,9 +64553,9 @@
       </w:tcPr>
     </w:tblStylePr>
   </w:style>
-  <w:style w:type="table" w:styleId="1553">
+  <w:style w:type="table" w:styleId="1563">
     <w:name w:val="List Table 7 Colorful - Accent 5"/>
-    <w:basedOn w:val="1449"/>
+    <w:basedOn w:val="1459"/>
     <w:uiPriority w:val="99"/>
     <w:pPr>
       <w:pBdr/>
@@ -64767,9 +64809,9 @@
       </w:tcPr>
     </w:tblStylePr>
   </w:style>
-  <w:style w:type="table" w:styleId="1554">
+  <w:style w:type="table" w:styleId="1564">
     <w:name w:val="List Table 7 Colorful - Accent 6"/>
-    <w:basedOn w:val="1449"/>
+    <w:basedOn w:val="1459"/>
     <w:uiPriority w:val="99"/>
     <w:pPr>
       <w:pBdr/>
@@ -65023,9 +65065,9 @@
       </w:tcPr>
     </w:tblStylePr>
   </w:style>
-  <w:style w:type="table" w:styleId="1555">
+  <w:style w:type="table" w:styleId="1565">
     <w:name w:val="Lined - Accent"/>
-    <w:basedOn w:val="1449"/>
+    <w:basedOn w:val="1459"/>
     <w:uiPriority w:val="99"/>
     <w:pPr>
       <w:pBdr/>
@@ -65260,9 +65302,9 @@
       </w:tcPr>
     </w:tblStylePr>
   </w:style>
-  <w:style w:type="table" w:styleId="1556">
+  <w:style w:type="table" w:styleId="1566">
     <w:name w:val="Lined - Accent 1"/>
-    <w:basedOn w:val="1449"/>
+    <w:basedOn w:val="1459"/>
     <w:uiPriority w:val="99"/>
     <w:pPr>
       <w:pBdr/>
@@ -65497,9 +65539,9 @@
       </w:tcPr>
     </w:tblStylePr>
   </w:style>
-  <w:style w:type="table" w:styleId="1557">
+  <w:style w:type="table" w:styleId="1567">
     <w:name w:val="Lined - Accent 2"/>
-    <w:basedOn w:val="1449"/>
+    <w:basedOn w:val="1459"/>
     <w:uiPriority w:val="99"/>
     <w:pPr>
       <w:pBdr/>
@@ -65734,9 +65776,9 @@
       </w:tcPr>
     </w:tblStylePr>
   </w:style>
-  <w:style w:type="table" w:styleId="1558">
+  <w:style w:type="table" w:styleId="1568">
     <w:name w:val="Lined - Accent 3"/>
-    <w:basedOn w:val="1449"/>
+    <w:basedOn w:val="1459"/>
     <w:uiPriority w:val="99"/>
     <w:pPr>
       <w:pBdr/>
@@ -65971,9 +66013,9 @@
       </w:tcPr>
     </w:tblStylePr>
   </w:style>
-  <w:style w:type="table" w:styleId="1559">
+  <w:style w:type="table" w:styleId="1569">
     <w:name w:val="Lined - Accent 4"/>
-    <w:basedOn w:val="1449"/>
+    <w:basedOn w:val="1459"/>
     <w:uiPriority w:val="99"/>
     <w:pPr>
       <w:pBdr/>
@@ -66208,9 +66250,9 @@
       </w:tcPr>
     </w:tblStylePr>
   </w:style>
-  <w:style w:type="table" w:styleId="1560">
+  <w:style w:type="table" w:styleId="1570">
     <w:name w:val="Lined - Accent 5"/>
-    <w:basedOn w:val="1449"/>
+    <w:basedOn w:val="1459"/>
     <w:uiPriority w:val="99"/>
     <w:pPr>
       <w:pBdr/>
@@ -66445,9 +66487,9 @@
       </w:tcPr>
     </w:tblStylePr>
   </w:style>
-  <w:style w:type="table" w:styleId="1561">
+  <w:style w:type="table" w:styleId="1571">
     <w:name w:val="Lined - Accent 6"/>
-    <w:basedOn w:val="1449"/>
+    <w:basedOn w:val="1459"/>
     <w:uiPriority w:val="99"/>
     <w:pPr>
       <w:pBdr/>
@@ -66682,9 +66724,9 @@
       </w:tcPr>
     </w:tblStylePr>
   </w:style>
-  <w:style w:type="table" w:styleId="1562">
+  <w:style w:type="table" w:styleId="1572">
     <w:name w:val="Bordered &amp; Lined - Accent"/>
-    <w:basedOn w:val="1449"/>
+    <w:basedOn w:val="1459"/>
     <w:uiPriority w:val="99"/>
     <w:pPr>
       <w:pBdr/>
@@ -66926,9 +66968,9 @@
       </w:tcPr>
     </w:tblStylePr>
   </w:style>
-  <w:style w:type="table" w:styleId="1563">
+  <w:style w:type="table" w:styleId="1573">
     <w:name w:val="Bordered &amp; Lined - Accent 1"/>
-    <w:basedOn w:val="1449"/>
+    <w:basedOn w:val="1459"/>
     <w:uiPriority w:val="99"/>
     <w:pPr>
       <w:pBdr/>
@@ -67170,9 +67212,9 @@
       </w:tcPr>
     </w:tblStylePr>
   </w:style>
-  <w:style w:type="table" w:styleId="1564">
+  <w:style w:type="table" w:styleId="1574">
     <w:name w:val="Bordered &amp; Lined - Accent 2"/>
-    <w:basedOn w:val="1449"/>
+    <w:basedOn w:val="1459"/>
     <w:uiPriority w:val="99"/>
     <w:pPr>
       <w:pBdr/>
@@ -67414,9 +67456,9 @@
       </w:tcPr>
     </w:tblStylePr>
   </w:style>
-  <w:style w:type="table" w:styleId="1565">
+  <w:style w:type="table" w:styleId="1575">
     <w:name w:val="Bordered &amp; Lined - Accent 3"/>
-    <w:basedOn w:val="1449"/>
+    <w:basedOn w:val="1459"/>
     <w:uiPriority w:val="99"/>
     <w:pPr>
       <w:pBdr/>
@@ -67658,9 +67700,9 @@
       </w:tcPr>
     </w:tblStylePr>
   </w:style>
-  <w:style w:type="table" w:styleId="1566">
+  <w:style w:type="table" w:styleId="1576">
     <w:name w:val="Bordered &amp; Lined - Accent 4"/>
-    <w:basedOn w:val="1449"/>
+    <w:basedOn w:val="1459"/>
     <w:uiPriority w:val="99"/>
     <w:pPr>
       <w:pBdr/>
@@ -67902,9 +67944,9 @@
       </w:tcPr>
     </w:tblStylePr>
   </w:style>
-  <w:style w:type="table" w:styleId="1567">
+  <w:style w:type="table" w:styleId="1577">
     <w:name w:val="Bordered &amp; Lined - Accent 5"/>
-    <w:basedOn w:val="1449"/>
+    <w:basedOn w:val="1459"/>
     <w:uiPriority w:val="99"/>
     <w:pPr>
       <w:pBdr/>
@@ -68146,9 +68188,9 @@
       </w:tcPr>
     </w:tblStylePr>
   </w:style>
-  <w:style w:type="table" w:styleId="1568">
+  <w:style w:type="table" w:styleId="1578">
     <w:name w:val="Bordered &amp; Lined - Accent 6"/>
-    <w:basedOn w:val="1449"/>
+    <w:basedOn w:val="1459"/>
     <w:uiPriority w:val="99"/>
     <w:pPr>
       <w:pBdr/>
@@ -68390,9 +68432,9 @@
       </w:tcPr>
     </w:tblStylePr>
   </w:style>
-  <w:style w:type="table" w:styleId="1569">
+  <w:style w:type="table" w:styleId="1579">
     <w:name w:val="Bordered"/>
-    <w:basedOn w:val="1449"/>
+    <w:basedOn w:val="1459"/>
     <w:uiPriority w:val="99"/>
     <w:pPr>
       <w:pBdr/>
@@ -68621,9 +68663,9 @@
       </w:tcPr>
     </w:tblStylePr>
   </w:style>
-  <w:style w:type="table" w:styleId="1570">
+  <w:style w:type="table" w:styleId="1580">
     <w:name w:val="Bordered - Accent 1"/>
-    <w:basedOn w:val="1449"/>
+    <w:basedOn w:val="1459"/>
     <w:uiPriority w:val="99"/>
     <w:pPr>
       <w:pBdr/>
@@ -68852,9 +68894,9 @@
       </w:tcPr>
     </w:tblStylePr>
   </w:style>
-  <w:style w:type="table" w:styleId="1571">
+  <w:style w:type="table" w:styleId="1581">
     <w:name w:val="Bordered - Accent 2"/>
-    <w:basedOn w:val="1449"/>
+    <w:basedOn w:val="1459"/>
     <w:uiPriority w:val="99"/>
     <w:pPr>
       <w:pBdr/>
@@ -69083,9 +69125,9 @@
       </w:tcPr>
     </w:tblStylePr>
   </w:style>
-  <w:style w:type="table" w:styleId="1572">
+  <w:style w:type="table" w:styleId="1582">
     <w:name w:val="Bordered - Accent 3"/>
-    <w:basedOn w:val="1449"/>
+    <w:basedOn w:val="1459"/>
     <w:uiPriority w:val="99"/>
     <w:pPr>
       <w:pBdr/>
@@ -69314,9 +69356,9 @@
       </w:tcPr>
     </w:tblStylePr>
   </w:style>
-  <w:style w:type="table" w:styleId="1573">
+  <w:style w:type="table" w:styleId="1583">
     <w:name w:val="Bordered - Accent 4"/>
-    <w:basedOn w:val="1449"/>
+    <w:basedOn w:val="1459"/>
     <w:uiPriority w:val="99"/>
     <w:pPr>
       <w:pBdr/>
@@ -69545,9 +69587,9 @@
       </w:tcPr>
     </w:tblStylePr>
   </w:style>
-  <w:style w:type="table" w:styleId="1574">
+  <w:style w:type="table" w:styleId="1584">
     <w:name w:val="Bordered - Accent 5"/>
-    <w:basedOn w:val="1449"/>
+    <w:basedOn w:val="1459"/>
     <w:uiPriority w:val="99"/>
     <w:pPr>
       <w:pBdr/>
@@ -69776,9 +69818,9 @@
       </w:tcPr>
     </w:tblStylePr>
   </w:style>
-  <w:style w:type="table" w:styleId="1575">
+  <w:style w:type="table" w:styleId="1585">
     <w:name w:val="Bordered - Accent 6"/>
-    <w:basedOn w:val="1449"/>
+    <w:basedOn w:val="1459"/>
     <w:uiPriority w:val="99"/>
     <w:pPr>
       <w:pBdr/>
@@ -70007,7 +70049,7 @@
       </w:tcPr>
     </w:tblStylePr>
   </w:style>
-  <w:style w:type="paragraph" w:styleId="1576" w:default="1">
+  <w:style w:type="paragraph" w:styleId="1586" w:default="1">
     <w:name w:val="Normal"/>
     <w:qFormat/>
     <w:pPr>
@@ -70016,11 +70058,11 @@
       <w:ind/>
     </w:pPr>
   </w:style>
-  <w:style w:type="paragraph" w:styleId="1577">
+  <w:style w:type="paragraph" w:styleId="1587">
     <w:name w:val="Heading 1"/>
-    <w:basedOn w:val="1576"/>
-    <w:next w:val="1576"/>
-    <w:link w:val="1588"/>
+    <w:basedOn w:val="1586"/>
+    <w:next w:val="1586"/>
+    <w:link w:val="1598"/>
     <w:uiPriority w:val="9"/>
     <w:qFormat/>
     <w:pPr>
@@ -70038,11 +70080,11 @@
       <w:szCs w:val="40"/>
     </w:rPr>
   </w:style>
-  <w:style w:type="paragraph" w:styleId="1578">
+  <w:style w:type="paragraph" w:styleId="1588">
     <w:name w:val="Heading 2"/>
-    <w:basedOn w:val="1576"/>
-    <w:next w:val="1576"/>
-    <w:link w:val="1589"/>
+    <w:basedOn w:val="1586"/>
+    <w:next w:val="1586"/>
+    <w:link w:val="1599"/>
     <w:uiPriority w:val="9"/>
     <w:unhideWhenUsed/>
     <w:qFormat/>
@@ -70061,11 +70103,11 @@
       <w:szCs w:val="32"/>
     </w:rPr>
   </w:style>
-  <w:style w:type="paragraph" w:styleId="1579">
+  <w:style w:type="paragraph" w:styleId="1589">
     <w:name w:val="Heading 3"/>
-    <w:basedOn w:val="1576"/>
-    <w:next w:val="1576"/>
-    <w:link w:val="1590"/>
+    <w:basedOn w:val="1586"/>
+    <w:next w:val="1586"/>
+    <w:link w:val="1600"/>
     <w:uiPriority w:val="9"/>
     <w:unhideWhenUsed/>
     <w:qFormat/>
@@ -70084,11 +70126,11 @@
       <w:szCs w:val="28"/>
     </w:rPr>
   </w:style>
-  <w:style w:type="paragraph" w:styleId="1580">
+  <w:style w:type="paragraph" w:styleId="1590">
     <w:name w:val="Heading 4"/>
-    <w:basedOn w:val="1576"/>
-    <w:next w:val="1576"/>
-    <w:link w:val="1591"/>
+    <w:basedOn w:val="1586"/>
+    <w:next w:val="1586"/>
+    <w:link w:val="1601"/>
     <w:uiPriority w:val="9"/>
     <w:unhideWhenUsed/>
     <w:qFormat/>
@@ -70107,11 +70149,11 @@
       <w:color w:val="0f4761" w:themeColor="accent1" w:themeShade="BF"/>
     </w:rPr>
   </w:style>
-  <w:style w:type="paragraph" w:styleId="1581">
+  <w:style w:type="paragraph" w:styleId="1591">
     <w:name w:val="Heading 5"/>
-    <w:basedOn w:val="1576"/>
-    <w:next w:val="1576"/>
-    <w:link w:val="1592"/>
+    <w:basedOn w:val="1586"/>
+    <w:next w:val="1586"/>
+    <w:link w:val="1602"/>
     <w:uiPriority w:val="9"/>
     <w:unhideWhenUsed/>
     <w:qFormat/>
@@ -70128,11 +70170,11 @@
       <w:color w:val="0f4761" w:themeColor="accent1" w:themeShade="BF"/>
     </w:rPr>
   </w:style>
-  <w:style w:type="paragraph" w:styleId="1582">
+  <w:style w:type="paragraph" w:styleId="1592">
     <w:name w:val="Heading 6"/>
-    <w:basedOn w:val="1576"/>
-    <w:next w:val="1576"/>
-    <w:link w:val="1593"/>
+    <w:basedOn w:val="1586"/>
+    <w:next w:val="1586"/>
+    <w:link w:val="1603"/>
     <w:uiPriority w:val="9"/>
     <w:unhideWhenUsed/>
     <w:qFormat/>
@@ -70151,11 +70193,11 @@
       <w:color w:val="595959" w:themeColor="text1" w:themeTint="A6"/>
     </w:rPr>
   </w:style>
-  <w:style w:type="paragraph" w:styleId="1583">
+  <w:style w:type="paragraph" w:styleId="1593">
     <w:name w:val="Heading 7"/>
-    <w:basedOn w:val="1576"/>
-    <w:next w:val="1576"/>
-    <w:link w:val="1594"/>
+    <w:basedOn w:val="1586"/>
+    <w:next w:val="1586"/>
+    <w:link w:val="1604"/>
     <w:uiPriority w:val="9"/>
     <w:unhideWhenUsed/>
     <w:qFormat/>
@@ -70172,11 +70214,11 @@
       <w:color w:val="595959" w:themeColor="text1" w:themeTint="A6"/>
     </w:rPr>
   </w:style>
-  <w:style w:type="paragraph" w:styleId="1584">
+  <w:style w:type="paragraph" w:styleId="1594">
     <w:name w:val="Heading 8"/>
-    <w:basedOn w:val="1576"/>
-    <w:next w:val="1576"/>
-    <w:link w:val="1595"/>
+    <w:basedOn w:val="1586"/>
+    <w:next w:val="1586"/>
+    <w:link w:val="1605"/>
     <w:uiPriority w:val="9"/>
     <w:unhideWhenUsed/>
     <w:qFormat/>
@@ -70195,11 +70237,11 @@
       <w:color w:val="272727" w:themeColor="text1" w:themeTint="D8"/>
     </w:rPr>
   </w:style>
-  <w:style w:type="paragraph" w:styleId="1585">
+  <w:style w:type="paragraph" w:styleId="1595">
     <w:name w:val="Heading 9"/>
-    <w:basedOn w:val="1576"/>
-    <w:next w:val="1576"/>
-    <w:link w:val="1596"/>
+    <w:basedOn w:val="1586"/>
+    <w:next w:val="1586"/>
+    <w:link w:val="1606"/>
     <w:uiPriority w:val="9"/>
     <w:unhideWhenUsed/>
     <w:qFormat/>
@@ -70218,7 +70260,7 @@
       <w:color w:val="272727" w:themeColor="text1" w:themeTint="D8"/>
     </w:rPr>
   </w:style>
-  <w:style w:type="character" w:styleId="1586" w:default="1">
+  <w:style w:type="character" w:styleId="1596" w:default="1">
     <w:name w:val="Default Paragraph Font"/>
     <w:uiPriority w:val="1"/>
     <w:semiHidden/>
@@ -70229,7 +70271,7 @@
       <w:ind/>
     </w:pPr>
   </w:style>
-  <w:style w:type="numbering" w:styleId="1587" w:default="1">
+  <w:style w:type="numbering" w:styleId="1597" w:default="1">
     <w:name w:val="No List"/>
     <w:uiPriority w:val="99"/>
     <w:semiHidden/>
@@ -70240,10 +70282,10 @@
       <w:ind/>
     </w:pPr>
   </w:style>
-  <w:style w:type="character" w:styleId="1588">
+  <w:style w:type="character" w:styleId="1598">
     <w:name w:val="Heading 1 Char"/>
-    <w:basedOn w:val="1586"/>
-    <w:link w:val="1577"/>
+    <w:basedOn w:val="1596"/>
+    <w:link w:val="1587"/>
     <w:uiPriority w:val="9"/>
     <w:pPr>
       <w:pBdr/>
@@ -70257,10 +70299,10 @@
       <w:szCs w:val="40"/>
     </w:rPr>
   </w:style>
-  <w:style w:type="character" w:styleId="1589">
+  <w:style w:type="character" w:styleId="1599">
     <w:name w:val="Heading 2 Char"/>
-    <w:basedOn w:val="1586"/>
-    <w:link w:val="1578"/>
+    <w:basedOn w:val="1596"/>
+    <w:link w:val="1588"/>
     <w:uiPriority w:val="9"/>
     <w:pPr>
       <w:pBdr/>
@@ -70274,10 +70316,10 @@
       <w:szCs w:val="32"/>
     </w:rPr>
   </w:style>
-  <w:style w:type="character" w:styleId="1590">
+  <w:style w:type="character" w:styleId="1600">
     <w:name w:val="Heading 3 Char"/>
-    <w:basedOn w:val="1586"/>
-    <w:link w:val="1579"/>
+    <w:basedOn w:val="1596"/>
+    <w:link w:val="1589"/>
     <w:uiPriority w:val="9"/>
     <w:pPr>
       <w:pBdr/>
@@ -70291,10 +70333,10 @@
       <w:szCs w:val="28"/>
     </w:rPr>
   </w:style>
-  <w:style w:type="character" w:styleId="1591">
+  <w:style w:type="character" w:styleId="1601">
     <w:name w:val="Heading 4 Char"/>
-    <w:basedOn w:val="1586"/>
-    <w:link w:val="1580"/>
+    <w:basedOn w:val="1596"/>
+    <w:link w:val="1590"/>
     <w:uiPriority w:val="9"/>
     <w:pPr>
       <w:pBdr/>
@@ -70308,10 +70350,10 @@
       <w:color w:val="0f4761" w:themeColor="accent1" w:themeShade="BF"/>
     </w:rPr>
   </w:style>
-  <w:style w:type="character" w:styleId="1592">
+  <w:style w:type="character" w:styleId="1602">
     <w:name w:val="Heading 5 Char"/>
-    <w:basedOn w:val="1586"/>
-    <w:link w:val="1581"/>
+    <w:basedOn w:val="1596"/>
+    <w:link w:val="1591"/>
     <w:uiPriority w:val="9"/>
     <w:pPr>
       <w:pBdr/>
@@ -70323,10 +70365,10 @@
       <w:color w:val="0f4761" w:themeColor="accent1" w:themeShade="BF"/>
     </w:rPr>
   </w:style>
-  <w:style w:type="character" w:styleId="1593">
+  <w:style w:type="character" w:styleId="1603">
     <w:name w:val="Heading 6 Char"/>
-    <w:basedOn w:val="1586"/>
-    <w:link w:val="1582"/>
+    <w:basedOn w:val="1596"/>
+    <w:link w:val="1592"/>
     <w:uiPriority w:val="9"/>
     <w:pPr>
       <w:pBdr/>
@@ -70340,10 +70382,10 @@
       <w:color w:val="595959" w:themeColor="text1" w:themeTint="A6"/>
     </w:rPr>
   </w:style>
-  <w:style w:type="character" w:styleId="1594">
+  <w:style w:type="character" w:styleId="1604">
     <w:name w:val="Heading 7 Char"/>
-    <w:basedOn w:val="1586"/>
-    <w:link w:val="1583"/>
+    <w:basedOn w:val="1596"/>
+    <w:link w:val="1593"/>
     <w:uiPriority w:val="9"/>
     <w:pPr>
       <w:pBdr/>
@@ -70355,10 +70397,10 @@
       <w:color w:val="595959" w:themeColor="text1" w:themeTint="A6"/>
     </w:rPr>
   </w:style>
-  <w:style w:type="character" w:styleId="1595">
+  <w:style w:type="character" w:styleId="1605">
     <w:name w:val="Heading 8 Char"/>
-    <w:basedOn w:val="1586"/>
-    <w:link w:val="1584"/>
+    <w:basedOn w:val="1596"/>
+    <w:link w:val="1594"/>
     <w:uiPriority w:val="9"/>
     <w:pPr>
       <w:pBdr/>
@@ -70372,10 +70414,10 @@
       <w:color w:val="272727" w:themeColor="text1" w:themeTint="D8"/>
     </w:rPr>
   </w:style>
-  <w:style w:type="character" w:styleId="1596">
+  <w:style w:type="character" w:styleId="1606">
     <w:name w:val="Heading 9 Char"/>
-    <w:basedOn w:val="1586"/>
-    <w:link w:val="1585"/>
+    <w:basedOn w:val="1596"/>
+    <w:link w:val="1595"/>
     <w:uiPriority w:val="9"/>
     <w:pPr>
       <w:pBdr/>
@@ -70389,11 +70431,11 @@
       <w:color w:val="272727" w:themeColor="text1" w:themeTint="D8"/>
     </w:rPr>
   </w:style>
-  <w:style w:type="paragraph" w:styleId="1597">
+  <w:style w:type="paragraph" w:styleId="1607">
     <w:name w:val="Title"/>
-    <w:basedOn w:val="1576"/>
-    <w:next w:val="1576"/>
-    <w:link w:val="1598"/>
+    <w:basedOn w:val="1586"/>
+    <w:next w:val="1586"/>
+    <w:link w:val="1608"/>
     <w:uiPriority w:val="10"/>
     <w:qFormat/>
     <w:pPr>
@@ -70409,10 +70451,10 @@
       <w:szCs w:val="56"/>
     </w:rPr>
   </w:style>
-  <w:style w:type="character" w:styleId="1598">
+  <w:style w:type="character" w:styleId="1608">
     <w:name w:val="Title Char"/>
-    <w:basedOn w:val="1586"/>
-    <w:link w:val="1597"/>
+    <w:basedOn w:val="1596"/>
+    <w:link w:val="1607"/>
     <w:uiPriority w:val="10"/>
     <w:pPr>
       <w:pBdr/>
@@ -70426,11 +70468,11 @@
       <w:szCs w:val="56"/>
     </w:rPr>
   </w:style>
-  <w:style w:type="paragraph" w:styleId="1599">
+  <w:style w:type="paragraph" w:styleId="1609">
     <w:name w:val="Subtitle"/>
-    <w:basedOn w:val="1576"/>
-    <w:next w:val="1576"/>
-    <w:link w:val="1600"/>
+    <w:basedOn w:val="1586"/>
+    <w:next w:val="1586"/>
+    <w:link w:val="1610"/>
     <w:uiPriority w:val="11"/>
     <w:qFormat/>
     <w:pPr>
@@ -70448,10 +70490,10 @@
       <w:szCs w:val="28"/>
     </w:rPr>
   </w:style>
-  <w:style w:type="character" w:styleId="1600">
+  <w:style w:type="character" w:styleId="1610">
     <w:name w:val="Subtitle Char"/>
-    <w:basedOn w:val="1586"/>
-    <w:link w:val="1599"/>
+    <w:basedOn w:val="1596"/>
+    <w:link w:val="1609"/>
     <w:uiPriority w:val="11"/>
     <w:pPr>
       <w:pBdr/>
@@ -70465,11 +70507,11 @@
       <w:szCs w:val="28"/>
     </w:rPr>
   </w:style>
-  <w:style w:type="paragraph" w:styleId="1601">
+  <w:style w:type="paragraph" w:styleId="1611">
     <w:name w:val="Quote"/>
-    <w:basedOn w:val="1576"/>
-    <w:next w:val="1576"/>
-    <w:link w:val="1602"/>
+    <w:basedOn w:val="1586"/>
+    <w:next w:val="1586"/>
+    <w:link w:val="1612"/>
     <w:uiPriority w:val="29"/>
     <w:qFormat/>
     <w:pPr>
@@ -70484,10 +70526,10 @@
       <w:color w:val="404040" w:themeColor="text1" w:themeTint="BF"/>
     </w:rPr>
   </w:style>
-  <w:style w:type="character" w:styleId="1602">
+  <w:style w:type="character" w:styleId="1612">
     <w:name w:val="Quote Char"/>
-    <w:basedOn w:val="1586"/>
-    <w:link w:val="1601"/>
+    <w:basedOn w:val="1596"/>
+    <w:link w:val="1611"/>
     <w:uiPriority w:val="29"/>
     <w:pPr>
       <w:pBdr/>
@@ -70500,9 +70542,9 @@
       <w:color w:val="404040" w:themeColor="text1" w:themeTint="BF"/>
     </w:rPr>
   </w:style>
-  <w:style w:type="paragraph" w:styleId="1603">
+  <w:style w:type="paragraph" w:styleId="1613">
     <w:name w:val="List Paragraph"/>
-    <w:basedOn w:val="1576"/>
+    <w:basedOn w:val="1586"/>
     <w:uiPriority w:val="34"/>
     <w:qFormat/>
     <w:pPr>
@@ -70512,9 +70554,9 @@
       <w:contextualSpacing w:val="true"/>
     </w:pPr>
   </w:style>
-  <w:style w:type="character" w:styleId="1604">
+  <w:style w:type="character" w:styleId="1614">
     <w:name w:val="Intense Emphasis"/>
-    <w:basedOn w:val="1586"/>
+    <w:basedOn w:val="1596"/>
     <w:uiPriority w:val="21"/>
     <w:qFormat/>
     <w:pPr>
@@ -70528,11 +70570,11 @@
       <w:color w:val="0f4761" w:themeColor="accent1" w:themeShade="BF"/>
     </w:rPr>
   </w:style>
-  <w:style w:type="paragraph" w:styleId="1605">
+  <w:style w:type="paragraph" w:styleId="1615">
     <w:name w:val="Intense Quote"/>
-    <w:basedOn w:val="1576"/>
-    <w:next w:val="1576"/>
-    <w:link w:val="1606"/>
+    <w:basedOn w:val="1586"/>
+    <w:next w:val="1586"/>
+    <w:link w:val="1616"/>
     <w:uiPriority w:val="30"/>
     <w:qFormat/>
     <w:pPr>
@@ -70550,10 +70592,10 @@
       <w:color w:val="0f4761" w:themeColor="accent1" w:themeShade="BF"/>
     </w:rPr>
   </w:style>
-  <w:style w:type="character" w:styleId="1606">
+  <w:style w:type="character" w:styleId="1616">
     <w:name w:val="Intense Quote Char"/>
-    <w:basedOn w:val="1586"/>
-    <w:link w:val="1605"/>
+    <w:basedOn w:val="1596"/>
+    <w:link w:val="1615"/>
     <w:uiPriority w:val="30"/>
     <w:pPr>
       <w:pBdr/>
@@ -70566,9 +70608,9 @@
       <w:color w:val="0f4761" w:themeColor="accent1" w:themeShade="BF"/>
     </w:rPr>
   </w:style>
-  <w:style w:type="character" w:styleId="1607">
+  <w:style w:type="character" w:styleId="1617">
     <w:name w:val="Intense Reference"/>
-    <w:basedOn w:val="1586"/>
+    <w:basedOn w:val="1596"/>
     <w:uiPriority w:val="32"/>
     <w:qFormat/>
     <w:pPr>
@@ -70584,9 +70626,9 @@
       <w:spacing w:val="5"/>
     </w:rPr>
   </w:style>
-  <w:style w:type="paragraph" w:styleId="1608">
+  <w:style w:type="paragraph" w:styleId="1618">
     <w:name w:val="No Spacing"/>
-    <w:basedOn w:val="1576"/>
+    <w:basedOn w:val="1586"/>
     <w:uiPriority w:val="1"/>
     <w:qFormat/>
     <w:pPr>
@@ -70595,9 +70637,9 @@
       <w:ind/>
     </w:pPr>
   </w:style>
-  <w:style w:type="character" w:styleId="1609">
+  <w:style w:type="character" w:styleId="1619">
     <w:name w:val="Subtle Emphasis"/>
-    <w:basedOn w:val="1586"/>
+    <w:basedOn w:val="1596"/>
     <w:uiPriority w:val="19"/>
     <w:qFormat/>
     <w:pPr>
@@ -70611,9 +70653,9 @@
       <w:color w:val="404040" w:themeColor="text1" w:themeTint="BF"/>
     </w:rPr>
   </w:style>
-  <w:style w:type="character" w:styleId="1610">
+  <w:style w:type="character" w:styleId="1620">
     <w:name w:val="Emphasis"/>
-    <w:basedOn w:val="1586"/>
+    <w:basedOn w:val="1596"/>
     <w:uiPriority w:val="20"/>
     <w:qFormat/>
     <w:pPr>
@@ -70626,9 +70668,9 @@
       <w:iCs/>
     </w:rPr>
   </w:style>
-  <w:style w:type="character" w:styleId="1611">
+  <w:style w:type="character" w:styleId="1621">
     <w:name w:val="Strong"/>
-    <w:basedOn w:val="1586"/>
+    <w:basedOn w:val="1596"/>
     <w:uiPriority w:val="22"/>
     <w:qFormat/>
     <w:pPr>
@@ -70641,9 +70683,9 @@
       <w:bCs/>
     </w:rPr>
   </w:style>
-  <w:style w:type="character" w:styleId="1612">
+  <w:style w:type="character" w:styleId="1622">
     <w:name w:val="Subtle Reference"/>
-    <w:basedOn w:val="1586"/>
+    <w:basedOn w:val="1596"/>
     <w:uiPriority w:val="31"/>
     <w:qFormat/>
     <w:pPr>
@@ -70656,9 +70698,9 @@
       <w:color w:val="5a5a5a" w:themeColor="text1" w:themeTint="A5"/>
     </w:rPr>
   </w:style>
-  <w:style w:type="character" w:styleId="1613">
+  <w:style w:type="character" w:styleId="1623">
     <w:name w:val="Book Title"/>
-    <w:basedOn w:val="1586"/>
+    <w:basedOn w:val="1596"/>
     <w:uiPriority w:val="33"/>
     <w:qFormat/>
     <w:pPr>
@@ -70674,10 +70716,10 @@
       <w:spacing w:val="5"/>
     </w:rPr>
   </w:style>
-  <w:style w:type="paragraph" w:styleId="1614">
+  <w:style w:type="paragraph" w:styleId="1624">
     <w:name w:val="Header"/>
-    <w:basedOn w:val="1576"/>
-    <w:link w:val="1615"/>
+    <w:basedOn w:val="1586"/>
+    <w:link w:val="1625"/>
     <w:uiPriority w:val="99"/>
     <w:unhideWhenUsed/>
     <w:pPr>
@@ -70690,10 +70732,10 @@
       <w:ind/>
     </w:pPr>
   </w:style>
-  <w:style w:type="character" w:styleId="1615">
+  <w:style w:type="character" w:styleId="1625">
     <w:name w:val="Header Char"/>
-    <w:basedOn w:val="1586"/>
-    <w:link w:val="1614"/>
+    <w:basedOn w:val="1596"/>
+    <w:link w:val="1624"/>
     <w:uiPriority w:val="99"/>
     <w:pPr>
       <w:pBdr/>
@@ -70701,10 +70743,10 @@
       <w:ind/>
     </w:pPr>
   </w:style>
-  <w:style w:type="paragraph" w:styleId="1616">
+  <w:style w:type="paragraph" w:styleId="1626">
     <w:name w:val="Footer"/>
-    <w:basedOn w:val="1576"/>
-    <w:link w:val="1617"/>
+    <w:basedOn w:val="1586"/>
+    <w:link w:val="1627"/>
     <w:uiPriority w:val="99"/>
     <w:unhideWhenUsed/>
     <w:pPr>
@@ -70717,10 +70759,10 @@
       <w:ind/>
     </w:pPr>
   </w:style>
-  <w:style w:type="character" w:styleId="1617">
+  <w:style w:type="character" w:styleId="1627">
     <w:name w:val="Footer Char"/>
-    <w:basedOn w:val="1586"/>
-    <w:link w:val="1616"/>
+    <w:basedOn w:val="1596"/>
+    <w:link w:val="1626"/>
     <w:uiPriority w:val="99"/>
     <w:pPr>
       <w:pBdr/>
@@ -70728,10 +70770,10 @@
       <w:ind/>
     </w:pPr>
   </w:style>
-  <w:style w:type="paragraph" w:styleId="1618">
+  <w:style w:type="paragraph" w:styleId="1628">
     <w:name w:val="Caption"/>
-    <w:basedOn w:val="1576"/>
-    <w:next w:val="1576"/>
+    <w:basedOn w:val="1586"/>
+    <w:next w:val="1586"/>
     <w:uiPriority w:val="35"/>
     <w:unhideWhenUsed/>
     <w:qFormat/>
@@ -70748,10 +70790,10 @@
       <w:szCs w:val="18"/>
     </w:rPr>
   </w:style>
-  <w:style w:type="paragraph" w:styleId="1619">
+  <w:style w:type="paragraph" w:styleId="1629">
     <w:name w:val="footnote text"/>
-    <w:basedOn w:val="1576"/>
-    <w:link w:val="1620"/>
+    <w:basedOn w:val="1586"/>
+    <w:link w:val="1630"/>
     <w:uiPriority w:val="99"/>
     <w:semiHidden/>
     <w:unhideWhenUsed/>
@@ -70765,10 +70807,10 @@
       <w:szCs w:val="20"/>
     </w:rPr>
   </w:style>
-  <w:style w:type="character" w:styleId="1620">
+  <w:style w:type="character" w:styleId="1630">
     <w:name w:val="Footnote Text Char"/>
-    <w:basedOn w:val="1586"/>
-    <w:link w:val="1619"/>
+    <w:basedOn w:val="1596"/>
+    <w:link w:val="1629"/>
     <w:uiPriority w:val="99"/>
     <w:semiHidden/>
     <w:pPr>
@@ -70781,9 +70823,9 @@
       <w:szCs w:val="20"/>
     </w:rPr>
   </w:style>
-  <w:style w:type="character" w:styleId="1621">
+  <w:style w:type="character" w:styleId="1631">
     <w:name w:val="footnote reference"/>
-    <w:basedOn w:val="1586"/>
+    <w:basedOn w:val="1596"/>
     <w:uiPriority w:val="99"/>
     <w:semiHidden/>
     <w:unhideWhenUsed/>
@@ -70796,10 +70838,10 @@
       <w:vertAlign w:val="superscript"/>
     </w:rPr>
   </w:style>
-  <w:style w:type="paragraph" w:styleId="1622">
+  <w:style w:type="paragraph" w:styleId="1632">
     <w:name w:val="endnote text"/>
-    <w:basedOn w:val="1576"/>
-    <w:link w:val="1623"/>
+    <w:basedOn w:val="1586"/>
+    <w:link w:val="1633"/>
     <w:uiPriority w:val="99"/>
     <w:semiHidden/>
     <w:unhideWhenUsed/>
@@ -70813,10 +70855,10 @@
       <w:szCs w:val="20"/>
     </w:rPr>
   </w:style>
-  <w:style w:type="character" w:styleId="1623">
+  <w:style w:type="character" w:styleId="1633">
     <w:name w:val="Endnote Text Char"/>
-    <w:basedOn w:val="1586"/>
-    <w:link w:val="1622"/>
+    <w:basedOn w:val="1596"/>
+    <w:link w:val="1632"/>
     <w:uiPriority w:val="99"/>
     <w:semiHidden/>
     <w:pPr>
@@ -70829,9 +70871,9 @@
       <w:szCs w:val="20"/>
     </w:rPr>
   </w:style>
-  <w:style w:type="character" w:styleId="1624">
+  <w:style w:type="character" w:styleId="1634">
     <w:name w:val="endnote reference"/>
-    <w:basedOn w:val="1586"/>
+    <w:basedOn w:val="1596"/>
     <w:uiPriority w:val="99"/>
     <w:semiHidden/>
     <w:unhideWhenUsed/>
@@ -70844,9 +70886,9 @@
       <w:vertAlign w:val="superscript"/>
     </w:rPr>
   </w:style>
-  <w:style w:type="character" w:styleId="1625">
+  <w:style w:type="character" w:styleId="1635">
     <w:name w:val="Hyperlink"/>
-    <w:basedOn w:val="1586"/>
+    <w:basedOn w:val="1596"/>
     <w:uiPriority w:val="99"/>
     <w:unhideWhenUsed/>
     <w:pPr>
@@ -70859,9 +70901,9 @@
       <w:u w:val="single"/>
     </w:rPr>
   </w:style>
-  <w:style w:type="character" w:styleId="1626">
+  <w:style w:type="character" w:styleId="1636">
     <w:name w:val="FollowedHyperlink"/>
-    <w:basedOn w:val="1586"/>
+    <w:basedOn w:val="1596"/>
     <w:uiPriority w:val="99"/>
     <w:semiHidden/>
     <w:unhideWhenUsed/>
@@ -70875,10 +70917,10 @@
       <w:u w:val="single"/>
     </w:rPr>
   </w:style>
-  <w:style w:type="paragraph" w:styleId="1627">
+  <w:style w:type="paragraph" w:styleId="1637">
     <w:name w:val="toc 1"/>
-    <w:basedOn w:val="1576"/>
-    <w:next w:val="1576"/>
+    <w:basedOn w:val="1586"/>
+    <w:next w:val="1586"/>
     <w:uiPriority w:val="39"/>
     <w:unhideWhenUsed/>
     <w:pPr>
@@ -70887,10 +70929,10 @@
       <w:ind/>
     </w:pPr>
   </w:style>
-  <w:style w:type="paragraph" w:styleId="1628">
+  <w:style w:type="paragraph" w:styleId="1638">
     <w:name w:val="toc 2"/>
-    <w:basedOn w:val="1576"/>
-    <w:next w:val="1576"/>
+    <w:basedOn w:val="1586"/>
+    <w:next w:val="1586"/>
     <w:uiPriority w:val="39"/>
     <w:unhideWhenUsed/>
     <w:pPr>
@@ -70899,10 +70941,10 @@
       <w:ind w:left="220"/>
     </w:pPr>
   </w:style>
-  <w:style w:type="paragraph" w:styleId="1629">
+  <w:style w:type="paragraph" w:styleId="1639">
     <w:name w:val="toc 3"/>
-    <w:basedOn w:val="1576"/>
-    <w:next w:val="1576"/>
+    <w:basedOn w:val="1586"/>
+    <w:next w:val="1586"/>
     <w:uiPriority w:val="39"/>
     <w:unhideWhenUsed/>
     <w:pPr>
@@ -70911,10 +70953,10 @@
       <w:ind w:left="440"/>
     </w:pPr>
   </w:style>
-  <w:style w:type="paragraph" w:styleId="1630">
+  <w:style w:type="paragraph" w:styleId="1640">
     <w:name w:val="toc 4"/>
-    <w:basedOn w:val="1576"/>
-    <w:next w:val="1576"/>
+    <w:basedOn w:val="1586"/>
+    <w:next w:val="1586"/>
     <w:uiPriority w:val="39"/>
     <w:unhideWhenUsed/>
     <w:pPr>
@@ -70923,10 +70965,10 @@
       <w:ind w:left="660"/>
     </w:pPr>
   </w:style>
-  <w:style w:type="paragraph" w:styleId="1631">
+  <w:style w:type="paragraph" w:styleId="1641">
     <w:name w:val="toc 5"/>
-    <w:basedOn w:val="1576"/>
-    <w:next w:val="1576"/>
+    <w:basedOn w:val="1586"/>
+    <w:next w:val="1586"/>
     <w:uiPriority w:val="39"/>
     <w:unhideWhenUsed/>
     <w:pPr>
@@ -70935,10 +70977,10 @@
       <w:ind w:left="880"/>
     </w:pPr>
   </w:style>
-  <w:style w:type="paragraph" w:styleId="1632">
+  <w:style w:type="paragraph" w:styleId="1642">
     <w:name w:val="toc 6"/>
-    <w:basedOn w:val="1576"/>
-    <w:next w:val="1576"/>
+    <w:basedOn w:val="1586"/>
+    <w:next w:val="1586"/>
     <w:uiPriority w:val="39"/>
     <w:unhideWhenUsed/>
     <w:pPr>
@@ -70947,10 +70989,10 @@
       <w:ind w:left="1100"/>
     </w:pPr>
   </w:style>
-  <w:style w:type="paragraph" w:styleId="1633">
+  <w:style w:type="paragraph" w:styleId="1643">
     <w:name w:val="toc 7"/>
-    <w:basedOn w:val="1576"/>
-    <w:next w:val="1576"/>
+    <w:basedOn w:val="1586"/>
+    <w:next w:val="1586"/>
     <w:uiPriority w:val="39"/>
     <w:unhideWhenUsed/>
     <w:pPr>
@@ -70959,10 +71001,10 @@
       <w:ind w:left="1320"/>
     </w:pPr>
   </w:style>
-  <w:style w:type="paragraph" w:styleId="1634">
+  <w:style w:type="paragraph" w:styleId="1644">
     <w:name w:val="toc 8"/>
-    <w:basedOn w:val="1576"/>
-    <w:next w:val="1576"/>
+    <w:basedOn w:val="1586"/>
+    <w:next w:val="1586"/>
     <w:uiPriority w:val="39"/>
     <w:unhideWhenUsed/>
     <w:pPr>
@@ -70971,10 +71013,10 @@
       <w:ind w:left="1540"/>
     </w:pPr>
   </w:style>
-  <w:style w:type="paragraph" w:styleId="1635">
+  <w:style w:type="paragraph" w:styleId="1645">
     <w:name w:val="toc 9"/>
-    <w:basedOn w:val="1576"/>
-    <w:next w:val="1576"/>
+    <w:basedOn w:val="1586"/>
+    <w:next w:val="1586"/>
     <w:uiPriority w:val="39"/>
     <w:unhideWhenUsed/>
     <w:pPr>
@@ -70983,7 +71025,7 @@
       <w:ind w:left="1760"/>
     </w:pPr>
   </w:style>
-  <w:style w:type="paragraph" w:styleId="1636">
+  <w:style w:type="paragraph" w:styleId="1646">
     <w:name w:val="TOC Heading"/>
     <w:uiPriority w:val="39"/>
     <w:unhideWhenUsed/>
@@ -70993,10 +71035,10 @@
       <w:ind/>
     </w:pPr>
   </w:style>
-  <w:style w:type="paragraph" w:styleId="1637">
+  <w:style w:type="paragraph" w:styleId="1647">
     <w:name w:val="table of figures"/>
-    <w:basedOn w:val="1576"/>
-    <w:next w:val="1576"/>
+    <w:basedOn w:val="1586"/>
+    <w:next w:val="1586"/>
     <w:uiPriority w:val="99"/>
     <w:unhideWhenUsed/>
     <w:pPr>
